--- a/Sprint Plan Documents(Word Format)/New Sprint Plan.docx
+++ b/Sprint Plan Documents(Word Format)/New Sprint Plan.docx
@@ -5,6 +5,8 @@
     <w:p>
       <w:pPr>
         <w:rPr>
+          <w:b/>
+          <w:bCs/>
           <w:sz w:val="28"/>
           <w:szCs w:val="28"/>
         </w:rPr>
@@ -16,23 +18,7 @@
           <w:sz w:val="28"/>
           <w:szCs w:val="28"/>
         </w:rPr>
-        <w:t xml:space="preserve">Sprint Plan:  </w:t>
-      </w:r>
-      <w:r>
-        <w:rPr>
-          <w:b/>
-          <w:bCs/>
-          <w:sz w:val="28"/>
-          <w:szCs w:val="28"/>
-        </w:rPr>
-        <w:br/>
-      </w:r>
-      <w:r>
-        <w:rPr>
-          <w:sz w:val="28"/>
-          <w:szCs w:val="28"/>
-        </w:rPr>
-        <w:t>Team members = 4</w:t>
+        <w:t>TEAM DETAILS</w:t>
       </w:r>
     </w:p>
     <w:p>
@@ -47,7 +33,15 @@
           <w:sz w:val="28"/>
           <w:szCs w:val="28"/>
         </w:rPr>
-        <w:t>Team velocity ≈ 30 story points / sprint</w:t>
+        <w:t>Team members = 4</w:t>
+      </w:r>
+      <w:r>
+        <w:rPr>
+          <w:sz w:val="28"/>
+          <w:szCs w:val="28"/>
+        </w:rPr>
+        <w:br/>
+        <w:t>Sprint capacity = 15–25 story points</w:t>
       </w:r>
     </w:p>
     <w:p>
@@ -66,7 +60,7 @@
           <w:sz w:val="28"/>
           <w:szCs w:val="28"/>
         </w:rPr>
-        <w:t>Release 1:</w:t>
+        <w:t>RELEASE 1 — MVP</w:t>
       </w:r>
     </w:p>
     <w:p>
@@ -85,17 +79,16 @@
           <w:sz w:val="28"/>
           <w:szCs w:val="28"/>
         </w:rPr>
-        <w:t>Goal for MVP:</w:t>
+        <w:t>Goal:</w:t>
       </w:r>
-      <w:r>
-        <w:rPr>
-          <w:b/>
-          <w:bCs/>
-          <w:sz w:val="28"/>
-          <w:szCs w:val="28"/>
-        </w:rPr>
-        <w:br/>
-      </w:r>
+    </w:p>
+    <w:p>
+      <w:pPr>
+        <w:rPr>
+          <w:sz w:val="28"/>
+          <w:szCs w:val="28"/>
+        </w:rPr>
+      </w:pPr>
       <w:r>
         <w:rPr>
           <w:sz w:val="28"/>
@@ -120,7 +113,7 @@
           <w:sz w:val="28"/>
           <w:szCs w:val="28"/>
         </w:rPr>
-        <w:t>Sprint 1 – User Access &amp; Movie Discovery</w:t>
+        <w:t>Workflow:</w:t>
       </w:r>
     </w:p>
     <w:p>
@@ -135,7 +128,7 @@
           <w:sz w:val="28"/>
           <w:szCs w:val="28"/>
         </w:rPr>
-        <w:t>Epics: Authentication, Movie Management, Search</w:t>
+        <w:t>Login → Search movie → Select city → Select theatre → Select showtime → Enter ticket count → Seat selection → Payment → Booking confirmation</w:t>
       </w:r>
     </w:p>
     <w:p>
@@ -154,7 +147,7 @@
           <w:sz w:val="28"/>
           <w:szCs w:val="28"/>
         </w:rPr>
-        <w:t>User Stories:</w:t>
+        <w:t>Sprint 1 – Authentication &amp; Movie Setup</w:t>
       </w:r>
     </w:p>
     <w:p>
@@ -173,1764 +166,26 @@
           <w:sz w:val="28"/>
           <w:szCs w:val="28"/>
         </w:rPr>
-        <w:t>EP01 – User Authentication</w:t>
+        <w:t>Epics: Authentication, Movie Management</w:t>
       </w:r>
     </w:p>
     <w:p>
       <w:pPr>
-        <w:numPr>
-          <w:ilvl w:val="0"/>
-          <w:numId w:val="26"/>
-        </w:numPr>
-        <w:rPr>
+        <w:rPr>
+          <w:b/>
+          <w:bCs/>
           <w:sz w:val="28"/>
           <w:szCs w:val="28"/>
         </w:rPr>
       </w:pPr>
       <w:r>
         <w:rPr>
-          <w:sz w:val="28"/>
-          <w:szCs w:val="28"/>
-        </w:rPr>
-        <w:t>UAUS001 Register account</w:t>
-      </w:r>
-    </w:p>
-    <w:p>
-      <w:pPr>
-        <w:numPr>
-          <w:ilvl w:val="0"/>
-          <w:numId w:val="26"/>
-        </w:numPr>
-        <w:rPr>
-          <w:sz w:val="28"/>
-          <w:szCs w:val="28"/>
-        </w:rPr>
-      </w:pPr>
-      <w:r>
-        <w:rPr>
-          <w:sz w:val="28"/>
-          <w:szCs w:val="28"/>
-        </w:rPr>
-        <w:t>UAUS002 Login</w:t>
-      </w:r>
-    </w:p>
-    <w:p>
-      <w:pPr>
-        <w:numPr>
-          <w:ilvl w:val="0"/>
-          <w:numId w:val="26"/>
-        </w:numPr>
-        <w:rPr>
-          <w:sz w:val="28"/>
-          <w:szCs w:val="28"/>
-        </w:rPr>
-      </w:pPr>
-      <w:r>
-        <w:rPr>
-          <w:sz w:val="28"/>
-          <w:szCs w:val="28"/>
-        </w:rPr>
-        <w:t>UAUS003 Guest access</w:t>
-      </w:r>
-    </w:p>
-    <w:p>
-      <w:pPr>
-        <w:numPr>
-          <w:ilvl w:val="0"/>
-          <w:numId w:val="26"/>
-        </w:numPr>
-        <w:rPr>
-          <w:sz w:val="28"/>
-          <w:szCs w:val="28"/>
-        </w:rPr>
-      </w:pPr>
-      <w:r>
-        <w:rPr>
-          <w:sz w:val="28"/>
-          <w:szCs w:val="28"/>
-        </w:rPr>
-        <w:t>UAUS004 Validate user</w:t>
-      </w:r>
-    </w:p>
-    <w:p>
-      <w:pPr>
-        <w:numPr>
-          <w:ilvl w:val="0"/>
-          <w:numId w:val="26"/>
-        </w:numPr>
-        <w:rPr>
-          <w:sz w:val="28"/>
-          <w:szCs w:val="28"/>
-        </w:rPr>
-      </w:pPr>
-      <w:r>
-        <w:rPr>
-          <w:sz w:val="28"/>
-          <w:szCs w:val="28"/>
-        </w:rPr>
-        <w:t>UAUS008 Logout</w:t>
-      </w:r>
-    </w:p>
-    <w:p>
-      <w:pPr>
-        <w:rPr>
-          <w:b/>
-          <w:bCs/>
-          <w:sz w:val="28"/>
-          <w:szCs w:val="28"/>
-        </w:rPr>
-      </w:pPr>
-      <w:r>
-        <w:rPr>
-          <w:b/>
-          <w:bCs/>
-          <w:sz w:val="28"/>
-          <w:szCs w:val="28"/>
-        </w:rPr>
-        <w:t>EP03 – Movie Management</w:t>
-      </w:r>
-    </w:p>
-    <w:p>
-      <w:pPr>
-        <w:numPr>
-          <w:ilvl w:val="0"/>
-          <w:numId w:val="27"/>
-        </w:numPr>
-        <w:rPr>
-          <w:sz w:val="28"/>
-          <w:szCs w:val="28"/>
-        </w:rPr>
-      </w:pPr>
-      <w:r>
-        <w:rPr>
-          <w:sz w:val="28"/>
-          <w:szCs w:val="28"/>
-        </w:rPr>
-        <w:t>MMUS001 Add movie</w:t>
-      </w:r>
-    </w:p>
-    <w:p>
-      <w:pPr>
-        <w:numPr>
-          <w:ilvl w:val="0"/>
-          <w:numId w:val="27"/>
-        </w:numPr>
-        <w:rPr>
-          <w:sz w:val="28"/>
-          <w:szCs w:val="28"/>
-        </w:rPr>
-      </w:pPr>
-      <w:r>
-        <w:rPr>
-          <w:sz w:val="28"/>
-          <w:szCs w:val="28"/>
-        </w:rPr>
-        <w:t>MMUS002 Enter movie details</w:t>
-      </w:r>
-    </w:p>
-    <w:p>
-      <w:pPr>
-        <w:numPr>
-          <w:ilvl w:val="0"/>
-          <w:numId w:val="27"/>
-        </w:numPr>
-        <w:rPr>
-          <w:sz w:val="28"/>
-          <w:szCs w:val="28"/>
-        </w:rPr>
-      </w:pPr>
-      <w:r>
-        <w:rPr>
-          <w:sz w:val="28"/>
-          <w:szCs w:val="28"/>
-        </w:rPr>
-        <w:t>MMUS007 View movie list</w:t>
-      </w:r>
-    </w:p>
-    <w:p>
-      <w:pPr>
-        <w:rPr>
-          <w:b/>
-          <w:bCs/>
-          <w:sz w:val="28"/>
-          <w:szCs w:val="28"/>
-        </w:rPr>
-      </w:pPr>
-      <w:r>
-        <w:rPr>
-          <w:b/>
-          <w:bCs/>
-          <w:sz w:val="28"/>
-          <w:szCs w:val="28"/>
-        </w:rPr>
-        <w:t>EP04 – Movie Search</w:t>
-      </w:r>
-    </w:p>
-    <w:p>
-      <w:pPr>
-        <w:numPr>
-          <w:ilvl w:val="0"/>
-          <w:numId w:val="28"/>
-        </w:numPr>
-        <w:rPr>
-          <w:sz w:val="28"/>
-          <w:szCs w:val="28"/>
-        </w:rPr>
-      </w:pPr>
-      <w:r>
-        <w:rPr>
-          <w:sz w:val="28"/>
-          <w:szCs w:val="28"/>
-        </w:rPr>
-        <w:t>MSUS001 Search by title</w:t>
-      </w:r>
-    </w:p>
-    <w:p>
-      <w:pPr>
-        <w:numPr>
-          <w:ilvl w:val="0"/>
-          <w:numId w:val="28"/>
-        </w:numPr>
-        <w:rPr>
-          <w:sz w:val="28"/>
-          <w:szCs w:val="28"/>
-        </w:rPr>
-      </w:pPr>
-      <w:r>
-        <w:rPr>
-          <w:sz w:val="28"/>
-          <w:szCs w:val="28"/>
-        </w:rPr>
-        <w:t>MSUS002 Search by language</w:t>
-      </w:r>
-    </w:p>
-    <w:p>
-      <w:pPr>
-        <w:rPr>
-          <w:b/>
-          <w:bCs/>
-          <w:sz w:val="28"/>
-          <w:szCs w:val="28"/>
-        </w:rPr>
-      </w:pPr>
-      <w:r>
-        <w:rPr>
-          <w:b/>
-          <w:bCs/>
-          <w:sz w:val="28"/>
-          <w:szCs w:val="28"/>
-        </w:rPr>
-        <w:t>EP05 – Show Selection</w:t>
-      </w:r>
-    </w:p>
-    <w:p>
-      <w:pPr>
-        <w:numPr>
-          <w:ilvl w:val="0"/>
-          <w:numId w:val="29"/>
-        </w:numPr>
-        <w:rPr>
-          <w:sz w:val="28"/>
-          <w:szCs w:val="28"/>
-        </w:rPr>
-      </w:pPr>
-      <w:r>
-        <w:rPr>
-          <w:sz w:val="28"/>
-          <w:szCs w:val="28"/>
-        </w:rPr>
-        <w:t>SUS001 Select city</w:t>
-      </w:r>
-    </w:p>
-    <w:p>
-      <w:pPr>
-        <w:numPr>
-          <w:ilvl w:val="0"/>
-          <w:numId w:val="29"/>
-        </w:numPr>
-        <w:rPr>
-          <w:sz w:val="28"/>
-          <w:szCs w:val="28"/>
-        </w:rPr>
-      </w:pPr>
-      <w:r>
-        <w:rPr>
-          <w:sz w:val="28"/>
-          <w:szCs w:val="28"/>
-        </w:rPr>
-        <w:t>SUS002 Select theatre</w:t>
-      </w:r>
-    </w:p>
-    <w:p>
-      <w:pPr>
-        <w:rPr>
-          <w:b/>
-          <w:bCs/>
-          <w:sz w:val="28"/>
-          <w:szCs w:val="28"/>
-        </w:rPr>
-      </w:pPr>
-      <w:r>
-        <w:rPr>
-          <w:b/>
-          <w:bCs/>
-          <w:sz w:val="28"/>
-          <w:szCs w:val="28"/>
-        </w:rPr>
-        <w:t xml:space="preserve">Estimated Capacity: </w:t>
-      </w:r>
-      <w:r>
-        <w:rPr>
-          <w:sz w:val="28"/>
-          <w:szCs w:val="28"/>
-        </w:rPr>
-        <w:t>28 story points</w:t>
-      </w:r>
-    </w:p>
-    <w:p>
-      <w:pPr>
-        <w:rPr>
-          <w:b/>
-          <w:bCs/>
-          <w:sz w:val="28"/>
-          <w:szCs w:val="28"/>
-        </w:rPr>
-      </w:pPr>
-      <w:r>
-        <w:rPr>
-          <w:b/>
-          <w:bCs/>
-          <w:sz w:val="28"/>
-          <w:szCs w:val="28"/>
-        </w:rPr>
-        <w:lastRenderedPageBreak/>
-        <w:t>Sprint 2 – Show Selection &amp; Seat Selection</w:t>
-      </w:r>
-    </w:p>
-    <w:p>
-      <w:pPr>
-        <w:rPr>
-          <w:sz w:val="28"/>
-          <w:szCs w:val="28"/>
-        </w:rPr>
-      </w:pPr>
-      <w:r>
-        <w:rPr>
-          <w:sz w:val="28"/>
-          <w:szCs w:val="28"/>
-        </w:rPr>
-        <w:t>Epics: Show Selection, Seat Selection</w:t>
-      </w:r>
-    </w:p>
-    <w:p>
-      <w:pPr>
-        <w:rPr>
-          <w:b/>
-          <w:bCs/>
-          <w:sz w:val="28"/>
-          <w:szCs w:val="28"/>
-        </w:rPr>
-      </w:pPr>
-      <w:r>
-        <w:rPr>
-          <w:b/>
-          <w:bCs/>
-          <w:sz w:val="28"/>
-          <w:szCs w:val="28"/>
-        </w:rPr>
-        <w:t>EP05 – Show Selection</w:t>
-      </w:r>
-    </w:p>
-    <w:p>
-      <w:pPr>
-        <w:numPr>
-          <w:ilvl w:val="0"/>
-          <w:numId w:val="30"/>
-        </w:numPr>
-        <w:rPr>
-          <w:sz w:val="28"/>
-          <w:szCs w:val="28"/>
-        </w:rPr>
-      </w:pPr>
-      <w:r>
-        <w:rPr>
-          <w:sz w:val="28"/>
-          <w:szCs w:val="28"/>
-        </w:rPr>
-        <w:t>SUS003 Select movie in theatre</w:t>
-      </w:r>
-    </w:p>
-    <w:p>
-      <w:pPr>
-        <w:numPr>
-          <w:ilvl w:val="0"/>
-          <w:numId w:val="30"/>
-        </w:numPr>
-        <w:rPr>
-          <w:sz w:val="28"/>
-          <w:szCs w:val="28"/>
-        </w:rPr>
-      </w:pPr>
-      <w:r>
-        <w:rPr>
-          <w:sz w:val="28"/>
-          <w:szCs w:val="28"/>
-        </w:rPr>
-        <w:t>SUS004 Select showtime</w:t>
-      </w:r>
-    </w:p>
-    <w:p>
-      <w:pPr>
-        <w:rPr>
-          <w:b/>
-          <w:bCs/>
-          <w:sz w:val="28"/>
-          <w:szCs w:val="28"/>
-        </w:rPr>
-      </w:pPr>
-      <w:r>
-        <w:rPr>
-          <w:b/>
-          <w:bCs/>
-          <w:sz w:val="28"/>
-          <w:szCs w:val="28"/>
-        </w:rPr>
-        <w:t>EP07 – Seat Selection</w:t>
-      </w:r>
-    </w:p>
-    <w:p>
-      <w:pPr>
-        <w:numPr>
-          <w:ilvl w:val="0"/>
-          <w:numId w:val="31"/>
-        </w:numPr>
-        <w:rPr>
-          <w:sz w:val="28"/>
-          <w:szCs w:val="28"/>
-        </w:rPr>
-      </w:pPr>
-      <w:r>
-        <w:rPr>
-          <w:sz w:val="28"/>
-          <w:szCs w:val="28"/>
-        </w:rPr>
-        <w:t>SSUS001 Seat layout</w:t>
-      </w:r>
-    </w:p>
-    <w:p>
-      <w:pPr>
-        <w:numPr>
-          <w:ilvl w:val="0"/>
-          <w:numId w:val="31"/>
-        </w:numPr>
-        <w:rPr>
-          <w:sz w:val="28"/>
-          <w:szCs w:val="28"/>
-        </w:rPr>
-      </w:pPr>
-      <w:r>
-        <w:rPr>
-          <w:sz w:val="28"/>
-          <w:szCs w:val="28"/>
-        </w:rPr>
-        <w:t>SSUS002 Available seats</w:t>
-      </w:r>
-    </w:p>
-    <w:p>
-      <w:pPr>
-        <w:numPr>
-          <w:ilvl w:val="0"/>
-          <w:numId w:val="31"/>
-        </w:numPr>
-        <w:rPr>
-          <w:sz w:val="28"/>
-          <w:szCs w:val="28"/>
-        </w:rPr>
-      </w:pPr>
-      <w:r>
-        <w:rPr>
-          <w:sz w:val="28"/>
-          <w:szCs w:val="28"/>
-        </w:rPr>
-        <w:t>SSUS003 Show booked seats</w:t>
-      </w:r>
-    </w:p>
-    <w:p>
-      <w:pPr>
-        <w:numPr>
-          <w:ilvl w:val="0"/>
-          <w:numId w:val="31"/>
-        </w:numPr>
-        <w:rPr>
-          <w:sz w:val="28"/>
-          <w:szCs w:val="28"/>
-        </w:rPr>
-      </w:pPr>
-      <w:r>
-        <w:rPr>
-          <w:sz w:val="28"/>
-          <w:szCs w:val="28"/>
-        </w:rPr>
-        <w:t>SSUS004 Select seat</w:t>
-      </w:r>
-    </w:p>
-    <w:p>
-      <w:pPr>
-        <w:numPr>
-          <w:ilvl w:val="0"/>
-          <w:numId w:val="31"/>
-        </w:numPr>
-        <w:rPr>
-          <w:sz w:val="28"/>
-          <w:szCs w:val="28"/>
-        </w:rPr>
-      </w:pPr>
-      <w:r>
-        <w:rPr>
-          <w:sz w:val="28"/>
-          <w:szCs w:val="28"/>
-        </w:rPr>
-        <w:t>SSUS005 Select multiple seats</w:t>
-      </w:r>
-    </w:p>
-    <w:p>
-      <w:pPr>
-        <w:numPr>
-          <w:ilvl w:val="0"/>
-          <w:numId w:val="31"/>
-        </w:numPr>
-        <w:rPr>
-          <w:sz w:val="28"/>
-          <w:szCs w:val="28"/>
-        </w:rPr>
-      </w:pPr>
-      <w:r>
-        <w:rPr>
-          <w:sz w:val="28"/>
-          <w:szCs w:val="28"/>
-        </w:rPr>
-        <w:t>SSUS009 Send seat details to booking</w:t>
-      </w:r>
-    </w:p>
-    <w:p>
-      <w:pPr>
-        <w:rPr>
-          <w:b/>
-          <w:bCs/>
-          <w:sz w:val="28"/>
-          <w:szCs w:val="28"/>
-        </w:rPr>
-      </w:pPr>
-      <w:r>
-        <w:rPr>
-          <w:b/>
-          <w:bCs/>
-          <w:sz w:val="28"/>
-          <w:szCs w:val="28"/>
-        </w:rPr>
-        <w:t>Estimated Capacity: 30 story points</w:t>
-      </w:r>
-    </w:p>
-    <w:p>
-      <w:pPr>
-        <w:rPr>
-          <w:b/>
-          <w:bCs/>
-          <w:sz w:val="28"/>
-          <w:szCs w:val="28"/>
-        </w:rPr>
-      </w:pPr>
-      <w:r>
-        <w:rPr>
-          <w:b/>
-          <w:bCs/>
-          <w:sz w:val="28"/>
-          <w:szCs w:val="28"/>
-        </w:rPr>
-        <w:t xml:space="preserve">Sprint 3 – Ticket Booking &amp; Payment </w:t>
-      </w:r>
-    </w:p>
-    <w:p>
-      <w:pPr>
-        <w:rPr>
-          <w:sz w:val="28"/>
-          <w:szCs w:val="28"/>
-        </w:rPr>
-      </w:pPr>
-      <w:r>
-        <w:rPr>
-          <w:sz w:val="28"/>
-          <w:szCs w:val="28"/>
-        </w:rPr>
-        <w:t>Epics: Booking, Payment</w:t>
-      </w:r>
-    </w:p>
-    <w:p>
-      <w:pPr>
-        <w:rPr>
-          <w:b/>
-          <w:bCs/>
-          <w:sz w:val="28"/>
-          <w:szCs w:val="28"/>
-        </w:rPr>
-      </w:pPr>
-      <w:r>
-        <w:rPr>
-          <w:b/>
-          <w:bCs/>
-          <w:sz w:val="28"/>
-          <w:szCs w:val="28"/>
-        </w:rPr>
-        <w:t>EP06 – Ticket Booking</w:t>
-      </w:r>
-    </w:p>
-    <w:p>
-      <w:pPr>
-        <w:numPr>
-          <w:ilvl w:val="0"/>
-          <w:numId w:val="32"/>
-        </w:numPr>
-        <w:rPr>
-          <w:sz w:val="28"/>
-          <w:szCs w:val="28"/>
-        </w:rPr>
-      </w:pPr>
-      <w:r>
-        <w:rPr>
-          <w:sz w:val="28"/>
-          <w:szCs w:val="28"/>
-        </w:rPr>
-        <w:t>TBUS001 Enter number of tickets</w:t>
-      </w:r>
-    </w:p>
-    <w:p>
-      <w:pPr>
-        <w:numPr>
-          <w:ilvl w:val="0"/>
-          <w:numId w:val="32"/>
-        </w:numPr>
-        <w:rPr>
-          <w:sz w:val="28"/>
-          <w:szCs w:val="28"/>
-        </w:rPr>
-      </w:pPr>
-      <w:r>
-        <w:rPr>
-          <w:sz w:val="28"/>
-          <w:szCs w:val="28"/>
-        </w:rPr>
-        <w:t>TBUS002 Validate ticket quantity</w:t>
-      </w:r>
-    </w:p>
-    <w:p>
-      <w:pPr>
-        <w:numPr>
-          <w:ilvl w:val="0"/>
-          <w:numId w:val="32"/>
-        </w:numPr>
-        <w:rPr>
-          <w:sz w:val="28"/>
-          <w:szCs w:val="28"/>
-        </w:rPr>
-      </w:pPr>
-      <w:r>
-        <w:rPr>
-          <w:sz w:val="28"/>
-          <w:szCs w:val="28"/>
-        </w:rPr>
-        <w:t>TBUS003 Validate seat selection</w:t>
-      </w:r>
-    </w:p>
-    <w:p>
-      <w:pPr>
-        <w:numPr>
-          <w:ilvl w:val="0"/>
-          <w:numId w:val="32"/>
-        </w:numPr>
-        <w:rPr>
-          <w:sz w:val="28"/>
-          <w:szCs w:val="28"/>
-        </w:rPr>
-      </w:pPr>
-      <w:r>
-        <w:rPr>
-          <w:sz w:val="28"/>
-          <w:szCs w:val="28"/>
-        </w:rPr>
-        <w:t>TBUS004 View booking details</w:t>
-      </w:r>
-    </w:p>
-    <w:p>
-      <w:pPr>
-        <w:numPr>
-          <w:ilvl w:val="0"/>
-          <w:numId w:val="32"/>
-        </w:numPr>
-        <w:rPr>
-          <w:sz w:val="28"/>
-          <w:szCs w:val="28"/>
-        </w:rPr>
-      </w:pPr>
-      <w:r>
-        <w:rPr>
-          <w:sz w:val="28"/>
-          <w:szCs w:val="28"/>
-        </w:rPr>
-        <w:t>TBUS005 Validate payment status</w:t>
-      </w:r>
-    </w:p>
-    <w:p>
-      <w:pPr>
-        <w:numPr>
-          <w:ilvl w:val="0"/>
-          <w:numId w:val="32"/>
-        </w:numPr>
-        <w:rPr>
-          <w:sz w:val="28"/>
-          <w:szCs w:val="28"/>
-        </w:rPr>
-      </w:pPr>
-      <w:r>
-        <w:rPr>
-          <w:sz w:val="28"/>
-          <w:szCs w:val="28"/>
-        </w:rPr>
-        <w:t>TBUS007 Update seat status</w:t>
-      </w:r>
-    </w:p>
-    <w:p>
-      <w:pPr>
-        <w:numPr>
-          <w:ilvl w:val="0"/>
-          <w:numId w:val="32"/>
-        </w:numPr>
-        <w:rPr>
-          <w:sz w:val="28"/>
-          <w:szCs w:val="28"/>
-        </w:rPr>
-      </w:pPr>
-      <w:r>
-        <w:rPr>
-          <w:sz w:val="28"/>
-          <w:szCs w:val="28"/>
-        </w:rPr>
-        <w:t>TBUS008 Confirm booking before payment</w:t>
-      </w:r>
-    </w:p>
-    <w:p>
-      <w:pPr>
-        <w:rPr>
-          <w:b/>
-          <w:bCs/>
-          <w:sz w:val="28"/>
-          <w:szCs w:val="28"/>
-        </w:rPr>
-      </w:pPr>
-      <w:r>
-        <w:rPr>
-          <w:b/>
-          <w:bCs/>
-          <w:sz w:val="28"/>
-          <w:szCs w:val="28"/>
-        </w:rPr>
-        <w:t>EP08 – Payment Processing</w:t>
-      </w:r>
-    </w:p>
-    <w:p>
-      <w:pPr>
-        <w:numPr>
-          <w:ilvl w:val="0"/>
-          <w:numId w:val="33"/>
-        </w:numPr>
-        <w:rPr>
-          <w:sz w:val="28"/>
-          <w:szCs w:val="28"/>
-        </w:rPr>
-      </w:pPr>
-      <w:r>
-        <w:rPr>
-          <w:sz w:val="28"/>
-          <w:szCs w:val="28"/>
-        </w:rPr>
-        <w:t>USPP001 Make payment</w:t>
-      </w:r>
-    </w:p>
-    <w:p>
-      <w:pPr>
-        <w:numPr>
-          <w:ilvl w:val="0"/>
-          <w:numId w:val="33"/>
-        </w:numPr>
-        <w:rPr>
-          <w:sz w:val="28"/>
-          <w:szCs w:val="28"/>
-        </w:rPr>
-      </w:pPr>
-      <w:r>
-        <w:rPr>
-          <w:sz w:val="28"/>
-          <w:szCs w:val="28"/>
-        </w:rPr>
-        <w:lastRenderedPageBreak/>
-        <w:t>USPP002 Card payment</w:t>
-      </w:r>
-    </w:p>
-    <w:p>
-      <w:pPr>
-        <w:numPr>
-          <w:ilvl w:val="0"/>
-          <w:numId w:val="33"/>
-        </w:numPr>
-        <w:rPr>
-          <w:sz w:val="28"/>
-          <w:szCs w:val="28"/>
-        </w:rPr>
-      </w:pPr>
-      <w:r>
-        <w:rPr>
-          <w:sz w:val="28"/>
-          <w:szCs w:val="28"/>
-        </w:rPr>
-        <w:t>USPP005 Payment confirmation</w:t>
-      </w:r>
-    </w:p>
-    <w:p>
-      <w:pPr>
-        <w:rPr>
-          <w:b/>
-          <w:bCs/>
-          <w:sz w:val="28"/>
-          <w:szCs w:val="28"/>
-        </w:rPr>
-      </w:pPr>
-      <w:r>
-        <w:rPr>
-          <w:b/>
-          <w:bCs/>
-          <w:sz w:val="28"/>
-          <w:szCs w:val="28"/>
-        </w:rPr>
-        <w:t>Estimated Capacity: ~30 story points</w:t>
-      </w:r>
-    </w:p>
-    <w:p>
-      <w:pPr>
-        <w:rPr>
-          <w:b/>
-          <w:bCs/>
-          <w:sz w:val="28"/>
-          <w:szCs w:val="28"/>
-        </w:rPr>
-      </w:pPr>
-      <w:r>
-        <w:rPr>
-          <w:b/>
-          <w:bCs/>
-          <w:sz w:val="28"/>
-          <w:szCs w:val="28"/>
-        </w:rPr>
-        <w:t>MVP Completed</w:t>
-      </w:r>
-    </w:p>
-    <w:p>
-      <w:pPr>
-        <w:rPr>
-          <w:sz w:val="28"/>
-          <w:szCs w:val="28"/>
-        </w:rPr>
-      </w:pPr>
-      <w:r>
-        <w:rPr>
-          <w:sz w:val="28"/>
-          <w:szCs w:val="28"/>
-        </w:rPr>
-        <w:t>User can:</w:t>
-      </w:r>
-    </w:p>
-    <w:p>
-      <w:pPr>
-        <w:numPr>
-          <w:ilvl w:val="0"/>
-          <w:numId w:val="34"/>
-        </w:numPr>
-        <w:rPr>
-          <w:sz w:val="28"/>
-          <w:szCs w:val="28"/>
-        </w:rPr>
-      </w:pPr>
-      <w:r>
-        <w:rPr>
-          <w:sz w:val="28"/>
-          <w:szCs w:val="28"/>
-        </w:rPr>
-        <w:t>Login</w:t>
-      </w:r>
-    </w:p>
-    <w:p>
-      <w:pPr>
-        <w:numPr>
-          <w:ilvl w:val="0"/>
-          <w:numId w:val="34"/>
-        </w:numPr>
-        <w:rPr>
-          <w:sz w:val="28"/>
-          <w:szCs w:val="28"/>
-        </w:rPr>
-      </w:pPr>
-      <w:r>
-        <w:rPr>
-          <w:sz w:val="28"/>
-          <w:szCs w:val="28"/>
-        </w:rPr>
-        <w:t>Search movie</w:t>
-      </w:r>
-    </w:p>
-    <w:p>
-      <w:pPr>
-        <w:numPr>
-          <w:ilvl w:val="0"/>
-          <w:numId w:val="34"/>
-        </w:numPr>
-        <w:rPr>
-          <w:sz w:val="28"/>
-          <w:szCs w:val="28"/>
-        </w:rPr>
-      </w:pPr>
-      <w:r>
-        <w:rPr>
-          <w:sz w:val="28"/>
-          <w:szCs w:val="28"/>
-        </w:rPr>
-        <w:t>Select show</w:t>
-      </w:r>
-    </w:p>
-    <w:p>
-      <w:pPr>
-        <w:numPr>
-          <w:ilvl w:val="0"/>
-          <w:numId w:val="34"/>
-        </w:numPr>
-        <w:rPr>
-          <w:sz w:val="28"/>
-          <w:szCs w:val="28"/>
-        </w:rPr>
-      </w:pPr>
-      <w:r>
-        <w:rPr>
-          <w:sz w:val="28"/>
-          <w:szCs w:val="28"/>
-        </w:rPr>
-        <w:t>Choose seats</w:t>
-      </w:r>
-    </w:p>
-    <w:p>
-      <w:pPr>
-        <w:numPr>
-          <w:ilvl w:val="0"/>
-          <w:numId w:val="34"/>
-        </w:numPr>
-        <w:rPr>
-          <w:sz w:val="28"/>
-          <w:szCs w:val="28"/>
-        </w:rPr>
-      </w:pPr>
-      <w:r>
-        <w:rPr>
-          <w:sz w:val="28"/>
-          <w:szCs w:val="28"/>
-        </w:rPr>
-        <w:t>Pay</w:t>
-      </w:r>
-    </w:p>
-    <w:p>
-      <w:pPr>
-        <w:numPr>
-          <w:ilvl w:val="0"/>
-          <w:numId w:val="34"/>
-        </w:numPr>
-        <w:rPr>
-          <w:sz w:val="28"/>
-          <w:szCs w:val="28"/>
-        </w:rPr>
-      </w:pPr>
-      <w:r>
-        <w:rPr>
-          <w:sz w:val="28"/>
-          <w:szCs w:val="28"/>
-        </w:rPr>
-        <w:t>Book ticket</w:t>
-      </w:r>
-    </w:p>
-    <w:p>
-      <w:pPr>
-        <w:rPr>
-          <w:b/>
-          <w:bCs/>
-          <w:sz w:val="28"/>
-          <w:szCs w:val="28"/>
-        </w:rPr>
-      </w:pPr>
-    </w:p>
-    <w:p>
-      <w:pPr>
-        <w:rPr>
-          <w:b/>
-          <w:bCs/>
-          <w:sz w:val="28"/>
-          <w:szCs w:val="28"/>
-        </w:rPr>
-      </w:pPr>
-      <w:r>
-        <w:rPr>
-          <w:b/>
-          <w:bCs/>
-          <w:sz w:val="28"/>
-          <w:szCs w:val="28"/>
-        </w:rPr>
-        <w:t>Release 2 – User Experience Improvements</w:t>
-      </w:r>
-    </w:p>
-    <w:p>
-      <w:pPr>
-        <w:rPr>
-          <w:b/>
-          <w:bCs/>
-          <w:sz w:val="28"/>
-          <w:szCs w:val="28"/>
-        </w:rPr>
-      </w:pPr>
-      <w:r>
-        <w:rPr>
-          <w:b/>
-          <w:bCs/>
-          <w:sz w:val="28"/>
-          <w:szCs w:val="28"/>
-        </w:rPr>
-        <w:t>Sprint 4</w:t>
-      </w:r>
-    </w:p>
-    <w:p>
-      <w:pPr>
-        <w:rPr>
-          <w:b/>
-          <w:bCs/>
-          <w:sz w:val="28"/>
-          <w:szCs w:val="28"/>
-        </w:rPr>
-      </w:pPr>
-      <w:r>
-        <w:rPr>
-          <w:b/>
-          <w:bCs/>
-          <w:sz w:val="28"/>
-          <w:szCs w:val="28"/>
-        </w:rPr>
-        <w:t>EP02 – User Management</w:t>
-      </w:r>
-    </w:p>
-    <w:p>
-      <w:pPr>
-        <w:numPr>
-          <w:ilvl w:val="0"/>
-          <w:numId w:val="35"/>
-        </w:numPr>
-        <w:rPr>
-          <w:sz w:val="28"/>
-          <w:szCs w:val="28"/>
-        </w:rPr>
-      </w:pPr>
-      <w:r>
-        <w:rPr>
-          <w:sz w:val="28"/>
-          <w:szCs w:val="28"/>
-        </w:rPr>
-        <w:t>UMUS003 View profile</w:t>
-      </w:r>
-    </w:p>
-    <w:p>
-      <w:pPr>
-        <w:numPr>
-          <w:ilvl w:val="0"/>
-          <w:numId w:val="35"/>
-        </w:numPr>
-        <w:rPr>
-          <w:sz w:val="28"/>
-          <w:szCs w:val="28"/>
-        </w:rPr>
-      </w:pPr>
-      <w:r>
-        <w:rPr>
-          <w:sz w:val="28"/>
-          <w:szCs w:val="28"/>
-        </w:rPr>
-        <w:t>UMUS004 Update profile</w:t>
-      </w:r>
-    </w:p>
-    <w:p>
-      <w:pPr>
-        <w:rPr>
-          <w:b/>
-          <w:bCs/>
-          <w:sz w:val="28"/>
-          <w:szCs w:val="28"/>
-        </w:rPr>
-      </w:pPr>
-      <w:r>
-        <w:rPr>
-          <w:b/>
-          <w:bCs/>
-          <w:sz w:val="28"/>
-          <w:szCs w:val="28"/>
-        </w:rPr>
-        <w:t>EP04 – Movie Search</w:t>
-      </w:r>
-    </w:p>
-    <w:p>
-      <w:pPr>
-        <w:numPr>
-          <w:ilvl w:val="0"/>
-          <w:numId w:val="36"/>
-        </w:numPr>
-        <w:rPr>
-          <w:sz w:val="28"/>
-          <w:szCs w:val="28"/>
-        </w:rPr>
-      </w:pPr>
-      <w:r>
-        <w:rPr>
-          <w:sz w:val="28"/>
-          <w:szCs w:val="28"/>
-        </w:rPr>
-        <w:t>MSUS003 Search by genre</w:t>
-      </w:r>
-    </w:p>
-    <w:p>
-      <w:pPr>
-        <w:numPr>
-          <w:ilvl w:val="0"/>
-          <w:numId w:val="36"/>
-        </w:numPr>
-        <w:rPr>
-          <w:sz w:val="28"/>
-          <w:szCs w:val="28"/>
-        </w:rPr>
-      </w:pPr>
-      <w:r>
-        <w:rPr>
-          <w:sz w:val="28"/>
-          <w:szCs w:val="28"/>
-        </w:rPr>
-        <w:t>MSUS004 Search by theatre</w:t>
-      </w:r>
-    </w:p>
-    <w:p>
-      <w:pPr>
-        <w:numPr>
-          <w:ilvl w:val="0"/>
-          <w:numId w:val="36"/>
-        </w:numPr>
-        <w:rPr>
-          <w:sz w:val="28"/>
-          <w:szCs w:val="28"/>
-        </w:rPr>
-      </w:pPr>
-      <w:r>
-        <w:rPr>
-          <w:sz w:val="28"/>
-          <w:szCs w:val="28"/>
-        </w:rPr>
-        <w:t>MSUS005 Search by city</w:t>
-      </w:r>
-    </w:p>
-    <w:p>
-      <w:pPr>
-        <w:rPr>
-          <w:b/>
-          <w:bCs/>
-          <w:sz w:val="28"/>
-          <w:szCs w:val="28"/>
-        </w:rPr>
-      </w:pPr>
-      <w:r>
-        <w:rPr>
-          <w:b/>
-          <w:bCs/>
-          <w:sz w:val="28"/>
-          <w:szCs w:val="28"/>
-        </w:rPr>
-        <w:t>EP07 – Seat Selection</w:t>
-      </w:r>
-    </w:p>
-    <w:p>
-      <w:pPr>
-        <w:numPr>
-          <w:ilvl w:val="0"/>
-          <w:numId w:val="37"/>
-        </w:numPr>
-        <w:rPr>
-          <w:sz w:val="28"/>
-          <w:szCs w:val="28"/>
-        </w:rPr>
-      </w:pPr>
-      <w:r>
-        <w:rPr>
-          <w:sz w:val="28"/>
-          <w:szCs w:val="28"/>
-        </w:rPr>
-        <w:t>SSUS006 View selected seats</w:t>
-      </w:r>
-    </w:p>
-    <w:p>
-      <w:pPr>
-        <w:numPr>
-          <w:ilvl w:val="0"/>
-          <w:numId w:val="37"/>
-        </w:numPr>
-        <w:rPr>
-          <w:sz w:val="28"/>
-          <w:szCs w:val="28"/>
-        </w:rPr>
-      </w:pPr>
-      <w:r>
-        <w:rPr>
-          <w:sz w:val="28"/>
-          <w:szCs w:val="28"/>
-        </w:rPr>
-        <w:t>SSUS007 Modify seat selection</w:t>
-      </w:r>
-    </w:p>
-    <w:p>
-      <w:pPr>
-        <w:numPr>
-          <w:ilvl w:val="0"/>
-          <w:numId w:val="37"/>
-        </w:numPr>
-        <w:rPr>
-          <w:sz w:val="28"/>
-          <w:szCs w:val="28"/>
-        </w:rPr>
-      </w:pPr>
-      <w:r>
-        <w:rPr>
-          <w:sz w:val="28"/>
-          <w:szCs w:val="28"/>
-        </w:rPr>
-        <w:t>SSUS008 Remove selected seats</w:t>
-      </w:r>
-    </w:p>
-    <w:p>
-      <w:pPr>
-        <w:rPr>
-          <w:b/>
-          <w:bCs/>
-          <w:sz w:val="28"/>
-          <w:szCs w:val="28"/>
-        </w:rPr>
-      </w:pPr>
-      <w:r>
-        <w:rPr>
-          <w:b/>
-          <w:bCs/>
-          <w:sz w:val="28"/>
-          <w:szCs w:val="28"/>
-        </w:rPr>
-        <w:lastRenderedPageBreak/>
-        <w:t>EP06 – Ticket Booking</w:t>
-      </w:r>
-    </w:p>
-    <w:p>
-      <w:pPr>
-        <w:numPr>
-          <w:ilvl w:val="0"/>
-          <w:numId w:val="38"/>
-        </w:numPr>
-        <w:rPr>
-          <w:sz w:val="28"/>
-          <w:szCs w:val="28"/>
-        </w:rPr>
-      </w:pPr>
-      <w:r>
-        <w:rPr>
-          <w:sz w:val="28"/>
-          <w:szCs w:val="28"/>
-        </w:rPr>
-        <w:t>TBUS006 View booking details</w:t>
-      </w:r>
-    </w:p>
-    <w:p>
-      <w:pPr>
-        <w:rPr>
-          <w:b/>
-          <w:bCs/>
-          <w:sz w:val="28"/>
-          <w:szCs w:val="28"/>
-        </w:rPr>
-      </w:pPr>
-      <w:r>
-        <w:rPr>
-          <w:b/>
-          <w:bCs/>
-          <w:sz w:val="28"/>
-          <w:szCs w:val="28"/>
-        </w:rPr>
-        <w:t>Release 3 – Cancellation &amp; Refund</w:t>
-      </w:r>
-    </w:p>
-    <w:p>
-      <w:pPr>
-        <w:rPr>
-          <w:b/>
-          <w:bCs/>
-          <w:sz w:val="28"/>
-          <w:szCs w:val="28"/>
-        </w:rPr>
-      </w:pPr>
-      <w:r>
-        <w:rPr>
-          <w:b/>
-          <w:bCs/>
-          <w:sz w:val="28"/>
-          <w:szCs w:val="28"/>
-        </w:rPr>
-        <w:t>Sprint 5</w:t>
-      </w:r>
-    </w:p>
-    <w:p>
-      <w:pPr>
-        <w:rPr>
-          <w:b/>
-          <w:bCs/>
-          <w:sz w:val="28"/>
-          <w:szCs w:val="28"/>
-        </w:rPr>
-      </w:pPr>
-      <w:r>
-        <w:rPr>
-          <w:b/>
-          <w:bCs/>
-          <w:sz w:val="28"/>
-          <w:szCs w:val="28"/>
-        </w:rPr>
-        <w:t>EP09 – Ticket Cancellation</w:t>
-      </w:r>
-    </w:p>
-    <w:p>
-      <w:pPr>
-        <w:numPr>
-          <w:ilvl w:val="0"/>
-          <w:numId w:val="39"/>
-        </w:numPr>
-        <w:rPr>
-          <w:sz w:val="28"/>
-          <w:szCs w:val="28"/>
-        </w:rPr>
-      </w:pPr>
-      <w:r>
-        <w:rPr>
-          <w:sz w:val="28"/>
-          <w:szCs w:val="28"/>
-        </w:rPr>
-        <w:t>TCUS001 Cancel ticket</w:t>
-      </w:r>
-    </w:p>
-    <w:p>
-      <w:pPr>
-        <w:numPr>
-          <w:ilvl w:val="0"/>
-          <w:numId w:val="39"/>
-        </w:numPr>
-        <w:rPr>
-          <w:sz w:val="28"/>
-          <w:szCs w:val="28"/>
-        </w:rPr>
-      </w:pPr>
-      <w:r>
-        <w:rPr>
-          <w:sz w:val="28"/>
-          <w:szCs w:val="28"/>
-        </w:rPr>
-        <w:t>TCUS002 Update seat availability</w:t>
-      </w:r>
-    </w:p>
-    <w:p>
-      <w:pPr>
-        <w:numPr>
-          <w:ilvl w:val="0"/>
-          <w:numId w:val="39"/>
-        </w:numPr>
-        <w:rPr>
-          <w:sz w:val="28"/>
-          <w:szCs w:val="28"/>
-        </w:rPr>
-      </w:pPr>
-      <w:r>
-        <w:rPr>
-          <w:sz w:val="28"/>
-          <w:szCs w:val="28"/>
-        </w:rPr>
-        <w:t>TCUS004 Cancellation confirmation</w:t>
-      </w:r>
-    </w:p>
-    <w:p>
-      <w:pPr>
-        <w:rPr>
-          <w:b/>
-          <w:bCs/>
-          <w:sz w:val="28"/>
-          <w:szCs w:val="28"/>
-        </w:rPr>
-      </w:pPr>
-      <w:r>
-        <w:rPr>
-          <w:b/>
-          <w:bCs/>
-          <w:sz w:val="28"/>
-          <w:szCs w:val="28"/>
-        </w:rPr>
-        <w:t>EP08 – Payment</w:t>
-      </w:r>
-    </w:p>
-    <w:p>
-      <w:pPr>
-        <w:numPr>
-          <w:ilvl w:val="0"/>
-          <w:numId w:val="40"/>
-        </w:numPr>
-        <w:rPr>
-          <w:sz w:val="28"/>
-          <w:szCs w:val="28"/>
-        </w:rPr>
-      </w:pPr>
-      <w:r>
-        <w:rPr>
-          <w:sz w:val="28"/>
-          <w:szCs w:val="28"/>
-        </w:rPr>
-        <w:t>USPP004 Cash payment</w:t>
-      </w:r>
-    </w:p>
-    <w:p>
-      <w:pPr>
-        <w:rPr>
-          <w:b/>
-          <w:bCs/>
-          <w:sz w:val="28"/>
-          <w:szCs w:val="28"/>
-        </w:rPr>
-      </w:pPr>
-      <w:r>
-        <w:rPr>
-          <w:b/>
-          <w:bCs/>
-          <w:sz w:val="28"/>
-          <w:szCs w:val="28"/>
-        </w:rPr>
-        <w:t>EP02 – User Management</w:t>
-      </w:r>
-    </w:p>
-    <w:p>
-      <w:pPr>
-        <w:numPr>
-          <w:ilvl w:val="0"/>
-          <w:numId w:val="41"/>
-        </w:numPr>
-        <w:rPr>
-          <w:sz w:val="28"/>
-          <w:szCs w:val="28"/>
-        </w:rPr>
-      </w:pPr>
-      <w:r>
-        <w:rPr>
-          <w:sz w:val="28"/>
-          <w:szCs w:val="28"/>
-        </w:rPr>
-        <w:t>UMUS006 Deactivate user</w:t>
-      </w:r>
-    </w:p>
-    <w:p>
-      <w:pPr>
-        <w:rPr>
-          <w:b/>
-          <w:bCs/>
-          <w:sz w:val="28"/>
-          <w:szCs w:val="28"/>
-        </w:rPr>
-      </w:pPr>
-      <w:r>
-        <w:rPr>
-          <w:b/>
-          <w:bCs/>
-          <w:sz w:val="28"/>
-          <w:szCs w:val="28"/>
-        </w:rPr>
-        <w:t>Sprint 6</w:t>
-      </w:r>
-    </w:p>
-    <w:p>
-      <w:pPr>
-        <w:rPr>
-          <w:b/>
-          <w:bCs/>
-          <w:sz w:val="28"/>
-          <w:szCs w:val="28"/>
-        </w:rPr>
-      </w:pPr>
-      <w:r>
-        <w:rPr>
-          <w:b/>
-          <w:bCs/>
-          <w:sz w:val="28"/>
-          <w:szCs w:val="28"/>
-        </w:rPr>
-        <w:t>EP09 – Ticket Cancellation</w:t>
-      </w:r>
-    </w:p>
-    <w:p>
-      <w:pPr>
-        <w:numPr>
-          <w:ilvl w:val="0"/>
-          <w:numId w:val="42"/>
-        </w:numPr>
-        <w:rPr>
-          <w:sz w:val="28"/>
-          <w:szCs w:val="28"/>
-        </w:rPr>
-      </w:pPr>
-      <w:r>
-        <w:rPr>
-          <w:sz w:val="28"/>
-          <w:szCs w:val="28"/>
-        </w:rPr>
-        <w:t>TCUS003 Officer cancel ticket</w:t>
-      </w:r>
-    </w:p>
-    <w:p>
-      <w:pPr>
-        <w:numPr>
-          <w:ilvl w:val="0"/>
-          <w:numId w:val="42"/>
-        </w:numPr>
-        <w:rPr>
-          <w:sz w:val="28"/>
-          <w:szCs w:val="28"/>
-        </w:rPr>
-      </w:pPr>
-      <w:r>
-        <w:rPr>
-          <w:sz w:val="28"/>
-          <w:szCs w:val="28"/>
-        </w:rPr>
-        <w:t>TCUS005 Refund ticket</w:t>
-      </w:r>
-    </w:p>
-    <w:p>
-      <w:pPr>
-        <w:numPr>
-          <w:ilvl w:val="0"/>
-          <w:numId w:val="42"/>
-        </w:numPr>
-        <w:rPr>
-          <w:sz w:val="28"/>
-          <w:szCs w:val="28"/>
-        </w:rPr>
-      </w:pPr>
-      <w:r>
-        <w:rPr>
-          <w:sz w:val="28"/>
-          <w:szCs w:val="28"/>
-        </w:rPr>
-        <w:t>TCUS006 Update refund transaction</w:t>
-      </w:r>
-    </w:p>
-    <w:p>
-      <w:pPr>
-        <w:rPr>
-          <w:b/>
-          <w:bCs/>
-          <w:sz w:val="28"/>
-          <w:szCs w:val="28"/>
-        </w:rPr>
-      </w:pPr>
-      <w:r>
-        <w:rPr>
-          <w:b/>
-          <w:bCs/>
-          <w:sz w:val="28"/>
-          <w:szCs w:val="28"/>
-        </w:rPr>
-        <w:t>Release 4 – Reports</w:t>
-      </w:r>
-    </w:p>
-    <w:p>
-      <w:pPr>
-        <w:rPr>
-          <w:b/>
-          <w:bCs/>
-          <w:sz w:val="28"/>
-          <w:szCs w:val="28"/>
-        </w:rPr>
-      </w:pPr>
-      <w:r>
-        <w:rPr>
-          <w:b/>
-          <w:bCs/>
-          <w:sz w:val="28"/>
-          <w:szCs w:val="28"/>
-        </w:rPr>
-        <w:t>Sprint 7</w:t>
-      </w:r>
-    </w:p>
-    <w:p>
-      <w:pPr>
-        <w:rPr>
-          <w:b/>
-          <w:bCs/>
-          <w:sz w:val="28"/>
-          <w:szCs w:val="28"/>
-        </w:rPr>
-      </w:pPr>
-      <w:r>
-        <w:rPr>
-          <w:b/>
-          <w:bCs/>
-          <w:sz w:val="28"/>
-          <w:szCs w:val="28"/>
-        </w:rPr>
-        <w:t>EP10 – Report Management</w:t>
-      </w:r>
-    </w:p>
-    <w:p>
-      <w:pPr>
-        <w:numPr>
-          <w:ilvl w:val="0"/>
-          <w:numId w:val="43"/>
-        </w:numPr>
-        <w:rPr>
-          <w:sz w:val="28"/>
-          <w:szCs w:val="28"/>
-        </w:rPr>
-      </w:pPr>
-      <w:r>
-        <w:rPr>
-          <w:sz w:val="28"/>
-          <w:szCs w:val="28"/>
-        </w:rPr>
-        <w:t>RMUS001 Movie report</w:t>
-      </w:r>
-    </w:p>
-    <w:p>
-      <w:pPr>
-        <w:numPr>
-          <w:ilvl w:val="0"/>
-          <w:numId w:val="43"/>
-        </w:numPr>
-        <w:rPr>
-          <w:sz w:val="28"/>
-          <w:szCs w:val="28"/>
-        </w:rPr>
-      </w:pPr>
-      <w:r>
-        <w:rPr>
-          <w:sz w:val="28"/>
-          <w:szCs w:val="28"/>
-        </w:rPr>
-        <w:t>RMUS002 Booking report</w:t>
-      </w:r>
-    </w:p>
-    <w:p>
-      <w:pPr>
-        <w:numPr>
-          <w:ilvl w:val="0"/>
-          <w:numId w:val="43"/>
-        </w:numPr>
-        <w:rPr>
-          <w:sz w:val="28"/>
-          <w:szCs w:val="28"/>
-        </w:rPr>
-      </w:pPr>
-      <w:r>
-        <w:rPr>
-          <w:sz w:val="28"/>
-          <w:szCs w:val="28"/>
-        </w:rPr>
-        <w:t>RMUS003 Customer report</w:t>
-      </w:r>
-    </w:p>
-    <w:p>
-      <w:pPr>
-        <w:rPr>
-          <w:b/>
-          <w:bCs/>
-          <w:sz w:val="28"/>
-          <w:szCs w:val="28"/>
-        </w:rPr>
-      </w:pPr>
-      <w:r>
-        <w:rPr>
-          <w:b/>
-          <w:bCs/>
-          <w:sz w:val="28"/>
-          <w:szCs w:val="28"/>
-        </w:rPr>
-        <w:t>Sprint 8</w:t>
-      </w:r>
-    </w:p>
-    <w:p>
-      <w:pPr>
-        <w:rPr>
-          <w:b/>
-          <w:bCs/>
-          <w:sz w:val="28"/>
-          <w:szCs w:val="28"/>
-        </w:rPr>
-      </w:pPr>
-      <w:r>
-        <w:rPr>
-          <w:b/>
-          <w:bCs/>
-          <w:sz w:val="28"/>
-          <w:szCs w:val="28"/>
-        </w:rPr>
-        <w:t>EP10 – Report Management</w:t>
-      </w:r>
-    </w:p>
-    <w:p>
-      <w:pPr>
-        <w:numPr>
-          <w:ilvl w:val="0"/>
-          <w:numId w:val="44"/>
-        </w:numPr>
-        <w:rPr>
-          <w:sz w:val="28"/>
-          <w:szCs w:val="28"/>
-        </w:rPr>
-      </w:pPr>
-      <w:r>
-        <w:rPr>
-          <w:sz w:val="28"/>
-          <w:szCs w:val="28"/>
-        </w:rPr>
-        <w:lastRenderedPageBreak/>
-        <w:t>RMUS004 Daily booking report</w:t>
-      </w:r>
-    </w:p>
-    <w:p>
-      <w:pPr>
-        <w:numPr>
-          <w:ilvl w:val="0"/>
-          <w:numId w:val="44"/>
-        </w:numPr>
-        <w:rPr>
-          <w:sz w:val="28"/>
-          <w:szCs w:val="28"/>
-        </w:rPr>
-      </w:pPr>
-      <w:r>
-        <w:rPr>
-          <w:sz w:val="28"/>
-          <w:szCs w:val="28"/>
-        </w:rPr>
-        <w:t>RMUS005 Cancellation report</w:t>
+          <w:b/>
+          <w:bCs/>
+          <w:sz w:val="28"/>
+          <w:szCs w:val="28"/>
+        </w:rPr>
+        <w:t>EP01 – User Authentication</w:t>
       </w:r>
     </w:p>
     <w:tbl>
@@ -1940,9 +195,8 @@
         <w:tblLook w:val="04A0" w:firstRow="1" w:lastRow="0" w:firstColumn="1" w:lastColumn="0" w:noHBand="0" w:noVBand="1"/>
       </w:tblPr>
       <w:tblGrid>
-        <w:gridCol w:w="1317"/>
-        <w:gridCol w:w="1399"/>
-        <w:gridCol w:w="4139"/>
+        <w:gridCol w:w="3226"/>
+        <w:gridCol w:w="937"/>
       </w:tblGrid>
       <w:tr>
         <w:trPr>
@@ -1967,7 +221,7 @@
                 <w:sz w:val="28"/>
                 <w:szCs w:val="28"/>
               </w:rPr>
-              <w:t>Release</w:t>
+              <w:t>Story</w:t>
             </w:r>
           </w:p>
         </w:tc>
@@ -1990,30 +244,7 @@
                 <w:sz w:val="28"/>
                 <w:szCs w:val="28"/>
               </w:rPr>
-              <w:t>Sprint</w:t>
-            </w:r>
-          </w:p>
-        </w:tc>
-        <w:tc>
-          <w:tcPr>
-            <w:tcW w:w="0" w:type="auto"/>
-            <w:hideMark/>
-          </w:tcPr>
-          <w:p>
-            <w:pPr>
-              <w:spacing w:after="160" w:line="278" w:lineRule="auto"/>
-              <w:cnfStyle w:val="100000000000" w:firstRow="1" w:lastRow="0" w:firstColumn="0" w:lastColumn="0" w:oddVBand="0" w:evenVBand="0" w:oddHBand="0" w:evenHBand="0" w:firstRowFirstColumn="0" w:firstRowLastColumn="0" w:lastRowFirstColumn="0" w:lastRowLastColumn="0"/>
-              <w:rPr>
-                <w:sz w:val="28"/>
-                <w:szCs w:val="28"/>
-              </w:rPr>
-            </w:pPr>
-            <w:r>
-              <w:rPr>
-                <w:sz w:val="28"/>
-                <w:szCs w:val="28"/>
-              </w:rPr>
-              <w:t>Goal</w:t>
+              <w:t>Points</w:t>
             </w:r>
           </w:p>
         </w:tc>
@@ -2032,16 +263,20 @@
             <w:pPr>
               <w:spacing w:after="160" w:line="278" w:lineRule="auto"/>
               <w:rPr>
-                <w:sz w:val="28"/>
-                <w:szCs w:val="28"/>
-              </w:rPr>
-            </w:pPr>
-            <w:r>
-              <w:rPr>
-                <w:sz w:val="28"/>
-                <w:szCs w:val="28"/>
-              </w:rPr>
-              <w:t>Release 1</w:t>
+                <w:b w:val="0"/>
+                <w:bCs w:val="0"/>
+                <w:sz w:val="28"/>
+                <w:szCs w:val="28"/>
+              </w:rPr>
+            </w:pPr>
+            <w:r>
+              <w:rPr>
+                <w:b w:val="0"/>
+                <w:bCs w:val="0"/>
+                <w:sz w:val="28"/>
+                <w:szCs w:val="28"/>
+              </w:rPr>
+              <w:t>UAUS001 Register account</w:t>
             </w:r>
           </w:p>
         </w:tc>
@@ -2055,47 +290,16 @@
               <w:spacing w:after="160" w:line="278" w:lineRule="auto"/>
               <w:cnfStyle w:val="000000100000" w:firstRow="0" w:lastRow="0" w:firstColumn="0" w:lastColumn="0" w:oddVBand="0" w:evenVBand="0" w:oddHBand="1" w:evenHBand="0" w:firstRowFirstColumn="0" w:firstRowLastColumn="0" w:lastRowFirstColumn="0" w:lastRowLastColumn="0"/>
               <w:rPr>
-                <w:b/>
-                <w:bCs/>
-                <w:sz w:val="28"/>
-                <w:szCs w:val="28"/>
-              </w:rPr>
-            </w:pPr>
-            <w:r>
-              <w:rPr>
-                <w:b/>
-                <w:bCs/>
-                <w:sz w:val="28"/>
-                <w:szCs w:val="28"/>
-              </w:rPr>
-              <w:t>Sprint 1</w:t>
-            </w:r>
-          </w:p>
-        </w:tc>
-        <w:tc>
-          <w:tcPr>
-            <w:tcW w:w="0" w:type="auto"/>
-            <w:hideMark/>
-          </w:tcPr>
-          <w:p>
-            <w:pPr>
-              <w:spacing w:after="160" w:line="278" w:lineRule="auto"/>
-              <w:cnfStyle w:val="000000100000" w:firstRow="0" w:lastRow="0" w:firstColumn="0" w:lastColumn="0" w:oddVBand="0" w:evenVBand="0" w:oddHBand="1" w:evenHBand="0" w:firstRowFirstColumn="0" w:firstRowLastColumn="0" w:lastRowFirstColumn="0" w:lastRowLastColumn="0"/>
-              <w:rPr>
-                <w:b/>
-                <w:bCs/>
-                <w:sz w:val="28"/>
-                <w:szCs w:val="28"/>
-              </w:rPr>
-            </w:pPr>
-            <w:r>
-              <w:rPr>
-                <w:b/>
-                <w:bCs/>
-                <w:sz w:val="28"/>
-                <w:szCs w:val="28"/>
-              </w:rPr>
-              <w:t>Authentication + Movie discovery</w:t>
+                <w:sz w:val="28"/>
+                <w:szCs w:val="28"/>
+              </w:rPr>
+            </w:pPr>
+            <w:r>
+              <w:rPr>
+                <w:sz w:val="28"/>
+                <w:szCs w:val="28"/>
+              </w:rPr>
+              <w:t>3</w:t>
             </w:r>
           </w:p>
         </w:tc>
@@ -2111,10 +315,21 @@
             <w:pPr>
               <w:spacing w:after="160" w:line="278" w:lineRule="auto"/>
               <w:rPr>
-                <w:sz w:val="28"/>
-                <w:szCs w:val="28"/>
-              </w:rPr>
-            </w:pPr>
+                <w:b w:val="0"/>
+                <w:bCs w:val="0"/>
+                <w:sz w:val="28"/>
+                <w:szCs w:val="28"/>
+              </w:rPr>
+            </w:pPr>
+            <w:r>
+              <w:rPr>
+                <w:b w:val="0"/>
+                <w:bCs w:val="0"/>
+                <w:sz w:val="28"/>
+                <w:szCs w:val="28"/>
+              </w:rPr>
+              <w:t>UAUS002 Login</w:t>
+            </w:r>
           </w:p>
         </w:tc>
         <w:tc>
@@ -2127,47 +342,16 @@
               <w:spacing w:after="160" w:line="278" w:lineRule="auto"/>
               <w:cnfStyle w:val="000000000000" w:firstRow="0" w:lastRow="0" w:firstColumn="0" w:lastColumn="0" w:oddVBand="0" w:evenVBand="0" w:oddHBand="0" w:evenHBand="0" w:firstRowFirstColumn="0" w:firstRowLastColumn="0" w:lastRowFirstColumn="0" w:lastRowLastColumn="0"/>
               <w:rPr>
-                <w:b/>
-                <w:bCs/>
-                <w:sz w:val="28"/>
-                <w:szCs w:val="28"/>
-              </w:rPr>
-            </w:pPr>
-            <w:r>
-              <w:rPr>
-                <w:b/>
-                <w:bCs/>
-                <w:sz w:val="28"/>
-                <w:szCs w:val="28"/>
-              </w:rPr>
-              <w:t>Sprint 2</w:t>
-            </w:r>
-          </w:p>
-        </w:tc>
-        <w:tc>
-          <w:tcPr>
-            <w:tcW w:w="0" w:type="auto"/>
-            <w:hideMark/>
-          </w:tcPr>
-          <w:p>
-            <w:pPr>
-              <w:spacing w:after="160" w:line="278" w:lineRule="auto"/>
-              <w:cnfStyle w:val="000000000000" w:firstRow="0" w:lastRow="0" w:firstColumn="0" w:lastColumn="0" w:oddVBand="0" w:evenVBand="0" w:oddHBand="0" w:evenHBand="0" w:firstRowFirstColumn="0" w:firstRowLastColumn="0" w:lastRowFirstColumn="0" w:lastRowLastColumn="0"/>
-              <w:rPr>
-                <w:b/>
-                <w:bCs/>
-                <w:sz w:val="28"/>
-                <w:szCs w:val="28"/>
-              </w:rPr>
-            </w:pPr>
-            <w:r>
-              <w:rPr>
-                <w:b/>
-                <w:bCs/>
-                <w:sz w:val="28"/>
-                <w:szCs w:val="28"/>
-              </w:rPr>
-              <w:t>Show &amp; seat selection</w:t>
+                <w:sz w:val="28"/>
+                <w:szCs w:val="28"/>
+              </w:rPr>
+            </w:pPr>
+            <w:r>
+              <w:rPr>
+                <w:sz w:val="28"/>
+                <w:szCs w:val="28"/>
+              </w:rPr>
+              <w:t>2</w:t>
             </w:r>
           </w:p>
         </w:tc>
@@ -2186,10 +370,21 @@
             <w:pPr>
               <w:spacing w:after="160" w:line="278" w:lineRule="auto"/>
               <w:rPr>
-                <w:sz w:val="28"/>
-                <w:szCs w:val="28"/>
-              </w:rPr>
-            </w:pPr>
+                <w:b w:val="0"/>
+                <w:bCs w:val="0"/>
+                <w:sz w:val="28"/>
+                <w:szCs w:val="28"/>
+              </w:rPr>
+            </w:pPr>
+            <w:r>
+              <w:rPr>
+                <w:b w:val="0"/>
+                <w:bCs w:val="0"/>
+                <w:sz w:val="28"/>
+                <w:szCs w:val="28"/>
+              </w:rPr>
+              <w:t>UAUS003 Guest access</w:t>
+            </w:r>
           </w:p>
         </w:tc>
         <w:tc>
@@ -2202,47 +397,16 @@
               <w:spacing w:after="160" w:line="278" w:lineRule="auto"/>
               <w:cnfStyle w:val="000000100000" w:firstRow="0" w:lastRow="0" w:firstColumn="0" w:lastColumn="0" w:oddVBand="0" w:evenVBand="0" w:oddHBand="1" w:evenHBand="0" w:firstRowFirstColumn="0" w:firstRowLastColumn="0" w:lastRowFirstColumn="0" w:lastRowLastColumn="0"/>
               <w:rPr>
-                <w:b/>
-                <w:bCs/>
-                <w:sz w:val="28"/>
-                <w:szCs w:val="28"/>
-              </w:rPr>
-            </w:pPr>
-            <w:r>
-              <w:rPr>
-                <w:b/>
-                <w:bCs/>
-                <w:sz w:val="28"/>
-                <w:szCs w:val="28"/>
-              </w:rPr>
-              <w:t>Sprint 3</w:t>
-            </w:r>
-          </w:p>
-        </w:tc>
-        <w:tc>
-          <w:tcPr>
-            <w:tcW w:w="0" w:type="auto"/>
-            <w:hideMark/>
-          </w:tcPr>
-          <w:p>
-            <w:pPr>
-              <w:spacing w:after="160" w:line="278" w:lineRule="auto"/>
-              <w:cnfStyle w:val="000000100000" w:firstRow="0" w:lastRow="0" w:firstColumn="0" w:lastColumn="0" w:oddVBand="0" w:evenVBand="0" w:oddHBand="1" w:evenHBand="0" w:firstRowFirstColumn="0" w:firstRowLastColumn="0" w:lastRowFirstColumn="0" w:lastRowLastColumn="0"/>
-              <w:rPr>
-                <w:b/>
-                <w:bCs/>
-                <w:sz w:val="28"/>
-                <w:szCs w:val="28"/>
-              </w:rPr>
-            </w:pPr>
-            <w:r>
-              <w:rPr>
-                <w:b/>
-                <w:bCs/>
-                <w:sz w:val="28"/>
-                <w:szCs w:val="28"/>
-              </w:rPr>
-              <w:t>Booking + Payment → MVP DONE</w:t>
+                <w:sz w:val="28"/>
+                <w:szCs w:val="28"/>
+              </w:rPr>
+            </w:pPr>
+            <w:r>
+              <w:rPr>
+                <w:sz w:val="28"/>
+                <w:szCs w:val="28"/>
+              </w:rPr>
+              <w:t>1</w:t>
             </w:r>
           </w:p>
         </w:tc>
@@ -2258,16 +422,20 @@
             <w:pPr>
               <w:spacing w:after="160" w:line="278" w:lineRule="auto"/>
               <w:rPr>
-                <w:sz w:val="28"/>
-                <w:szCs w:val="28"/>
-              </w:rPr>
-            </w:pPr>
-            <w:r>
-              <w:rPr>
-                <w:sz w:val="28"/>
-                <w:szCs w:val="28"/>
-              </w:rPr>
-              <w:t>Release 2</w:t>
+                <w:b w:val="0"/>
+                <w:bCs w:val="0"/>
+                <w:sz w:val="28"/>
+                <w:szCs w:val="28"/>
+              </w:rPr>
+            </w:pPr>
+            <w:r>
+              <w:rPr>
+                <w:b w:val="0"/>
+                <w:bCs w:val="0"/>
+                <w:sz w:val="28"/>
+                <w:szCs w:val="28"/>
+              </w:rPr>
+              <w:t>UAUS004 Validate user</w:t>
             </w:r>
           </w:p>
         </w:tc>
@@ -2281,47 +449,16 @@
               <w:spacing w:after="160" w:line="278" w:lineRule="auto"/>
               <w:cnfStyle w:val="000000000000" w:firstRow="0" w:lastRow="0" w:firstColumn="0" w:lastColumn="0" w:oddVBand="0" w:evenVBand="0" w:oddHBand="0" w:evenHBand="0" w:firstRowFirstColumn="0" w:firstRowLastColumn="0" w:lastRowFirstColumn="0" w:lastRowLastColumn="0"/>
               <w:rPr>
-                <w:b/>
-                <w:bCs/>
-                <w:sz w:val="28"/>
-                <w:szCs w:val="28"/>
-              </w:rPr>
-            </w:pPr>
-            <w:r>
-              <w:rPr>
-                <w:b/>
-                <w:bCs/>
-                <w:sz w:val="28"/>
-                <w:szCs w:val="28"/>
-              </w:rPr>
-              <w:t>Sprint 4</w:t>
-            </w:r>
-          </w:p>
-        </w:tc>
-        <w:tc>
-          <w:tcPr>
-            <w:tcW w:w="0" w:type="auto"/>
-            <w:hideMark/>
-          </w:tcPr>
-          <w:p>
-            <w:pPr>
-              <w:spacing w:after="160" w:line="278" w:lineRule="auto"/>
-              <w:cnfStyle w:val="000000000000" w:firstRow="0" w:lastRow="0" w:firstColumn="0" w:lastColumn="0" w:oddVBand="0" w:evenVBand="0" w:oddHBand="0" w:evenHBand="0" w:firstRowFirstColumn="0" w:firstRowLastColumn="0" w:lastRowFirstColumn="0" w:lastRowLastColumn="0"/>
-              <w:rPr>
-                <w:b/>
-                <w:bCs/>
-                <w:sz w:val="28"/>
-                <w:szCs w:val="28"/>
-              </w:rPr>
-            </w:pPr>
-            <w:r>
-              <w:rPr>
-                <w:b/>
-                <w:bCs/>
-                <w:sz w:val="28"/>
-                <w:szCs w:val="28"/>
-              </w:rPr>
-              <w:t>Search improvements + profile</w:t>
+                <w:sz w:val="28"/>
+                <w:szCs w:val="28"/>
+              </w:rPr>
+            </w:pPr>
+            <w:r>
+              <w:rPr>
+                <w:sz w:val="28"/>
+                <w:szCs w:val="28"/>
+              </w:rPr>
+              <w:t>2</w:t>
             </w:r>
           </w:p>
         </w:tc>
@@ -2340,16 +477,20 @@
             <w:pPr>
               <w:spacing w:after="160" w:line="278" w:lineRule="auto"/>
               <w:rPr>
-                <w:sz w:val="28"/>
-                <w:szCs w:val="28"/>
-              </w:rPr>
-            </w:pPr>
-            <w:r>
-              <w:rPr>
-                <w:sz w:val="28"/>
-                <w:szCs w:val="28"/>
-              </w:rPr>
-              <w:t>Release 3</w:t>
+                <w:b w:val="0"/>
+                <w:bCs w:val="0"/>
+                <w:sz w:val="28"/>
+                <w:szCs w:val="28"/>
+              </w:rPr>
+            </w:pPr>
+            <w:r>
+              <w:rPr>
+                <w:b w:val="0"/>
+                <w:bCs w:val="0"/>
+                <w:sz w:val="28"/>
+                <w:szCs w:val="28"/>
+              </w:rPr>
+              <w:t>UAUS006 Admin login</w:t>
             </w:r>
           </w:p>
         </w:tc>
@@ -2363,126 +504,16 @@
               <w:spacing w:after="160" w:line="278" w:lineRule="auto"/>
               <w:cnfStyle w:val="000000100000" w:firstRow="0" w:lastRow="0" w:firstColumn="0" w:lastColumn="0" w:oddVBand="0" w:evenVBand="0" w:oddHBand="1" w:evenHBand="0" w:firstRowFirstColumn="0" w:firstRowLastColumn="0" w:lastRowFirstColumn="0" w:lastRowLastColumn="0"/>
               <w:rPr>
-                <w:b/>
-                <w:bCs/>
-                <w:sz w:val="28"/>
-                <w:szCs w:val="28"/>
-              </w:rPr>
-            </w:pPr>
-            <w:r>
-              <w:rPr>
-                <w:b/>
-                <w:bCs/>
-                <w:sz w:val="28"/>
-                <w:szCs w:val="28"/>
-              </w:rPr>
-              <w:t>Sprint 5–6</w:t>
-            </w:r>
-          </w:p>
-        </w:tc>
-        <w:tc>
-          <w:tcPr>
-            <w:tcW w:w="0" w:type="auto"/>
-            <w:hideMark/>
-          </w:tcPr>
-          <w:p>
-            <w:pPr>
-              <w:spacing w:after="160" w:line="278" w:lineRule="auto"/>
-              <w:cnfStyle w:val="000000100000" w:firstRow="0" w:lastRow="0" w:firstColumn="0" w:lastColumn="0" w:oddVBand="0" w:evenVBand="0" w:oddHBand="1" w:evenHBand="0" w:firstRowFirstColumn="0" w:firstRowLastColumn="0" w:lastRowFirstColumn="0" w:lastRowLastColumn="0"/>
-              <w:rPr>
-                <w:b/>
-                <w:bCs/>
-                <w:sz w:val="28"/>
-                <w:szCs w:val="28"/>
-              </w:rPr>
-            </w:pPr>
-            <w:r>
-              <w:rPr>
-                <w:b/>
-                <w:bCs/>
-                <w:sz w:val="28"/>
-                <w:szCs w:val="28"/>
-              </w:rPr>
-              <w:t>Cancellation &amp; refund</w:t>
-            </w:r>
-          </w:p>
-        </w:tc>
-      </w:tr>
-      <w:tr>
-        <w:tc>
-          <w:tcPr>
-            <w:cnfStyle w:val="001000000000" w:firstRow="0" w:lastRow="0" w:firstColumn="1" w:lastColumn="0" w:oddVBand="0" w:evenVBand="0" w:oddHBand="0" w:evenHBand="0" w:firstRowFirstColumn="0" w:firstRowLastColumn="0" w:lastRowFirstColumn="0" w:lastRowLastColumn="0"/>
-            <w:tcW w:w="0" w:type="auto"/>
-            <w:hideMark/>
-          </w:tcPr>
-          <w:p>
-            <w:pPr>
-              <w:spacing w:after="160" w:line="278" w:lineRule="auto"/>
-              <w:rPr>
-                <w:sz w:val="28"/>
-                <w:szCs w:val="28"/>
-              </w:rPr>
-            </w:pPr>
-            <w:r>
-              <w:rPr>
-                <w:sz w:val="28"/>
-                <w:szCs w:val="28"/>
-              </w:rPr>
-              <w:t>Release 4</w:t>
-            </w:r>
-          </w:p>
-        </w:tc>
-        <w:tc>
-          <w:tcPr>
-            <w:tcW w:w="0" w:type="auto"/>
-            <w:hideMark/>
-          </w:tcPr>
-          <w:p>
-            <w:pPr>
-              <w:spacing w:after="160" w:line="278" w:lineRule="auto"/>
-              <w:cnfStyle w:val="000000000000" w:firstRow="0" w:lastRow="0" w:firstColumn="0" w:lastColumn="0" w:oddVBand="0" w:evenVBand="0" w:oddHBand="0" w:evenHBand="0" w:firstRowFirstColumn="0" w:firstRowLastColumn="0" w:lastRowFirstColumn="0" w:lastRowLastColumn="0"/>
-              <w:rPr>
-                <w:b/>
-                <w:bCs/>
-                <w:sz w:val="28"/>
-                <w:szCs w:val="28"/>
-              </w:rPr>
-            </w:pPr>
-            <w:r>
-              <w:rPr>
-                <w:b/>
-                <w:bCs/>
-                <w:sz w:val="28"/>
-                <w:szCs w:val="28"/>
-              </w:rPr>
-              <w:t>Sprint 7–8</w:t>
-            </w:r>
-          </w:p>
-        </w:tc>
-        <w:tc>
-          <w:tcPr>
-            <w:tcW w:w="0" w:type="auto"/>
-            <w:hideMark/>
-          </w:tcPr>
-          <w:p>
-            <w:pPr>
-              <w:spacing w:after="160" w:line="278" w:lineRule="auto"/>
-              <w:cnfStyle w:val="000000000000" w:firstRow="0" w:lastRow="0" w:firstColumn="0" w:lastColumn="0" w:oddVBand="0" w:evenVBand="0" w:oddHBand="0" w:evenHBand="0" w:firstRowFirstColumn="0" w:firstRowLastColumn="0" w:lastRowFirstColumn="0" w:lastRowLastColumn="0"/>
-              <w:rPr>
-                <w:b/>
-                <w:bCs/>
-                <w:sz w:val="28"/>
-                <w:szCs w:val="28"/>
-              </w:rPr>
-            </w:pPr>
-            <w:r>
-              <w:rPr>
-                <w:b/>
-                <w:bCs/>
-                <w:sz w:val="28"/>
-                <w:szCs w:val="28"/>
-              </w:rPr>
-              <w:t>Reports</w:t>
+                <w:sz w:val="28"/>
+                <w:szCs w:val="28"/>
+              </w:rPr>
+            </w:pPr>
+            <w:r>
+              <w:rPr>
+                <w:sz w:val="28"/>
+                <w:szCs w:val="28"/>
+              </w:rPr>
+              <w:t>2</w:t>
             </w:r>
           </w:p>
         </w:tc>
@@ -2495,7 +526,6632 @@
           <w:szCs w:val="28"/>
         </w:rPr>
       </w:pPr>
+      <w:r>
+        <w:rPr>
+          <w:sz w:val="28"/>
+          <w:szCs w:val="28"/>
+        </w:rPr>
+        <w:t>Subtotal = 10</w:t>
+      </w:r>
     </w:p>
+    <w:p>
+      <w:pPr>
+        <w:rPr>
+          <w:b/>
+          <w:bCs/>
+          <w:sz w:val="28"/>
+          <w:szCs w:val="28"/>
+        </w:rPr>
+      </w:pPr>
+      <w:r>
+        <w:rPr>
+          <w:b/>
+          <w:bCs/>
+          <w:sz w:val="28"/>
+          <w:szCs w:val="28"/>
+        </w:rPr>
+        <w:t>EP03 – Movie Management</w:t>
+      </w:r>
+    </w:p>
+    <w:tbl>
+      <w:tblPr>
+        <w:tblStyle w:val="PlainTable1"/>
+        <w:tblW w:w="0" w:type="auto"/>
+        <w:tblLook w:val="04A0" w:firstRow="1" w:lastRow="0" w:firstColumn="1" w:lastColumn="0" w:noHBand="0" w:noVBand="1"/>
+      </w:tblPr>
+      <w:tblGrid>
+        <w:gridCol w:w="3676"/>
+        <w:gridCol w:w="937"/>
+      </w:tblGrid>
+      <w:tr>
+        <w:trPr>
+          <w:cnfStyle w:val="100000000000" w:firstRow="1" w:lastRow="0" w:firstColumn="0" w:lastColumn="0" w:oddVBand="0" w:evenVBand="0" w:oddHBand="0" w:evenHBand="0" w:firstRowFirstColumn="0" w:firstRowLastColumn="0" w:lastRowFirstColumn="0" w:lastRowLastColumn="0"/>
+        </w:trPr>
+        <w:tc>
+          <w:tcPr>
+            <w:cnfStyle w:val="001000000000" w:firstRow="0" w:lastRow="0" w:firstColumn="1" w:lastColumn="0" w:oddVBand="0" w:evenVBand="0" w:oddHBand="0" w:evenHBand="0" w:firstRowFirstColumn="0" w:firstRowLastColumn="0" w:lastRowFirstColumn="0" w:lastRowLastColumn="0"/>
+            <w:tcW w:w="0" w:type="auto"/>
+            <w:hideMark/>
+          </w:tcPr>
+          <w:p>
+            <w:pPr>
+              <w:spacing w:after="160" w:line="278" w:lineRule="auto"/>
+              <w:rPr>
+                <w:sz w:val="28"/>
+                <w:szCs w:val="28"/>
+              </w:rPr>
+            </w:pPr>
+            <w:r>
+              <w:rPr>
+                <w:sz w:val="28"/>
+                <w:szCs w:val="28"/>
+              </w:rPr>
+              <w:t>Story</w:t>
+            </w:r>
+          </w:p>
+        </w:tc>
+        <w:tc>
+          <w:tcPr>
+            <w:tcW w:w="0" w:type="auto"/>
+            <w:hideMark/>
+          </w:tcPr>
+          <w:p>
+            <w:pPr>
+              <w:spacing w:after="160" w:line="278" w:lineRule="auto"/>
+              <w:cnfStyle w:val="100000000000" w:firstRow="1" w:lastRow="0" w:firstColumn="0" w:lastColumn="0" w:oddVBand="0" w:evenVBand="0" w:oddHBand="0" w:evenHBand="0" w:firstRowFirstColumn="0" w:firstRowLastColumn="0" w:lastRowFirstColumn="0" w:lastRowLastColumn="0"/>
+              <w:rPr>
+                <w:sz w:val="28"/>
+                <w:szCs w:val="28"/>
+              </w:rPr>
+            </w:pPr>
+            <w:r>
+              <w:rPr>
+                <w:sz w:val="28"/>
+                <w:szCs w:val="28"/>
+              </w:rPr>
+              <w:t>Points</w:t>
+            </w:r>
+          </w:p>
+        </w:tc>
+      </w:tr>
+      <w:tr>
+        <w:trPr>
+          <w:cnfStyle w:val="000000100000" w:firstRow="0" w:lastRow="0" w:firstColumn="0" w:lastColumn="0" w:oddVBand="0" w:evenVBand="0" w:oddHBand="1" w:evenHBand="0" w:firstRowFirstColumn="0" w:firstRowLastColumn="0" w:lastRowFirstColumn="0" w:lastRowLastColumn="0"/>
+        </w:trPr>
+        <w:tc>
+          <w:tcPr>
+            <w:cnfStyle w:val="001000000000" w:firstRow="0" w:lastRow="0" w:firstColumn="1" w:lastColumn="0" w:oddVBand="0" w:evenVBand="0" w:oddHBand="0" w:evenHBand="0" w:firstRowFirstColumn="0" w:firstRowLastColumn="0" w:lastRowFirstColumn="0" w:lastRowLastColumn="0"/>
+            <w:tcW w:w="0" w:type="auto"/>
+            <w:hideMark/>
+          </w:tcPr>
+          <w:p>
+            <w:pPr>
+              <w:spacing w:after="160" w:line="278" w:lineRule="auto"/>
+              <w:rPr>
+                <w:b w:val="0"/>
+                <w:bCs w:val="0"/>
+                <w:sz w:val="28"/>
+                <w:szCs w:val="28"/>
+              </w:rPr>
+            </w:pPr>
+            <w:r>
+              <w:rPr>
+                <w:b w:val="0"/>
+                <w:bCs w:val="0"/>
+                <w:sz w:val="28"/>
+                <w:szCs w:val="28"/>
+              </w:rPr>
+              <w:t>MMUS001 Add movie</w:t>
+            </w:r>
+          </w:p>
+        </w:tc>
+        <w:tc>
+          <w:tcPr>
+            <w:tcW w:w="0" w:type="auto"/>
+            <w:hideMark/>
+          </w:tcPr>
+          <w:p>
+            <w:pPr>
+              <w:spacing w:after="160" w:line="278" w:lineRule="auto"/>
+              <w:cnfStyle w:val="000000100000" w:firstRow="0" w:lastRow="0" w:firstColumn="0" w:lastColumn="0" w:oddVBand="0" w:evenVBand="0" w:oddHBand="1" w:evenHBand="0" w:firstRowFirstColumn="0" w:firstRowLastColumn="0" w:lastRowFirstColumn="0" w:lastRowLastColumn="0"/>
+              <w:rPr>
+                <w:sz w:val="28"/>
+                <w:szCs w:val="28"/>
+              </w:rPr>
+            </w:pPr>
+            <w:r>
+              <w:rPr>
+                <w:sz w:val="28"/>
+                <w:szCs w:val="28"/>
+              </w:rPr>
+              <w:t>3</w:t>
+            </w:r>
+          </w:p>
+        </w:tc>
+      </w:tr>
+      <w:tr>
+        <w:tc>
+          <w:tcPr>
+            <w:cnfStyle w:val="001000000000" w:firstRow="0" w:lastRow="0" w:firstColumn="1" w:lastColumn="0" w:oddVBand="0" w:evenVBand="0" w:oddHBand="0" w:evenHBand="0" w:firstRowFirstColumn="0" w:firstRowLastColumn="0" w:lastRowFirstColumn="0" w:lastRowLastColumn="0"/>
+            <w:tcW w:w="0" w:type="auto"/>
+            <w:hideMark/>
+          </w:tcPr>
+          <w:p>
+            <w:pPr>
+              <w:spacing w:after="160" w:line="278" w:lineRule="auto"/>
+              <w:rPr>
+                <w:b w:val="0"/>
+                <w:bCs w:val="0"/>
+                <w:sz w:val="28"/>
+                <w:szCs w:val="28"/>
+              </w:rPr>
+            </w:pPr>
+            <w:r>
+              <w:rPr>
+                <w:b w:val="0"/>
+                <w:bCs w:val="0"/>
+                <w:sz w:val="28"/>
+                <w:szCs w:val="28"/>
+              </w:rPr>
+              <w:t>MMUS002 Enter movie details</w:t>
+            </w:r>
+          </w:p>
+        </w:tc>
+        <w:tc>
+          <w:tcPr>
+            <w:tcW w:w="0" w:type="auto"/>
+            <w:hideMark/>
+          </w:tcPr>
+          <w:p>
+            <w:pPr>
+              <w:spacing w:after="160" w:line="278" w:lineRule="auto"/>
+              <w:cnfStyle w:val="000000000000" w:firstRow="0" w:lastRow="0" w:firstColumn="0" w:lastColumn="0" w:oddVBand="0" w:evenVBand="0" w:oddHBand="0" w:evenHBand="0" w:firstRowFirstColumn="0" w:firstRowLastColumn="0" w:lastRowFirstColumn="0" w:lastRowLastColumn="0"/>
+              <w:rPr>
+                <w:sz w:val="28"/>
+                <w:szCs w:val="28"/>
+              </w:rPr>
+            </w:pPr>
+            <w:r>
+              <w:rPr>
+                <w:sz w:val="28"/>
+                <w:szCs w:val="28"/>
+              </w:rPr>
+              <w:t>2</w:t>
+            </w:r>
+          </w:p>
+        </w:tc>
+      </w:tr>
+      <w:tr>
+        <w:trPr>
+          <w:cnfStyle w:val="000000100000" w:firstRow="0" w:lastRow="0" w:firstColumn="0" w:lastColumn="0" w:oddVBand="0" w:evenVBand="0" w:oddHBand="1" w:evenHBand="0" w:firstRowFirstColumn="0" w:firstRowLastColumn="0" w:lastRowFirstColumn="0" w:lastRowLastColumn="0"/>
+        </w:trPr>
+        <w:tc>
+          <w:tcPr>
+            <w:cnfStyle w:val="001000000000" w:firstRow="0" w:lastRow="0" w:firstColumn="1" w:lastColumn="0" w:oddVBand="0" w:evenVBand="0" w:oddHBand="0" w:evenHBand="0" w:firstRowFirstColumn="0" w:firstRowLastColumn="0" w:lastRowFirstColumn="0" w:lastRowLastColumn="0"/>
+            <w:tcW w:w="0" w:type="auto"/>
+            <w:hideMark/>
+          </w:tcPr>
+          <w:p>
+            <w:pPr>
+              <w:spacing w:after="160" w:line="278" w:lineRule="auto"/>
+              <w:rPr>
+                <w:b w:val="0"/>
+                <w:bCs w:val="0"/>
+                <w:sz w:val="28"/>
+                <w:szCs w:val="28"/>
+              </w:rPr>
+            </w:pPr>
+            <w:r>
+              <w:rPr>
+                <w:b w:val="0"/>
+                <w:bCs w:val="0"/>
+                <w:sz w:val="28"/>
+                <w:szCs w:val="28"/>
+              </w:rPr>
+              <w:t>MMUS007 View movie list</w:t>
+            </w:r>
+          </w:p>
+        </w:tc>
+        <w:tc>
+          <w:tcPr>
+            <w:tcW w:w="0" w:type="auto"/>
+            <w:hideMark/>
+          </w:tcPr>
+          <w:p>
+            <w:pPr>
+              <w:spacing w:after="160" w:line="278" w:lineRule="auto"/>
+              <w:cnfStyle w:val="000000100000" w:firstRow="0" w:lastRow="0" w:firstColumn="0" w:lastColumn="0" w:oddVBand="0" w:evenVBand="0" w:oddHBand="1" w:evenHBand="0" w:firstRowFirstColumn="0" w:firstRowLastColumn="0" w:lastRowFirstColumn="0" w:lastRowLastColumn="0"/>
+              <w:rPr>
+                <w:sz w:val="28"/>
+                <w:szCs w:val="28"/>
+              </w:rPr>
+            </w:pPr>
+            <w:r>
+              <w:rPr>
+                <w:sz w:val="28"/>
+                <w:szCs w:val="28"/>
+              </w:rPr>
+              <w:t>2</w:t>
+            </w:r>
+          </w:p>
+        </w:tc>
+      </w:tr>
+    </w:tbl>
+    <w:p>
+      <w:pPr>
+        <w:rPr>
+          <w:sz w:val="28"/>
+          <w:szCs w:val="28"/>
+        </w:rPr>
+      </w:pPr>
+      <w:r>
+        <w:rPr>
+          <w:sz w:val="28"/>
+          <w:szCs w:val="28"/>
+        </w:rPr>
+        <w:t>Subtotal = 7</w:t>
+      </w:r>
+    </w:p>
+    <w:p>
+      <w:pPr>
+        <w:rPr>
+          <w:b/>
+          <w:bCs/>
+          <w:sz w:val="28"/>
+          <w:szCs w:val="28"/>
+        </w:rPr>
+      </w:pPr>
+      <w:r>
+        <w:rPr>
+          <w:b/>
+          <w:bCs/>
+          <w:sz w:val="28"/>
+          <w:szCs w:val="28"/>
+        </w:rPr>
+        <w:lastRenderedPageBreak/>
+        <w:t>Sprint 1 Total</w:t>
+      </w:r>
+    </w:p>
+    <w:p>
+      <w:pPr>
+        <w:rPr>
+          <w:b/>
+          <w:bCs/>
+          <w:sz w:val="28"/>
+          <w:szCs w:val="28"/>
+        </w:rPr>
+      </w:pPr>
+      <w:r>
+        <w:rPr>
+          <w:b/>
+          <w:bCs/>
+          <w:sz w:val="28"/>
+          <w:szCs w:val="28"/>
+        </w:rPr>
+        <w:t>17 Story Points</w:t>
+      </w:r>
+    </w:p>
+    <w:p>
+      <w:pPr>
+        <w:rPr>
+          <w:b/>
+          <w:bCs/>
+          <w:sz w:val="28"/>
+          <w:szCs w:val="28"/>
+        </w:rPr>
+      </w:pPr>
+      <w:r>
+        <w:rPr>
+          <w:b/>
+          <w:bCs/>
+          <w:sz w:val="28"/>
+          <w:szCs w:val="28"/>
+        </w:rPr>
+        <w:t>Goal:</w:t>
+      </w:r>
+    </w:p>
+    <w:p>
+      <w:pPr>
+        <w:rPr>
+          <w:sz w:val="28"/>
+          <w:szCs w:val="28"/>
+        </w:rPr>
+      </w:pPr>
+      <w:r>
+        <w:rPr>
+          <w:sz w:val="28"/>
+          <w:szCs w:val="28"/>
+        </w:rPr>
+        <w:t>Admin can add movies and users can login</w:t>
+      </w:r>
+    </w:p>
+    <w:p>
+      <w:pPr>
+        <w:rPr>
+          <w:b/>
+          <w:bCs/>
+          <w:sz w:val="28"/>
+          <w:szCs w:val="28"/>
+        </w:rPr>
+      </w:pPr>
+    </w:p>
+    <w:p>
+      <w:pPr>
+        <w:rPr>
+          <w:b/>
+          <w:bCs/>
+          <w:sz w:val="28"/>
+          <w:szCs w:val="28"/>
+        </w:rPr>
+      </w:pPr>
+      <w:r>
+        <w:rPr>
+          <w:b/>
+          <w:bCs/>
+          <w:sz w:val="28"/>
+          <w:szCs w:val="28"/>
+        </w:rPr>
+        <w:t>Sprint 2 – Movie Discovery &amp; Show Selection</w:t>
+      </w:r>
+    </w:p>
+    <w:p>
+      <w:pPr>
+        <w:rPr>
+          <w:b/>
+          <w:bCs/>
+          <w:sz w:val="28"/>
+          <w:szCs w:val="28"/>
+        </w:rPr>
+      </w:pPr>
+      <w:r>
+        <w:rPr>
+          <w:b/>
+          <w:bCs/>
+          <w:sz w:val="28"/>
+          <w:szCs w:val="28"/>
+        </w:rPr>
+        <w:t>Epics: Movie Search, Show Selection</w:t>
+      </w:r>
+    </w:p>
+    <w:p>
+      <w:pPr>
+        <w:rPr>
+          <w:b/>
+          <w:bCs/>
+          <w:sz w:val="28"/>
+          <w:szCs w:val="28"/>
+        </w:rPr>
+      </w:pPr>
+      <w:r>
+        <w:rPr>
+          <w:b/>
+          <w:bCs/>
+          <w:sz w:val="28"/>
+          <w:szCs w:val="28"/>
+        </w:rPr>
+        <w:t>EP04 – Movie Search</w:t>
+      </w:r>
+    </w:p>
+    <w:tbl>
+      <w:tblPr>
+        <w:tblStyle w:val="PlainTable1"/>
+        <w:tblW w:w="0" w:type="auto"/>
+        <w:tblLook w:val="04A0" w:firstRow="1" w:lastRow="0" w:firstColumn="1" w:lastColumn="0" w:noHBand="0" w:noVBand="1"/>
+      </w:tblPr>
+      <w:tblGrid>
+        <w:gridCol w:w="3569"/>
+        <w:gridCol w:w="937"/>
+      </w:tblGrid>
+      <w:tr>
+        <w:trPr>
+          <w:cnfStyle w:val="100000000000" w:firstRow="1" w:lastRow="0" w:firstColumn="0" w:lastColumn="0" w:oddVBand="0" w:evenVBand="0" w:oddHBand="0" w:evenHBand="0" w:firstRowFirstColumn="0" w:firstRowLastColumn="0" w:lastRowFirstColumn="0" w:lastRowLastColumn="0"/>
+        </w:trPr>
+        <w:tc>
+          <w:tcPr>
+            <w:cnfStyle w:val="001000000000" w:firstRow="0" w:lastRow="0" w:firstColumn="1" w:lastColumn="0" w:oddVBand="0" w:evenVBand="0" w:oddHBand="0" w:evenHBand="0" w:firstRowFirstColumn="0" w:firstRowLastColumn="0" w:lastRowFirstColumn="0" w:lastRowLastColumn="0"/>
+            <w:tcW w:w="0" w:type="auto"/>
+            <w:hideMark/>
+          </w:tcPr>
+          <w:p>
+            <w:pPr>
+              <w:spacing w:after="160" w:line="278" w:lineRule="auto"/>
+              <w:rPr>
+                <w:sz w:val="28"/>
+                <w:szCs w:val="28"/>
+              </w:rPr>
+            </w:pPr>
+            <w:r>
+              <w:rPr>
+                <w:sz w:val="28"/>
+                <w:szCs w:val="28"/>
+              </w:rPr>
+              <w:t>Story</w:t>
+            </w:r>
+          </w:p>
+        </w:tc>
+        <w:tc>
+          <w:tcPr>
+            <w:tcW w:w="0" w:type="auto"/>
+            <w:hideMark/>
+          </w:tcPr>
+          <w:p>
+            <w:pPr>
+              <w:spacing w:after="160" w:line="278" w:lineRule="auto"/>
+              <w:cnfStyle w:val="100000000000" w:firstRow="1" w:lastRow="0" w:firstColumn="0" w:lastColumn="0" w:oddVBand="0" w:evenVBand="0" w:oddHBand="0" w:evenHBand="0" w:firstRowFirstColumn="0" w:firstRowLastColumn="0" w:lastRowFirstColumn="0" w:lastRowLastColumn="0"/>
+              <w:rPr>
+                <w:sz w:val="28"/>
+                <w:szCs w:val="28"/>
+              </w:rPr>
+            </w:pPr>
+            <w:r>
+              <w:rPr>
+                <w:sz w:val="28"/>
+                <w:szCs w:val="28"/>
+              </w:rPr>
+              <w:t>Points</w:t>
+            </w:r>
+          </w:p>
+        </w:tc>
+      </w:tr>
+      <w:tr>
+        <w:trPr>
+          <w:cnfStyle w:val="000000100000" w:firstRow="0" w:lastRow="0" w:firstColumn="0" w:lastColumn="0" w:oddVBand="0" w:evenVBand="0" w:oddHBand="1" w:evenHBand="0" w:firstRowFirstColumn="0" w:firstRowLastColumn="0" w:lastRowFirstColumn="0" w:lastRowLastColumn="0"/>
+        </w:trPr>
+        <w:tc>
+          <w:tcPr>
+            <w:cnfStyle w:val="001000000000" w:firstRow="0" w:lastRow="0" w:firstColumn="1" w:lastColumn="0" w:oddVBand="0" w:evenVBand="0" w:oddHBand="0" w:evenHBand="0" w:firstRowFirstColumn="0" w:firstRowLastColumn="0" w:lastRowFirstColumn="0" w:lastRowLastColumn="0"/>
+            <w:tcW w:w="0" w:type="auto"/>
+            <w:hideMark/>
+          </w:tcPr>
+          <w:p>
+            <w:pPr>
+              <w:spacing w:after="160" w:line="278" w:lineRule="auto"/>
+              <w:rPr>
+                <w:b w:val="0"/>
+                <w:bCs w:val="0"/>
+                <w:sz w:val="28"/>
+                <w:szCs w:val="28"/>
+              </w:rPr>
+            </w:pPr>
+            <w:r>
+              <w:rPr>
+                <w:b w:val="0"/>
+                <w:bCs w:val="0"/>
+                <w:sz w:val="28"/>
+                <w:szCs w:val="28"/>
+              </w:rPr>
+              <w:t>MSUS001 Search by title</w:t>
+            </w:r>
+          </w:p>
+        </w:tc>
+        <w:tc>
+          <w:tcPr>
+            <w:tcW w:w="0" w:type="auto"/>
+            <w:hideMark/>
+          </w:tcPr>
+          <w:p>
+            <w:pPr>
+              <w:spacing w:after="160" w:line="278" w:lineRule="auto"/>
+              <w:cnfStyle w:val="000000100000" w:firstRow="0" w:lastRow="0" w:firstColumn="0" w:lastColumn="0" w:oddVBand="0" w:evenVBand="0" w:oddHBand="1" w:evenHBand="0" w:firstRowFirstColumn="0" w:firstRowLastColumn="0" w:lastRowFirstColumn="0" w:lastRowLastColumn="0"/>
+              <w:rPr>
+                <w:sz w:val="28"/>
+                <w:szCs w:val="28"/>
+              </w:rPr>
+            </w:pPr>
+            <w:r>
+              <w:rPr>
+                <w:sz w:val="28"/>
+                <w:szCs w:val="28"/>
+              </w:rPr>
+              <w:t>2</w:t>
+            </w:r>
+          </w:p>
+        </w:tc>
+      </w:tr>
+      <w:tr>
+        <w:tc>
+          <w:tcPr>
+            <w:cnfStyle w:val="001000000000" w:firstRow="0" w:lastRow="0" w:firstColumn="1" w:lastColumn="0" w:oddVBand="0" w:evenVBand="0" w:oddHBand="0" w:evenHBand="0" w:firstRowFirstColumn="0" w:firstRowLastColumn="0" w:lastRowFirstColumn="0" w:lastRowLastColumn="0"/>
+            <w:tcW w:w="0" w:type="auto"/>
+            <w:hideMark/>
+          </w:tcPr>
+          <w:p>
+            <w:pPr>
+              <w:spacing w:after="160" w:line="278" w:lineRule="auto"/>
+              <w:rPr>
+                <w:b w:val="0"/>
+                <w:bCs w:val="0"/>
+                <w:sz w:val="28"/>
+                <w:szCs w:val="28"/>
+              </w:rPr>
+            </w:pPr>
+            <w:r>
+              <w:rPr>
+                <w:b w:val="0"/>
+                <w:bCs w:val="0"/>
+                <w:sz w:val="28"/>
+                <w:szCs w:val="28"/>
+              </w:rPr>
+              <w:t>MSUS002 Search by language</w:t>
+            </w:r>
+          </w:p>
+        </w:tc>
+        <w:tc>
+          <w:tcPr>
+            <w:tcW w:w="0" w:type="auto"/>
+            <w:hideMark/>
+          </w:tcPr>
+          <w:p>
+            <w:pPr>
+              <w:spacing w:after="160" w:line="278" w:lineRule="auto"/>
+              <w:cnfStyle w:val="000000000000" w:firstRow="0" w:lastRow="0" w:firstColumn="0" w:lastColumn="0" w:oddVBand="0" w:evenVBand="0" w:oddHBand="0" w:evenHBand="0" w:firstRowFirstColumn="0" w:firstRowLastColumn="0" w:lastRowFirstColumn="0" w:lastRowLastColumn="0"/>
+              <w:rPr>
+                <w:sz w:val="28"/>
+                <w:szCs w:val="28"/>
+              </w:rPr>
+            </w:pPr>
+            <w:r>
+              <w:rPr>
+                <w:sz w:val="28"/>
+                <w:szCs w:val="28"/>
+              </w:rPr>
+              <w:t>2</w:t>
+            </w:r>
+          </w:p>
+        </w:tc>
+      </w:tr>
+    </w:tbl>
+    <w:p>
+      <w:pPr>
+        <w:rPr>
+          <w:b/>
+          <w:bCs/>
+          <w:sz w:val="28"/>
+          <w:szCs w:val="28"/>
+        </w:rPr>
+      </w:pPr>
+      <w:r>
+        <w:rPr>
+          <w:b/>
+          <w:bCs/>
+          <w:sz w:val="28"/>
+          <w:szCs w:val="28"/>
+        </w:rPr>
+        <w:t>Subtotal = 4</w:t>
+      </w:r>
+    </w:p>
+    <w:p>
+      <w:pPr>
+        <w:rPr>
+          <w:b/>
+          <w:bCs/>
+          <w:sz w:val="28"/>
+          <w:szCs w:val="28"/>
+        </w:rPr>
+      </w:pPr>
+    </w:p>
+    <w:p>
+      <w:pPr>
+        <w:rPr>
+          <w:b/>
+          <w:bCs/>
+          <w:sz w:val="28"/>
+          <w:szCs w:val="28"/>
+        </w:rPr>
+      </w:pPr>
+      <w:r>
+        <w:rPr>
+          <w:b/>
+          <w:bCs/>
+          <w:sz w:val="28"/>
+          <w:szCs w:val="28"/>
+        </w:rPr>
+        <w:t>EP05 – Show Selection</w:t>
+      </w:r>
+    </w:p>
+    <w:tbl>
+      <w:tblPr>
+        <w:tblStyle w:val="PlainTable1"/>
+        <w:tblW w:w="0" w:type="auto"/>
+        <w:tblLook w:val="04A0" w:firstRow="1" w:lastRow="0" w:firstColumn="1" w:lastColumn="0" w:noHBand="0" w:noVBand="1"/>
+      </w:tblPr>
+      <w:tblGrid>
+        <w:gridCol w:w="3766"/>
+        <w:gridCol w:w="937"/>
+      </w:tblGrid>
+      <w:tr>
+        <w:trPr>
+          <w:cnfStyle w:val="100000000000" w:firstRow="1" w:lastRow="0" w:firstColumn="0" w:lastColumn="0" w:oddVBand="0" w:evenVBand="0" w:oddHBand="0" w:evenHBand="0" w:firstRowFirstColumn="0" w:firstRowLastColumn="0" w:lastRowFirstColumn="0" w:lastRowLastColumn="0"/>
+        </w:trPr>
+        <w:tc>
+          <w:tcPr>
+            <w:cnfStyle w:val="001000000000" w:firstRow="0" w:lastRow="0" w:firstColumn="1" w:lastColumn="0" w:oddVBand="0" w:evenVBand="0" w:oddHBand="0" w:evenHBand="0" w:firstRowFirstColumn="0" w:firstRowLastColumn="0" w:lastRowFirstColumn="0" w:lastRowLastColumn="0"/>
+            <w:tcW w:w="0" w:type="auto"/>
+            <w:hideMark/>
+          </w:tcPr>
+          <w:p>
+            <w:pPr>
+              <w:spacing w:after="160" w:line="278" w:lineRule="auto"/>
+              <w:rPr>
+                <w:sz w:val="28"/>
+                <w:szCs w:val="28"/>
+              </w:rPr>
+            </w:pPr>
+            <w:r>
+              <w:rPr>
+                <w:sz w:val="28"/>
+                <w:szCs w:val="28"/>
+              </w:rPr>
+              <w:t>Story</w:t>
+            </w:r>
+          </w:p>
+        </w:tc>
+        <w:tc>
+          <w:tcPr>
+            <w:tcW w:w="0" w:type="auto"/>
+            <w:hideMark/>
+          </w:tcPr>
+          <w:p>
+            <w:pPr>
+              <w:spacing w:after="160" w:line="278" w:lineRule="auto"/>
+              <w:cnfStyle w:val="100000000000" w:firstRow="1" w:lastRow="0" w:firstColumn="0" w:lastColumn="0" w:oddVBand="0" w:evenVBand="0" w:oddHBand="0" w:evenHBand="0" w:firstRowFirstColumn="0" w:firstRowLastColumn="0" w:lastRowFirstColumn="0" w:lastRowLastColumn="0"/>
+              <w:rPr>
+                <w:sz w:val="28"/>
+                <w:szCs w:val="28"/>
+              </w:rPr>
+            </w:pPr>
+            <w:r>
+              <w:rPr>
+                <w:sz w:val="28"/>
+                <w:szCs w:val="28"/>
+              </w:rPr>
+              <w:t>Points</w:t>
+            </w:r>
+          </w:p>
+        </w:tc>
+      </w:tr>
+      <w:tr>
+        <w:trPr>
+          <w:cnfStyle w:val="000000100000" w:firstRow="0" w:lastRow="0" w:firstColumn="0" w:lastColumn="0" w:oddVBand="0" w:evenVBand="0" w:oddHBand="1" w:evenHBand="0" w:firstRowFirstColumn="0" w:firstRowLastColumn="0" w:lastRowFirstColumn="0" w:lastRowLastColumn="0"/>
+        </w:trPr>
+        <w:tc>
+          <w:tcPr>
+            <w:cnfStyle w:val="001000000000" w:firstRow="0" w:lastRow="0" w:firstColumn="1" w:lastColumn="0" w:oddVBand="0" w:evenVBand="0" w:oddHBand="0" w:evenHBand="0" w:firstRowFirstColumn="0" w:firstRowLastColumn="0" w:lastRowFirstColumn="0" w:lastRowLastColumn="0"/>
+            <w:tcW w:w="0" w:type="auto"/>
+            <w:hideMark/>
+          </w:tcPr>
+          <w:p>
+            <w:pPr>
+              <w:spacing w:after="160" w:line="278" w:lineRule="auto"/>
+              <w:rPr>
+                <w:b w:val="0"/>
+                <w:bCs w:val="0"/>
+                <w:sz w:val="28"/>
+                <w:szCs w:val="28"/>
+              </w:rPr>
+            </w:pPr>
+            <w:r>
+              <w:rPr>
+                <w:b w:val="0"/>
+                <w:bCs w:val="0"/>
+                <w:sz w:val="28"/>
+                <w:szCs w:val="28"/>
+              </w:rPr>
+              <w:t>SUS001 Select city</w:t>
+            </w:r>
+          </w:p>
+        </w:tc>
+        <w:tc>
+          <w:tcPr>
+            <w:tcW w:w="0" w:type="auto"/>
+            <w:hideMark/>
+          </w:tcPr>
+          <w:p>
+            <w:pPr>
+              <w:spacing w:after="160" w:line="278" w:lineRule="auto"/>
+              <w:cnfStyle w:val="000000100000" w:firstRow="0" w:lastRow="0" w:firstColumn="0" w:lastColumn="0" w:oddVBand="0" w:evenVBand="0" w:oddHBand="1" w:evenHBand="0" w:firstRowFirstColumn="0" w:firstRowLastColumn="0" w:lastRowFirstColumn="0" w:lastRowLastColumn="0"/>
+              <w:rPr>
+                <w:sz w:val="28"/>
+                <w:szCs w:val="28"/>
+              </w:rPr>
+            </w:pPr>
+            <w:r>
+              <w:rPr>
+                <w:sz w:val="28"/>
+                <w:szCs w:val="28"/>
+              </w:rPr>
+              <w:t>1</w:t>
+            </w:r>
+          </w:p>
+        </w:tc>
+      </w:tr>
+      <w:tr>
+        <w:tc>
+          <w:tcPr>
+            <w:cnfStyle w:val="001000000000" w:firstRow="0" w:lastRow="0" w:firstColumn="1" w:lastColumn="0" w:oddVBand="0" w:evenVBand="0" w:oddHBand="0" w:evenHBand="0" w:firstRowFirstColumn="0" w:firstRowLastColumn="0" w:lastRowFirstColumn="0" w:lastRowLastColumn="0"/>
+            <w:tcW w:w="0" w:type="auto"/>
+            <w:hideMark/>
+          </w:tcPr>
+          <w:p>
+            <w:pPr>
+              <w:spacing w:after="160" w:line="278" w:lineRule="auto"/>
+              <w:rPr>
+                <w:b w:val="0"/>
+                <w:bCs w:val="0"/>
+                <w:sz w:val="28"/>
+                <w:szCs w:val="28"/>
+              </w:rPr>
+            </w:pPr>
+            <w:r>
+              <w:rPr>
+                <w:b w:val="0"/>
+                <w:bCs w:val="0"/>
+                <w:sz w:val="28"/>
+                <w:szCs w:val="28"/>
+              </w:rPr>
+              <w:t>SUS002 Select theatre</w:t>
+            </w:r>
+          </w:p>
+        </w:tc>
+        <w:tc>
+          <w:tcPr>
+            <w:tcW w:w="0" w:type="auto"/>
+            <w:hideMark/>
+          </w:tcPr>
+          <w:p>
+            <w:pPr>
+              <w:spacing w:after="160" w:line="278" w:lineRule="auto"/>
+              <w:cnfStyle w:val="000000000000" w:firstRow="0" w:lastRow="0" w:firstColumn="0" w:lastColumn="0" w:oddVBand="0" w:evenVBand="0" w:oddHBand="0" w:evenHBand="0" w:firstRowFirstColumn="0" w:firstRowLastColumn="0" w:lastRowFirstColumn="0" w:lastRowLastColumn="0"/>
+              <w:rPr>
+                <w:sz w:val="28"/>
+                <w:szCs w:val="28"/>
+              </w:rPr>
+            </w:pPr>
+            <w:r>
+              <w:rPr>
+                <w:sz w:val="28"/>
+                <w:szCs w:val="28"/>
+              </w:rPr>
+              <w:t>2</w:t>
+            </w:r>
+          </w:p>
+        </w:tc>
+      </w:tr>
+      <w:tr>
+        <w:trPr>
+          <w:cnfStyle w:val="000000100000" w:firstRow="0" w:lastRow="0" w:firstColumn="0" w:lastColumn="0" w:oddVBand="0" w:evenVBand="0" w:oddHBand="1" w:evenHBand="0" w:firstRowFirstColumn="0" w:firstRowLastColumn="0" w:lastRowFirstColumn="0" w:lastRowLastColumn="0"/>
+        </w:trPr>
+        <w:tc>
+          <w:tcPr>
+            <w:cnfStyle w:val="001000000000" w:firstRow="0" w:lastRow="0" w:firstColumn="1" w:lastColumn="0" w:oddVBand="0" w:evenVBand="0" w:oddHBand="0" w:evenHBand="0" w:firstRowFirstColumn="0" w:firstRowLastColumn="0" w:lastRowFirstColumn="0" w:lastRowLastColumn="0"/>
+            <w:tcW w:w="0" w:type="auto"/>
+            <w:hideMark/>
+          </w:tcPr>
+          <w:p>
+            <w:pPr>
+              <w:spacing w:after="160" w:line="278" w:lineRule="auto"/>
+              <w:rPr>
+                <w:b w:val="0"/>
+                <w:bCs w:val="0"/>
+                <w:sz w:val="28"/>
+                <w:szCs w:val="28"/>
+              </w:rPr>
+            </w:pPr>
+            <w:r>
+              <w:rPr>
+                <w:b w:val="0"/>
+                <w:bCs w:val="0"/>
+                <w:sz w:val="28"/>
+                <w:szCs w:val="28"/>
+              </w:rPr>
+              <w:t>SUS003 Select movie in theatre</w:t>
+            </w:r>
+          </w:p>
+        </w:tc>
+        <w:tc>
+          <w:tcPr>
+            <w:tcW w:w="0" w:type="auto"/>
+            <w:hideMark/>
+          </w:tcPr>
+          <w:p>
+            <w:pPr>
+              <w:spacing w:after="160" w:line="278" w:lineRule="auto"/>
+              <w:cnfStyle w:val="000000100000" w:firstRow="0" w:lastRow="0" w:firstColumn="0" w:lastColumn="0" w:oddVBand="0" w:evenVBand="0" w:oddHBand="1" w:evenHBand="0" w:firstRowFirstColumn="0" w:firstRowLastColumn="0" w:lastRowFirstColumn="0" w:lastRowLastColumn="0"/>
+              <w:rPr>
+                <w:sz w:val="28"/>
+                <w:szCs w:val="28"/>
+              </w:rPr>
+            </w:pPr>
+            <w:r>
+              <w:rPr>
+                <w:sz w:val="28"/>
+                <w:szCs w:val="28"/>
+              </w:rPr>
+              <w:t>2</w:t>
+            </w:r>
+          </w:p>
+        </w:tc>
+      </w:tr>
+      <w:tr>
+        <w:tc>
+          <w:tcPr>
+            <w:cnfStyle w:val="001000000000" w:firstRow="0" w:lastRow="0" w:firstColumn="1" w:lastColumn="0" w:oddVBand="0" w:evenVBand="0" w:oddHBand="0" w:evenHBand="0" w:firstRowFirstColumn="0" w:firstRowLastColumn="0" w:lastRowFirstColumn="0" w:lastRowLastColumn="0"/>
+            <w:tcW w:w="0" w:type="auto"/>
+            <w:hideMark/>
+          </w:tcPr>
+          <w:p>
+            <w:pPr>
+              <w:spacing w:after="160" w:line="278" w:lineRule="auto"/>
+              <w:rPr>
+                <w:b w:val="0"/>
+                <w:bCs w:val="0"/>
+                <w:sz w:val="28"/>
+                <w:szCs w:val="28"/>
+              </w:rPr>
+            </w:pPr>
+            <w:r>
+              <w:rPr>
+                <w:b w:val="0"/>
+                <w:bCs w:val="0"/>
+                <w:sz w:val="28"/>
+                <w:szCs w:val="28"/>
+              </w:rPr>
+              <w:t>SUS004 Select showtime</w:t>
+            </w:r>
+          </w:p>
+        </w:tc>
+        <w:tc>
+          <w:tcPr>
+            <w:tcW w:w="0" w:type="auto"/>
+            <w:hideMark/>
+          </w:tcPr>
+          <w:p>
+            <w:pPr>
+              <w:spacing w:after="160" w:line="278" w:lineRule="auto"/>
+              <w:cnfStyle w:val="000000000000" w:firstRow="0" w:lastRow="0" w:firstColumn="0" w:lastColumn="0" w:oddVBand="0" w:evenVBand="0" w:oddHBand="0" w:evenHBand="0" w:firstRowFirstColumn="0" w:firstRowLastColumn="0" w:lastRowFirstColumn="0" w:lastRowLastColumn="0"/>
+              <w:rPr>
+                <w:sz w:val="28"/>
+                <w:szCs w:val="28"/>
+              </w:rPr>
+            </w:pPr>
+            <w:r>
+              <w:rPr>
+                <w:sz w:val="28"/>
+                <w:szCs w:val="28"/>
+              </w:rPr>
+              <w:t>2</w:t>
+            </w:r>
+          </w:p>
+        </w:tc>
+      </w:tr>
+    </w:tbl>
+    <w:p>
+      <w:pPr>
+        <w:rPr>
+          <w:b/>
+          <w:bCs/>
+          <w:sz w:val="28"/>
+          <w:szCs w:val="28"/>
+        </w:rPr>
+      </w:pPr>
+      <w:r>
+        <w:rPr>
+          <w:b/>
+          <w:bCs/>
+          <w:sz w:val="28"/>
+          <w:szCs w:val="28"/>
+        </w:rPr>
+        <w:t>Subtotal = 7</w:t>
+      </w:r>
+    </w:p>
+    <w:p>
+      <w:pPr>
+        <w:rPr>
+          <w:b/>
+          <w:bCs/>
+          <w:sz w:val="28"/>
+          <w:szCs w:val="28"/>
+        </w:rPr>
+      </w:pPr>
+    </w:p>
+    <w:p>
+      <w:pPr>
+        <w:rPr>
+          <w:b/>
+          <w:bCs/>
+          <w:sz w:val="28"/>
+          <w:szCs w:val="28"/>
+        </w:rPr>
+      </w:pPr>
+    </w:p>
+    <w:p>
+      <w:pPr>
+        <w:rPr>
+          <w:b/>
+          <w:bCs/>
+          <w:sz w:val="28"/>
+          <w:szCs w:val="28"/>
+        </w:rPr>
+      </w:pPr>
+    </w:p>
+    <w:p>
+      <w:pPr>
+        <w:rPr>
+          <w:b/>
+          <w:bCs/>
+          <w:sz w:val="28"/>
+          <w:szCs w:val="28"/>
+        </w:rPr>
+      </w:pPr>
+    </w:p>
+    <w:p>
+      <w:pPr>
+        <w:rPr>
+          <w:b/>
+          <w:bCs/>
+          <w:sz w:val="28"/>
+          <w:szCs w:val="28"/>
+        </w:rPr>
+      </w:pPr>
+    </w:p>
+    <w:p>
+      <w:pPr>
+        <w:rPr>
+          <w:b/>
+          <w:bCs/>
+          <w:sz w:val="28"/>
+          <w:szCs w:val="28"/>
+        </w:rPr>
+      </w:pPr>
+      <w:r>
+        <w:rPr>
+          <w:b/>
+          <w:bCs/>
+          <w:sz w:val="28"/>
+          <w:szCs w:val="28"/>
+        </w:rPr>
+        <w:lastRenderedPageBreak/>
+        <w:t>EP07 – Ticket Booking</w:t>
+      </w:r>
+    </w:p>
+    <w:tbl>
+      <w:tblPr>
+        <w:tblStyle w:val="PlainTable1"/>
+        <w:tblW w:w="0" w:type="auto"/>
+        <w:tblLook w:val="04A0" w:firstRow="1" w:lastRow="0" w:firstColumn="1" w:lastColumn="0" w:noHBand="0" w:noVBand="1"/>
+      </w:tblPr>
+      <w:tblGrid>
+        <w:gridCol w:w="3970"/>
+        <w:gridCol w:w="937"/>
+      </w:tblGrid>
+      <w:tr>
+        <w:trPr>
+          <w:cnfStyle w:val="100000000000" w:firstRow="1" w:lastRow="0" w:firstColumn="0" w:lastColumn="0" w:oddVBand="0" w:evenVBand="0" w:oddHBand="0" w:evenHBand="0" w:firstRowFirstColumn="0" w:firstRowLastColumn="0" w:lastRowFirstColumn="0" w:lastRowLastColumn="0"/>
+        </w:trPr>
+        <w:tc>
+          <w:tcPr>
+            <w:cnfStyle w:val="001000000000" w:firstRow="0" w:lastRow="0" w:firstColumn="1" w:lastColumn="0" w:oddVBand="0" w:evenVBand="0" w:oddHBand="0" w:evenHBand="0" w:firstRowFirstColumn="0" w:firstRowLastColumn="0" w:lastRowFirstColumn="0" w:lastRowLastColumn="0"/>
+            <w:tcW w:w="0" w:type="auto"/>
+            <w:hideMark/>
+          </w:tcPr>
+          <w:p>
+            <w:pPr>
+              <w:spacing w:after="160" w:line="278" w:lineRule="auto"/>
+              <w:rPr>
+                <w:sz w:val="28"/>
+                <w:szCs w:val="28"/>
+              </w:rPr>
+            </w:pPr>
+            <w:r>
+              <w:rPr>
+                <w:sz w:val="28"/>
+                <w:szCs w:val="28"/>
+              </w:rPr>
+              <w:t>Story</w:t>
+            </w:r>
+          </w:p>
+        </w:tc>
+        <w:tc>
+          <w:tcPr>
+            <w:tcW w:w="0" w:type="auto"/>
+            <w:hideMark/>
+          </w:tcPr>
+          <w:p>
+            <w:pPr>
+              <w:spacing w:after="160" w:line="278" w:lineRule="auto"/>
+              <w:cnfStyle w:val="100000000000" w:firstRow="1" w:lastRow="0" w:firstColumn="0" w:lastColumn="0" w:oddVBand="0" w:evenVBand="0" w:oddHBand="0" w:evenHBand="0" w:firstRowFirstColumn="0" w:firstRowLastColumn="0" w:lastRowFirstColumn="0" w:lastRowLastColumn="0"/>
+              <w:rPr>
+                <w:sz w:val="28"/>
+                <w:szCs w:val="28"/>
+              </w:rPr>
+            </w:pPr>
+            <w:r>
+              <w:rPr>
+                <w:sz w:val="28"/>
+                <w:szCs w:val="28"/>
+              </w:rPr>
+              <w:t>Points</w:t>
+            </w:r>
+          </w:p>
+        </w:tc>
+      </w:tr>
+      <w:tr>
+        <w:trPr>
+          <w:cnfStyle w:val="000000100000" w:firstRow="0" w:lastRow="0" w:firstColumn="0" w:lastColumn="0" w:oddVBand="0" w:evenVBand="0" w:oddHBand="1" w:evenHBand="0" w:firstRowFirstColumn="0" w:firstRowLastColumn="0" w:lastRowFirstColumn="0" w:lastRowLastColumn="0"/>
+        </w:trPr>
+        <w:tc>
+          <w:tcPr>
+            <w:cnfStyle w:val="001000000000" w:firstRow="0" w:lastRow="0" w:firstColumn="1" w:lastColumn="0" w:oddVBand="0" w:evenVBand="0" w:oddHBand="0" w:evenHBand="0" w:firstRowFirstColumn="0" w:firstRowLastColumn="0" w:lastRowFirstColumn="0" w:lastRowLastColumn="0"/>
+            <w:tcW w:w="0" w:type="auto"/>
+            <w:hideMark/>
+          </w:tcPr>
+          <w:p>
+            <w:pPr>
+              <w:spacing w:after="160" w:line="278" w:lineRule="auto"/>
+              <w:rPr>
+                <w:b w:val="0"/>
+                <w:bCs w:val="0"/>
+                <w:sz w:val="28"/>
+                <w:szCs w:val="28"/>
+              </w:rPr>
+            </w:pPr>
+            <w:r>
+              <w:rPr>
+                <w:b w:val="0"/>
+                <w:bCs w:val="0"/>
+                <w:sz w:val="28"/>
+                <w:szCs w:val="28"/>
+              </w:rPr>
+              <w:t>TBUS001 Enter number of tickets</w:t>
+            </w:r>
+          </w:p>
+        </w:tc>
+        <w:tc>
+          <w:tcPr>
+            <w:tcW w:w="0" w:type="auto"/>
+            <w:hideMark/>
+          </w:tcPr>
+          <w:p>
+            <w:pPr>
+              <w:spacing w:after="160" w:line="278" w:lineRule="auto"/>
+              <w:cnfStyle w:val="000000100000" w:firstRow="0" w:lastRow="0" w:firstColumn="0" w:lastColumn="0" w:oddVBand="0" w:evenVBand="0" w:oddHBand="1" w:evenHBand="0" w:firstRowFirstColumn="0" w:firstRowLastColumn="0" w:lastRowFirstColumn="0" w:lastRowLastColumn="0"/>
+              <w:rPr>
+                <w:sz w:val="28"/>
+                <w:szCs w:val="28"/>
+              </w:rPr>
+            </w:pPr>
+            <w:r>
+              <w:rPr>
+                <w:sz w:val="28"/>
+                <w:szCs w:val="28"/>
+              </w:rPr>
+              <w:t>2</w:t>
+            </w:r>
+          </w:p>
+        </w:tc>
+      </w:tr>
+      <w:tr>
+        <w:tc>
+          <w:tcPr>
+            <w:cnfStyle w:val="001000000000" w:firstRow="0" w:lastRow="0" w:firstColumn="1" w:lastColumn="0" w:oddVBand="0" w:evenVBand="0" w:oddHBand="0" w:evenHBand="0" w:firstRowFirstColumn="0" w:firstRowLastColumn="0" w:lastRowFirstColumn="0" w:lastRowLastColumn="0"/>
+            <w:tcW w:w="0" w:type="auto"/>
+            <w:hideMark/>
+          </w:tcPr>
+          <w:p>
+            <w:pPr>
+              <w:spacing w:after="160" w:line="278" w:lineRule="auto"/>
+              <w:rPr>
+                <w:b w:val="0"/>
+                <w:bCs w:val="0"/>
+                <w:sz w:val="28"/>
+                <w:szCs w:val="28"/>
+              </w:rPr>
+            </w:pPr>
+            <w:r>
+              <w:rPr>
+                <w:b w:val="0"/>
+                <w:bCs w:val="0"/>
+                <w:sz w:val="28"/>
+                <w:szCs w:val="28"/>
+              </w:rPr>
+              <w:t>TBUS002 Validate ticket quantity</w:t>
+            </w:r>
+          </w:p>
+        </w:tc>
+        <w:tc>
+          <w:tcPr>
+            <w:tcW w:w="0" w:type="auto"/>
+            <w:hideMark/>
+          </w:tcPr>
+          <w:p>
+            <w:pPr>
+              <w:spacing w:after="160" w:line="278" w:lineRule="auto"/>
+              <w:cnfStyle w:val="000000000000" w:firstRow="0" w:lastRow="0" w:firstColumn="0" w:lastColumn="0" w:oddVBand="0" w:evenVBand="0" w:oddHBand="0" w:evenHBand="0" w:firstRowFirstColumn="0" w:firstRowLastColumn="0" w:lastRowFirstColumn="0" w:lastRowLastColumn="0"/>
+              <w:rPr>
+                <w:sz w:val="28"/>
+                <w:szCs w:val="28"/>
+              </w:rPr>
+            </w:pPr>
+            <w:r>
+              <w:rPr>
+                <w:sz w:val="28"/>
+                <w:szCs w:val="28"/>
+              </w:rPr>
+              <w:t>1</w:t>
+            </w:r>
+          </w:p>
+        </w:tc>
+      </w:tr>
+    </w:tbl>
+    <w:p>
+      <w:pPr>
+        <w:rPr>
+          <w:b/>
+          <w:bCs/>
+          <w:sz w:val="28"/>
+          <w:szCs w:val="28"/>
+        </w:rPr>
+      </w:pPr>
+      <w:r>
+        <w:rPr>
+          <w:b/>
+          <w:bCs/>
+          <w:sz w:val="28"/>
+          <w:szCs w:val="28"/>
+        </w:rPr>
+        <w:t>Subtotal = 3</w:t>
+      </w:r>
+    </w:p>
+    <w:p>
+      <w:pPr>
+        <w:rPr>
+          <w:b/>
+          <w:bCs/>
+          <w:sz w:val="28"/>
+          <w:szCs w:val="28"/>
+        </w:rPr>
+      </w:pPr>
+      <w:r>
+        <w:rPr>
+          <w:b/>
+          <w:bCs/>
+          <w:sz w:val="28"/>
+          <w:szCs w:val="28"/>
+        </w:rPr>
+        <w:t>Sprint 2 Total</w:t>
+      </w:r>
+    </w:p>
+    <w:p>
+      <w:pPr>
+        <w:rPr>
+          <w:sz w:val="28"/>
+          <w:szCs w:val="28"/>
+        </w:rPr>
+      </w:pPr>
+      <w:r>
+        <w:rPr>
+          <w:sz w:val="28"/>
+          <w:szCs w:val="28"/>
+        </w:rPr>
+        <w:t>14 Story Points</w:t>
+      </w:r>
+    </w:p>
+    <w:p>
+      <w:pPr>
+        <w:rPr>
+          <w:b/>
+          <w:bCs/>
+          <w:sz w:val="28"/>
+          <w:szCs w:val="28"/>
+        </w:rPr>
+      </w:pPr>
+      <w:r>
+        <w:rPr>
+          <w:b/>
+          <w:bCs/>
+          <w:sz w:val="28"/>
+          <w:szCs w:val="28"/>
+        </w:rPr>
+        <w:t>Goal:</w:t>
+      </w:r>
+    </w:p>
+    <w:p>
+      <w:pPr>
+        <w:rPr>
+          <w:sz w:val="28"/>
+          <w:szCs w:val="28"/>
+        </w:rPr>
+      </w:pPr>
+      <w:r>
+        <w:rPr>
+          <w:sz w:val="28"/>
+          <w:szCs w:val="28"/>
+        </w:rPr>
+        <w:t>User can search movies and start booking</w:t>
+      </w:r>
+    </w:p>
+    <w:p>
+      <w:pPr>
+        <w:rPr>
+          <w:b/>
+          <w:bCs/>
+          <w:sz w:val="28"/>
+          <w:szCs w:val="28"/>
+        </w:rPr>
+      </w:pPr>
+    </w:p>
+    <w:p>
+      <w:pPr>
+        <w:rPr>
+          <w:b/>
+          <w:bCs/>
+          <w:sz w:val="28"/>
+          <w:szCs w:val="28"/>
+        </w:rPr>
+      </w:pPr>
+      <w:r>
+        <w:rPr>
+          <w:b/>
+          <w:bCs/>
+          <w:sz w:val="28"/>
+          <w:szCs w:val="28"/>
+        </w:rPr>
+        <w:t>Sprint 3 – Seat Selection</w:t>
+      </w:r>
+    </w:p>
+    <w:p>
+      <w:pPr>
+        <w:rPr>
+          <w:b/>
+          <w:bCs/>
+          <w:sz w:val="28"/>
+          <w:szCs w:val="28"/>
+        </w:rPr>
+      </w:pPr>
+      <w:r>
+        <w:rPr>
+          <w:b/>
+          <w:bCs/>
+          <w:sz w:val="28"/>
+          <w:szCs w:val="28"/>
+        </w:rPr>
+        <w:t>Epic: Seat Selection</w:t>
+      </w:r>
+    </w:p>
+    <w:tbl>
+      <w:tblPr>
+        <w:tblStyle w:val="PlainTable1"/>
+        <w:tblW w:w="0" w:type="auto"/>
+        <w:tblLook w:val="04A0" w:firstRow="1" w:lastRow="0" w:firstColumn="1" w:lastColumn="0" w:noHBand="0" w:noVBand="1"/>
+      </w:tblPr>
+      <w:tblGrid>
+        <w:gridCol w:w="4460"/>
+        <w:gridCol w:w="937"/>
+      </w:tblGrid>
+      <w:tr>
+        <w:trPr>
+          <w:cnfStyle w:val="100000000000" w:firstRow="1" w:lastRow="0" w:firstColumn="0" w:lastColumn="0" w:oddVBand="0" w:evenVBand="0" w:oddHBand="0" w:evenHBand="0" w:firstRowFirstColumn="0" w:firstRowLastColumn="0" w:lastRowFirstColumn="0" w:lastRowLastColumn="0"/>
+        </w:trPr>
+        <w:tc>
+          <w:tcPr>
+            <w:cnfStyle w:val="001000000000" w:firstRow="0" w:lastRow="0" w:firstColumn="1" w:lastColumn="0" w:oddVBand="0" w:evenVBand="0" w:oddHBand="0" w:evenHBand="0" w:firstRowFirstColumn="0" w:firstRowLastColumn="0" w:lastRowFirstColumn="0" w:lastRowLastColumn="0"/>
+            <w:tcW w:w="0" w:type="auto"/>
+            <w:hideMark/>
+          </w:tcPr>
+          <w:p>
+            <w:pPr>
+              <w:spacing w:after="160" w:line="278" w:lineRule="auto"/>
+              <w:rPr>
+                <w:sz w:val="28"/>
+                <w:szCs w:val="28"/>
+              </w:rPr>
+            </w:pPr>
+            <w:r>
+              <w:rPr>
+                <w:sz w:val="28"/>
+                <w:szCs w:val="28"/>
+              </w:rPr>
+              <w:t>Story</w:t>
+            </w:r>
+          </w:p>
+        </w:tc>
+        <w:tc>
+          <w:tcPr>
+            <w:tcW w:w="0" w:type="auto"/>
+            <w:hideMark/>
+          </w:tcPr>
+          <w:p>
+            <w:pPr>
+              <w:spacing w:after="160" w:line="278" w:lineRule="auto"/>
+              <w:cnfStyle w:val="100000000000" w:firstRow="1" w:lastRow="0" w:firstColumn="0" w:lastColumn="0" w:oddVBand="0" w:evenVBand="0" w:oddHBand="0" w:evenHBand="0" w:firstRowFirstColumn="0" w:firstRowLastColumn="0" w:lastRowFirstColumn="0" w:lastRowLastColumn="0"/>
+              <w:rPr>
+                <w:sz w:val="28"/>
+                <w:szCs w:val="28"/>
+              </w:rPr>
+            </w:pPr>
+            <w:r>
+              <w:rPr>
+                <w:sz w:val="28"/>
+                <w:szCs w:val="28"/>
+              </w:rPr>
+              <w:t>Points</w:t>
+            </w:r>
+          </w:p>
+        </w:tc>
+      </w:tr>
+      <w:tr>
+        <w:trPr>
+          <w:cnfStyle w:val="000000100000" w:firstRow="0" w:lastRow="0" w:firstColumn="0" w:lastColumn="0" w:oddVBand="0" w:evenVBand="0" w:oddHBand="1" w:evenHBand="0" w:firstRowFirstColumn="0" w:firstRowLastColumn="0" w:lastRowFirstColumn="0" w:lastRowLastColumn="0"/>
+        </w:trPr>
+        <w:tc>
+          <w:tcPr>
+            <w:cnfStyle w:val="001000000000" w:firstRow="0" w:lastRow="0" w:firstColumn="1" w:lastColumn="0" w:oddVBand="0" w:evenVBand="0" w:oddHBand="0" w:evenHBand="0" w:firstRowFirstColumn="0" w:firstRowLastColumn="0" w:lastRowFirstColumn="0" w:lastRowLastColumn="0"/>
+            <w:tcW w:w="0" w:type="auto"/>
+            <w:hideMark/>
+          </w:tcPr>
+          <w:p>
+            <w:pPr>
+              <w:spacing w:after="160" w:line="278" w:lineRule="auto"/>
+              <w:rPr>
+                <w:b w:val="0"/>
+                <w:bCs w:val="0"/>
+                <w:sz w:val="28"/>
+                <w:szCs w:val="28"/>
+              </w:rPr>
+            </w:pPr>
+            <w:r>
+              <w:rPr>
+                <w:b w:val="0"/>
+                <w:bCs w:val="0"/>
+                <w:sz w:val="28"/>
+                <w:szCs w:val="28"/>
+              </w:rPr>
+              <w:t>SSUS001 Seat layout</w:t>
+            </w:r>
+          </w:p>
+        </w:tc>
+        <w:tc>
+          <w:tcPr>
+            <w:tcW w:w="0" w:type="auto"/>
+            <w:hideMark/>
+          </w:tcPr>
+          <w:p>
+            <w:pPr>
+              <w:spacing w:after="160" w:line="278" w:lineRule="auto"/>
+              <w:cnfStyle w:val="000000100000" w:firstRow="0" w:lastRow="0" w:firstColumn="0" w:lastColumn="0" w:oddVBand="0" w:evenVBand="0" w:oddHBand="1" w:evenHBand="0" w:firstRowFirstColumn="0" w:firstRowLastColumn="0" w:lastRowFirstColumn="0" w:lastRowLastColumn="0"/>
+              <w:rPr>
+                <w:sz w:val="28"/>
+                <w:szCs w:val="28"/>
+              </w:rPr>
+            </w:pPr>
+            <w:r>
+              <w:rPr>
+                <w:sz w:val="28"/>
+                <w:szCs w:val="28"/>
+              </w:rPr>
+              <w:t>3</w:t>
+            </w:r>
+          </w:p>
+        </w:tc>
+      </w:tr>
+      <w:tr>
+        <w:tc>
+          <w:tcPr>
+            <w:cnfStyle w:val="001000000000" w:firstRow="0" w:lastRow="0" w:firstColumn="1" w:lastColumn="0" w:oddVBand="0" w:evenVBand="0" w:oddHBand="0" w:evenHBand="0" w:firstRowFirstColumn="0" w:firstRowLastColumn="0" w:lastRowFirstColumn="0" w:lastRowLastColumn="0"/>
+            <w:tcW w:w="0" w:type="auto"/>
+            <w:hideMark/>
+          </w:tcPr>
+          <w:p>
+            <w:pPr>
+              <w:spacing w:after="160" w:line="278" w:lineRule="auto"/>
+              <w:rPr>
+                <w:b w:val="0"/>
+                <w:bCs w:val="0"/>
+                <w:sz w:val="28"/>
+                <w:szCs w:val="28"/>
+              </w:rPr>
+            </w:pPr>
+            <w:r>
+              <w:rPr>
+                <w:b w:val="0"/>
+                <w:bCs w:val="0"/>
+                <w:sz w:val="28"/>
+                <w:szCs w:val="28"/>
+              </w:rPr>
+              <w:t>SSUS002 Available seats</w:t>
+            </w:r>
+          </w:p>
+        </w:tc>
+        <w:tc>
+          <w:tcPr>
+            <w:tcW w:w="0" w:type="auto"/>
+            <w:hideMark/>
+          </w:tcPr>
+          <w:p>
+            <w:pPr>
+              <w:spacing w:after="160" w:line="278" w:lineRule="auto"/>
+              <w:cnfStyle w:val="000000000000" w:firstRow="0" w:lastRow="0" w:firstColumn="0" w:lastColumn="0" w:oddVBand="0" w:evenVBand="0" w:oddHBand="0" w:evenHBand="0" w:firstRowFirstColumn="0" w:firstRowLastColumn="0" w:lastRowFirstColumn="0" w:lastRowLastColumn="0"/>
+              <w:rPr>
+                <w:sz w:val="28"/>
+                <w:szCs w:val="28"/>
+              </w:rPr>
+            </w:pPr>
+            <w:r>
+              <w:rPr>
+                <w:sz w:val="28"/>
+                <w:szCs w:val="28"/>
+              </w:rPr>
+              <w:t>2</w:t>
+            </w:r>
+          </w:p>
+        </w:tc>
+      </w:tr>
+      <w:tr>
+        <w:trPr>
+          <w:cnfStyle w:val="000000100000" w:firstRow="0" w:lastRow="0" w:firstColumn="0" w:lastColumn="0" w:oddVBand="0" w:evenVBand="0" w:oddHBand="1" w:evenHBand="0" w:firstRowFirstColumn="0" w:firstRowLastColumn="0" w:lastRowFirstColumn="0" w:lastRowLastColumn="0"/>
+        </w:trPr>
+        <w:tc>
+          <w:tcPr>
+            <w:cnfStyle w:val="001000000000" w:firstRow="0" w:lastRow="0" w:firstColumn="1" w:lastColumn="0" w:oddVBand="0" w:evenVBand="0" w:oddHBand="0" w:evenHBand="0" w:firstRowFirstColumn="0" w:firstRowLastColumn="0" w:lastRowFirstColumn="0" w:lastRowLastColumn="0"/>
+            <w:tcW w:w="0" w:type="auto"/>
+            <w:hideMark/>
+          </w:tcPr>
+          <w:p>
+            <w:pPr>
+              <w:spacing w:after="160" w:line="278" w:lineRule="auto"/>
+              <w:rPr>
+                <w:b w:val="0"/>
+                <w:bCs w:val="0"/>
+                <w:sz w:val="28"/>
+                <w:szCs w:val="28"/>
+              </w:rPr>
+            </w:pPr>
+            <w:r>
+              <w:rPr>
+                <w:b w:val="0"/>
+                <w:bCs w:val="0"/>
+                <w:sz w:val="28"/>
+                <w:szCs w:val="28"/>
+              </w:rPr>
+              <w:t>SSUS003 Show booked seats</w:t>
+            </w:r>
+          </w:p>
+        </w:tc>
+        <w:tc>
+          <w:tcPr>
+            <w:tcW w:w="0" w:type="auto"/>
+            <w:hideMark/>
+          </w:tcPr>
+          <w:p>
+            <w:pPr>
+              <w:spacing w:after="160" w:line="278" w:lineRule="auto"/>
+              <w:cnfStyle w:val="000000100000" w:firstRow="0" w:lastRow="0" w:firstColumn="0" w:lastColumn="0" w:oddVBand="0" w:evenVBand="0" w:oddHBand="1" w:evenHBand="0" w:firstRowFirstColumn="0" w:firstRowLastColumn="0" w:lastRowFirstColumn="0" w:lastRowLastColumn="0"/>
+              <w:rPr>
+                <w:sz w:val="28"/>
+                <w:szCs w:val="28"/>
+              </w:rPr>
+            </w:pPr>
+            <w:r>
+              <w:rPr>
+                <w:sz w:val="28"/>
+                <w:szCs w:val="28"/>
+              </w:rPr>
+              <w:t>1</w:t>
+            </w:r>
+          </w:p>
+        </w:tc>
+      </w:tr>
+      <w:tr>
+        <w:tc>
+          <w:tcPr>
+            <w:cnfStyle w:val="001000000000" w:firstRow="0" w:lastRow="0" w:firstColumn="1" w:lastColumn="0" w:oddVBand="0" w:evenVBand="0" w:oddHBand="0" w:evenHBand="0" w:firstRowFirstColumn="0" w:firstRowLastColumn="0" w:lastRowFirstColumn="0" w:lastRowLastColumn="0"/>
+            <w:tcW w:w="0" w:type="auto"/>
+            <w:hideMark/>
+          </w:tcPr>
+          <w:p>
+            <w:pPr>
+              <w:spacing w:after="160" w:line="278" w:lineRule="auto"/>
+              <w:rPr>
+                <w:b w:val="0"/>
+                <w:bCs w:val="0"/>
+                <w:sz w:val="28"/>
+                <w:szCs w:val="28"/>
+              </w:rPr>
+            </w:pPr>
+            <w:r>
+              <w:rPr>
+                <w:b w:val="0"/>
+                <w:bCs w:val="0"/>
+                <w:sz w:val="28"/>
+                <w:szCs w:val="28"/>
+              </w:rPr>
+              <w:t>SSUS004 Select seat</w:t>
+            </w:r>
+          </w:p>
+        </w:tc>
+        <w:tc>
+          <w:tcPr>
+            <w:tcW w:w="0" w:type="auto"/>
+            <w:hideMark/>
+          </w:tcPr>
+          <w:p>
+            <w:pPr>
+              <w:spacing w:after="160" w:line="278" w:lineRule="auto"/>
+              <w:cnfStyle w:val="000000000000" w:firstRow="0" w:lastRow="0" w:firstColumn="0" w:lastColumn="0" w:oddVBand="0" w:evenVBand="0" w:oddHBand="0" w:evenHBand="0" w:firstRowFirstColumn="0" w:firstRowLastColumn="0" w:lastRowFirstColumn="0" w:lastRowLastColumn="0"/>
+              <w:rPr>
+                <w:sz w:val="28"/>
+                <w:szCs w:val="28"/>
+              </w:rPr>
+            </w:pPr>
+            <w:r>
+              <w:rPr>
+                <w:sz w:val="28"/>
+                <w:szCs w:val="28"/>
+              </w:rPr>
+              <w:t>2</w:t>
+            </w:r>
+          </w:p>
+        </w:tc>
+      </w:tr>
+      <w:tr>
+        <w:trPr>
+          <w:cnfStyle w:val="000000100000" w:firstRow="0" w:lastRow="0" w:firstColumn="0" w:lastColumn="0" w:oddVBand="0" w:evenVBand="0" w:oddHBand="1" w:evenHBand="0" w:firstRowFirstColumn="0" w:firstRowLastColumn="0" w:lastRowFirstColumn="0" w:lastRowLastColumn="0"/>
+        </w:trPr>
+        <w:tc>
+          <w:tcPr>
+            <w:cnfStyle w:val="001000000000" w:firstRow="0" w:lastRow="0" w:firstColumn="1" w:lastColumn="0" w:oddVBand="0" w:evenVBand="0" w:oddHBand="0" w:evenHBand="0" w:firstRowFirstColumn="0" w:firstRowLastColumn="0" w:lastRowFirstColumn="0" w:lastRowLastColumn="0"/>
+            <w:tcW w:w="0" w:type="auto"/>
+            <w:hideMark/>
+          </w:tcPr>
+          <w:p>
+            <w:pPr>
+              <w:spacing w:after="160" w:line="278" w:lineRule="auto"/>
+              <w:rPr>
+                <w:b w:val="0"/>
+                <w:bCs w:val="0"/>
+                <w:sz w:val="28"/>
+                <w:szCs w:val="28"/>
+              </w:rPr>
+            </w:pPr>
+            <w:r>
+              <w:rPr>
+                <w:b w:val="0"/>
+                <w:bCs w:val="0"/>
+                <w:sz w:val="28"/>
+                <w:szCs w:val="28"/>
+              </w:rPr>
+              <w:t>SSUS005 Select multiple seats</w:t>
+            </w:r>
+          </w:p>
+        </w:tc>
+        <w:tc>
+          <w:tcPr>
+            <w:tcW w:w="0" w:type="auto"/>
+            <w:hideMark/>
+          </w:tcPr>
+          <w:p>
+            <w:pPr>
+              <w:spacing w:after="160" w:line="278" w:lineRule="auto"/>
+              <w:cnfStyle w:val="000000100000" w:firstRow="0" w:lastRow="0" w:firstColumn="0" w:lastColumn="0" w:oddVBand="0" w:evenVBand="0" w:oddHBand="1" w:evenHBand="0" w:firstRowFirstColumn="0" w:firstRowLastColumn="0" w:lastRowFirstColumn="0" w:lastRowLastColumn="0"/>
+              <w:rPr>
+                <w:sz w:val="28"/>
+                <w:szCs w:val="28"/>
+              </w:rPr>
+            </w:pPr>
+            <w:r>
+              <w:rPr>
+                <w:sz w:val="28"/>
+                <w:szCs w:val="28"/>
+              </w:rPr>
+              <w:t>2</w:t>
+            </w:r>
+          </w:p>
+        </w:tc>
+      </w:tr>
+      <w:tr>
+        <w:tc>
+          <w:tcPr>
+            <w:cnfStyle w:val="001000000000" w:firstRow="0" w:lastRow="0" w:firstColumn="1" w:lastColumn="0" w:oddVBand="0" w:evenVBand="0" w:oddHBand="0" w:evenHBand="0" w:firstRowFirstColumn="0" w:firstRowLastColumn="0" w:lastRowFirstColumn="0" w:lastRowLastColumn="0"/>
+            <w:tcW w:w="0" w:type="auto"/>
+            <w:hideMark/>
+          </w:tcPr>
+          <w:p>
+            <w:pPr>
+              <w:spacing w:after="160" w:line="278" w:lineRule="auto"/>
+              <w:rPr>
+                <w:b w:val="0"/>
+                <w:bCs w:val="0"/>
+                <w:sz w:val="28"/>
+                <w:szCs w:val="28"/>
+              </w:rPr>
+            </w:pPr>
+            <w:r>
+              <w:rPr>
+                <w:b w:val="0"/>
+                <w:bCs w:val="0"/>
+                <w:sz w:val="28"/>
+                <w:szCs w:val="28"/>
+              </w:rPr>
+              <w:t>SSUS009 Send seat details to booking</w:t>
+            </w:r>
+          </w:p>
+        </w:tc>
+        <w:tc>
+          <w:tcPr>
+            <w:tcW w:w="0" w:type="auto"/>
+            <w:hideMark/>
+          </w:tcPr>
+          <w:p>
+            <w:pPr>
+              <w:spacing w:after="160" w:line="278" w:lineRule="auto"/>
+              <w:cnfStyle w:val="000000000000" w:firstRow="0" w:lastRow="0" w:firstColumn="0" w:lastColumn="0" w:oddVBand="0" w:evenVBand="0" w:oddHBand="0" w:evenHBand="0" w:firstRowFirstColumn="0" w:firstRowLastColumn="0" w:lastRowFirstColumn="0" w:lastRowLastColumn="0"/>
+              <w:rPr>
+                <w:sz w:val="28"/>
+                <w:szCs w:val="28"/>
+              </w:rPr>
+            </w:pPr>
+            <w:r>
+              <w:rPr>
+                <w:sz w:val="28"/>
+                <w:szCs w:val="28"/>
+              </w:rPr>
+              <w:t>1</w:t>
+            </w:r>
+          </w:p>
+        </w:tc>
+      </w:tr>
+    </w:tbl>
+    <w:p>
+      <w:pPr>
+        <w:rPr>
+          <w:b/>
+          <w:bCs/>
+          <w:sz w:val="28"/>
+          <w:szCs w:val="28"/>
+        </w:rPr>
+      </w:pPr>
+      <w:r>
+        <w:rPr>
+          <w:b/>
+          <w:bCs/>
+          <w:sz w:val="28"/>
+          <w:szCs w:val="28"/>
+        </w:rPr>
+        <w:t>Subtotal = 11</w:t>
+      </w:r>
+    </w:p>
+    <w:p>
+      <w:pPr>
+        <w:rPr>
+          <w:b/>
+          <w:bCs/>
+          <w:sz w:val="28"/>
+          <w:szCs w:val="28"/>
+        </w:rPr>
+      </w:pPr>
+    </w:p>
+    <w:p>
+      <w:pPr>
+        <w:rPr>
+          <w:b/>
+          <w:bCs/>
+          <w:sz w:val="28"/>
+          <w:szCs w:val="28"/>
+        </w:rPr>
+      </w:pPr>
+    </w:p>
+    <w:p>
+      <w:pPr>
+        <w:rPr>
+          <w:b/>
+          <w:bCs/>
+          <w:sz w:val="28"/>
+          <w:szCs w:val="28"/>
+        </w:rPr>
+      </w:pPr>
+    </w:p>
+    <w:p>
+      <w:pPr>
+        <w:rPr>
+          <w:b/>
+          <w:bCs/>
+          <w:sz w:val="28"/>
+          <w:szCs w:val="28"/>
+        </w:rPr>
+      </w:pPr>
+    </w:p>
+    <w:p>
+      <w:pPr>
+        <w:rPr>
+          <w:b/>
+          <w:bCs/>
+          <w:sz w:val="28"/>
+          <w:szCs w:val="28"/>
+        </w:rPr>
+      </w:pPr>
+    </w:p>
+    <w:p>
+      <w:pPr>
+        <w:rPr>
+          <w:b/>
+          <w:bCs/>
+          <w:sz w:val="28"/>
+          <w:szCs w:val="28"/>
+        </w:rPr>
+      </w:pPr>
+      <w:r>
+        <w:rPr>
+          <w:b/>
+          <w:bCs/>
+          <w:sz w:val="28"/>
+          <w:szCs w:val="28"/>
+        </w:rPr>
+        <w:lastRenderedPageBreak/>
+        <w:t>EP07 – Ticket Booking</w:t>
+      </w:r>
+    </w:p>
+    <w:tbl>
+      <w:tblPr>
+        <w:tblStyle w:val="PlainTable1"/>
+        <w:tblW w:w="0" w:type="auto"/>
+        <w:tblLook w:val="04A0" w:firstRow="1" w:lastRow="0" w:firstColumn="1" w:lastColumn="0" w:noHBand="0" w:noVBand="1"/>
+      </w:tblPr>
+      <w:tblGrid>
+        <w:gridCol w:w="3840"/>
+        <w:gridCol w:w="937"/>
+      </w:tblGrid>
+      <w:tr>
+        <w:trPr>
+          <w:cnfStyle w:val="100000000000" w:firstRow="1" w:lastRow="0" w:firstColumn="0" w:lastColumn="0" w:oddVBand="0" w:evenVBand="0" w:oddHBand="0" w:evenHBand="0" w:firstRowFirstColumn="0" w:firstRowLastColumn="0" w:lastRowFirstColumn="0" w:lastRowLastColumn="0"/>
+        </w:trPr>
+        <w:tc>
+          <w:tcPr>
+            <w:cnfStyle w:val="001000000000" w:firstRow="0" w:lastRow="0" w:firstColumn="1" w:lastColumn="0" w:oddVBand="0" w:evenVBand="0" w:oddHBand="0" w:evenHBand="0" w:firstRowFirstColumn="0" w:firstRowLastColumn="0" w:lastRowFirstColumn="0" w:lastRowLastColumn="0"/>
+            <w:tcW w:w="0" w:type="auto"/>
+            <w:hideMark/>
+          </w:tcPr>
+          <w:p>
+            <w:pPr>
+              <w:spacing w:after="160" w:line="278" w:lineRule="auto"/>
+              <w:rPr>
+                <w:sz w:val="28"/>
+                <w:szCs w:val="28"/>
+              </w:rPr>
+            </w:pPr>
+            <w:r>
+              <w:rPr>
+                <w:sz w:val="28"/>
+                <w:szCs w:val="28"/>
+              </w:rPr>
+              <w:t>Story</w:t>
+            </w:r>
+          </w:p>
+        </w:tc>
+        <w:tc>
+          <w:tcPr>
+            <w:tcW w:w="0" w:type="auto"/>
+            <w:hideMark/>
+          </w:tcPr>
+          <w:p>
+            <w:pPr>
+              <w:spacing w:after="160" w:line="278" w:lineRule="auto"/>
+              <w:cnfStyle w:val="100000000000" w:firstRow="1" w:lastRow="0" w:firstColumn="0" w:lastColumn="0" w:oddVBand="0" w:evenVBand="0" w:oddHBand="0" w:evenHBand="0" w:firstRowFirstColumn="0" w:firstRowLastColumn="0" w:lastRowFirstColumn="0" w:lastRowLastColumn="0"/>
+              <w:rPr>
+                <w:sz w:val="28"/>
+                <w:szCs w:val="28"/>
+              </w:rPr>
+            </w:pPr>
+            <w:r>
+              <w:rPr>
+                <w:sz w:val="28"/>
+                <w:szCs w:val="28"/>
+              </w:rPr>
+              <w:t>Points</w:t>
+            </w:r>
+          </w:p>
+        </w:tc>
+      </w:tr>
+      <w:tr>
+        <w:trPr>
+          <w:cnfStyle w:val="000000100000" w:firstRow="0" w:lastRow="0" w:firstColumn="0" w:lastColumn="0" w:oddVBand="0" w:evenVBand="0" w:oddHBand="1" w:evenHBand="0" w:firstRowFirstColumn="0" w:firstRowLastColumn="0" w:lastRowFirstColumn="0" w:lastRowLastColumn="0"/>
+        </w:trPr>
+        <w:tc>
+          <w:tcPr>
+            <w:cnfStyle w:val="001000000000" w:firstRow="0" w:lastRow="0" w:firstColumn="1" w:lastColumn="0" w:oddVBand="0" w:evenVBand="0" w:oddHBand="0" w:evenHBand="0" w:firstRowFirstColumn="0" w:firstRowLastColumn="0" w:lastRowFirstColumn="0" w:lastRowLastColumn="0"/>
+            <w:tcW w:w="0" w:type="auto"/>
+            <w:hideMark/>
+          </w:tcPr>
+          <w:p>
+            <w:pPr>
+              <w:spacing w:after="160" w:line="278" w:lineRule="auto"/>
+              <w:rPr>
+                <w:b w:val="0"/>
+                <w:bCs w:val="0"/>
+                <w:sz w:val="28"/>
+                <w:szCs w:val="28"/>
+              </w:rPr>
+            </w:pPr>
+            <w:r>
+              <w:rPr>
+                <w:b w:val="0"/>
+                <w:bCs w:val="0"/>
+                <w:sz w:val="28"/>
+                <w:szCs w:val="28"/>
+              </w:rPr>
+              <w:t>TBUS003 Validate seat selection</w:t>
+            </w:r>
+          </w:p>
+        </w:tc>
+        <w:tc>
+          <w:tcPr>
+            <w:tcW w:w="0" w:type="auto"/>
+            <w:hideMark/>
+          </w:tcPr>
+          <w:p>
+            <w:pPr>
+              <w:spacing w:after="160" w:line="278" w:lineRule="auto"/>
+              <w:cnfStyle w:val="000000100000" w:firstRow="0" w:lastRow="0" w:firstColumn="0" w:lastColumn="0" w:oddVBand="0" w:evenVBand="0" w:oddHBand="1" w:evenHBand="0" w:firstRowFirstColumn="0" w:firstRowLastColumn="0" w:lastRowFirstColumn="0" w:lastRowLastColumn="0"/>
+              <w:rPr>
+                <w:sz w:val="28"/>
+                <w:szCs w:val="28"/>
+              </w:rPr>
+            </w:pPr>
+            <w:r>
+              <w:rPr>
+                <w:sz w:val="28"/>
+                <w:szCs w:val="28"/>
+              </w:rPr>
+              <w:t>2</w:t>
+            </w:r>
+          </w:p>
+        </w:tc>
+      </w:tr>
+      <w:tr>
+        <w:tc>
+          <w:tcPr>
+            <w:cnfStyle w:val="001000000000" w:firstRow="0" w:lastRow="0" w:firstColumn="1" w:lastColumn="0" w:oddVBand="0" w:evenVBand="0" w:oddHBand="0" w:evenHBand="0" w:firstRowFirstColumn="0" w:firstRowLastColumn="0" w:lastRowFirstColumn="0" w:lastRowLastColumn="0"/>
+            <w:tcW w:w="0" w:type="auto"/>
+            <w:hideMark/>
+          </w:tcPr>
+          <w:p>
+            <w:pPr>
+              <w:spacing w:after="160" w:line="278" w:lineRule="auto"/>
+              <w:rPr>
+                <w:b w:val="0"/>
+                <w:bCs w:val="0"/>
+                <w:sz w:val="28"/>
+                <w:szCs w:val="28"/>
+              </w:rPr>
+            </w:pPr>
+            <w:r>
+              <w:rPr>
+                <w:b w:val="0"/>
+                <w:bCs w:val="0"/>
+                <w:sz w:val="28"/>
+                <w:szCs w:val="28"/>
+              </w:rPr>
+              <w:t>TBUS004 View booking details</w:t>
+            </w:r>
+          </w:p>
+        </w:tc>
+        <w:tc>
+          <w:tcPr>
+            <w:tcW w:w="0" w:type="auto"/>
+            <w:hideMark/>
+          </w:tcPr>
+          <w:p>
+            <w:pPr>
+              <w:spacing w:after="160" w:line="278" w:lineRule="auto"/>
+              <w:cnfStyle w:val="000000000000" w:firstRow="0" w:lastRow="0" w:firstColumn="0" w:lastColumn="0" w:oddVBand="0" w:evenVBand="0" w:oddHBand="0" w:evenHBand="0" w:firstRowFirstColumn="0" w:firstRowLastColumn="0" w:lastRowFirstColumn="0" w:lastRowLastColumn="0"/>
+              <w:rPr>
+                <w:sz w:val="28"/>
+                <w:szCs w:val="28"/>
+              </w:rPr>
+            </w:pPr>
+            <w:r>
+              <w:rPr>
+                <w:sz w:val="28"/>
+                <w:szCs w:val="28"/>
+              </w:rPr>
+              <w:t>1</w:t>
+            </w:r>
+          </w:p>
+        </w:tc>
+      </w:tr>
+    </w:tbl>
+    <w:p>
+      <w:pPr>
+        <w:rPr>
+          <w:b/>
+          <w:bCs/>
+          <w:sz w:val="28"/>
+          <w:szCs w:val="28"/>
+        </w:rPr>
+      </w:pPr>
+      <w:r>
+        <w:rPr>
+          <w:b/>
+          <w:bCs/>
+          <w:sz w:val="28"/>
+          <w:szCs w:val="28"/>
+        </w:rPr>
+        <w:t>Subtotal = 3</w:t>
+      </w:r>
+    </w:p>
+    <w:p>
+      <w:pPr>
+        <w:rPr>
+          <w:b/>
+          <w:bCs/>
+          <w:sz w:val="28"/>
+          <w:szCs w:val="28"/>
+        </w:rPr>
+      </w:pPr>
+    </w:p>
+    <w:p>
+      <w:pPr>
+        <w:rPr>
+          <w:b/>
+          <w:bCs/>
+          <w:sz w:val="28"/>
+          <w:szCs w:val="28"/>
+        </w:rPr>
+      </w:pPr>
+      <w:r>
+        <w:rPr>
+          <w:b/>
+          <w:bCs/>
+          <w:sz w:val="28"/>
+          <w:szCs w:val="28"/>
+        </w:rPr>
+        <w:t>Sprint 3 Total</w:t>
+      </w:r>
+    </w:p>
+    <w:p>
+      <w:pPr>
+        <w:rPr>
+          <w:b/>
+          <w:bCs/>
+          <w:sz w:val="28"/>
+          <w:szCs w:val="28"/>
+        </w:rPr>
+      </w:pPr>
+      <w:r>
+        <w:rPr>
+          <w:b/>
+          <w:bCs/>
+          <w:sz w:val="28"/>
+          <w:szCs w:val="28"/>
+        </w:rPr>
+        <w:t>14 Story Points</w:t>
+      </w:r>
+    </w:p>
+    <w:p>
+      <w:pPr>
+        <w:rPr>
+          <w:b/>
+          <w:bCs/>
+          <w:sz w:val="28"/>
+          <w:szCs w:val="28"/>
+        </w:rPr>
+      </w:pPr>
+      <w:r>
+        <w:rPr>
+          <w:b/>
+          <w:bCs/>
+          <w:sz w:val="28"/>
+          <w:szCs w:val="28"/>
+        </w:rPr>
+        <w:t>Goal:</w:t>
+      </w:r>
+    </w:p>
+    <w:p>
+      <w:pPr>
+        <w:rPr>
+          <w:sz w:val="28"/>
+          <w:szCs w:val="28"/>
+        </w:rPr>
+      </w:pPr>
+      <w:r>
+        <w:rPr>
+          <w:sz w:val="28"/>
+          <w:szCs w:val="28"/>
+        </w:rPr>
+        <w:t>User can select seats and review booking</w:t>
+      </w:r>
+    </w:p>
+    <w:p>
+      <w:pPr>
+        <w:rPr>
+          <w:b/>
+          <w:bCs/>
+          <w:sz w:val="28"/>
+          <w:szCs w:val="28"/>
+        </w:rPr>
+      </w:pPr>
+    </w:p>
+    <w:p>
+      <w:pPr>
+        <w:rPr>
+          <w:b/>
+          <w:bCs/>
+          <w:sz w:val="28"/>
+          <w:szCs w:val="28"/>
+        </w:rPr>
+      </w:pPr>
+      <w:r>
+        <w:rPr>
+          <w:b/>
+          <w:bCs/>
+          <w:sz w:val="28"/>
+          <w:szCs w:val="28"/>
+        </w:rPr>
+        <w:t>Sprint 4 – Payment &amp; Booking Confirmation</w:t>
+      </w:r>
+    </w:p>
+    <w:p>
+      <w:pPr>
+        <w:rPr>
+          <w:b/>
+          <w:bCs/>
+          <w:sz w:val="28"/>
+          <w:szCs w:val="28"/>
+        </w:rPr>
+      </w:pPr>
+      <w:r>
+        <w:rPr>
+          <w:b/>
+          <w:bCs/>
+          <w:sz w:val="28"/>
+          <w:szCs w:val="28"/>
+        </w:rPr>
+        <w:t>Epics: Payment, Booking</w:t>
+      </w:r>
+    </w:p>
+    <w:p>
+      <w:pPr>
+        <w:rPr>
+          <w:b/>
+          <w:bCs/>
+          <w:sz w:val="28"/>
+          <w:szCs w:val="28"/>
+        </w:rPr>
+      </w:pPr>
+      <w:r>
+        <w:rPr>
+          <w:b/>
+          <w:bCs/>
+          <w:sz w:val="28"/>
+          <w:szCs w:val="28"/>
+        </w:rPr>
+        <w:t>EP08 – Payment Processing</w:t>
+      </w:r>
+    </w:p>
+    <w:tbl>
+      <w:tblPr>
+        <w:tblStyle w:val="PlainTable1"/>
+        <w:tblW w:w="0" w:type="auto"/>
+        <w:tblLook w:val="04A0" w:firstRow="1" w:lastRow="0" w:firstColumn="1" w:lastColumn="0" w:noHBand="0" w:noVBand="1"/>
+      </w:tblPr>
+      <w:tblGrid>
+        <w:gridCol w:w="3823"/>
+        <w:gridCol w:w="937"/>
+      </w:tblGrid>
+      <w:tr>
+        <w:trPr>
+          <w:cnfStyle w:val="100000000000" w:firstRow="1" w:lastRow="0" w:firstColumn="0" w:lastColumn="0" w:oddVBand="0" w:evenVBand="0" w:oddHBand="0" w:evenHBand="0" w:firstRowFirstColumn="0" w:firstRowLastColumn="0" w:lastRowFirstColumn="0" w:lastRowLastColumn="0"/>
+        </w:trPr>
+        <w:tc>
+          <w:tcPr>
+            <w:cnfStyle w:val="001000000000" w:firstRow="0" w:lastRow="0" w:firstColumn="1" w:lastColumn="0" w:oddVBand="0" w:evenVBand="0" w:oddHBand="0" w:evenHBand="0" w:firstRowFirstColumn="0" w:firstRowLastColumn="0" w:lastRowFirstColumn="0" w:lastRowLastColumn="0"/>
+            <w:tcW w:w="0" w:type="auto"/>
+            <w:hideMark/>
+          </w:tcPr>
+          <w:p>
+            <w:pPr>
+              <w:spacing w:after="160" w:line="278" w:lineRule="auto"/>
+              <w:rPr>
+                <w:sz w:val="28"/>
+                <w:szCs w:val="28"/>
+              </w:rPr>
+            </w:pPr>
+            <w:r>
+              <w:rPr>
+                <w:sz w:val="28"/>
+                <w:szCs w:val="28"/>
+              </w:rPr>
+              <w:t>Story</w:t>
+            </w:r>
+          </w:p>
+        </w:tc>
+        <w:tc>
+          <w:tcPr>
+            <w:tcW w:w="0" w:type="auto"/>
+            <w:hideMark/>
+          </w:tcPr>
+          <w:p>
+            <w:pPr>
+              <w:spacing w:after="160" w:line="278" w:lineRule="auto"/>
+              <w:cnfStyle w:val="100000000000" w:firstRow="1" w:lastRow="0" w:firstColumn="0" w:lastColumn="0" w:oddVBand="0" w:evenVBand="0" w:oddHBand="0" w:evenHBand="0" w:firstRowFirstColumn="0" w:firstRowLastColumn="0" w:lastRowFirstColumn="0" w:lastRowLastColumn="0"/>
+              <w:rPr>
+                <w:sz w:val="28"/>
+                <w:szCs w:val="28"/>
+              </w:rPr>
+            </w:pPr>
+            <w:r>
+              <w:rPr>
+                <w:sz w:val="28"/>
+                <w:szCs w:val="28"/>
+              </w:rPr>
+              <w:t>Points</w:t>
+            </w:r>
+          </w:p>
+        </w:tc>
+      </w:tr>
+      <w:tr>
+        <w:trPr>
+          <w:cnfStyle w:val="000000100000" w:firstRow="0" w:lastRow="0" w:firstColumn="0" w:lastColumn="0" w:oddVBand="0" w:evenVBand="0" w:oddHBand="1" w:evenHBand="0" w:firstRowFirstColumn="0" w:firstRowLastColumn="0" w:lastRowFirstColumn="0" w:lastRowLastColumn="0"/>
+        </w:trPr>
+        <w:tc>
+          <w:tcPr>
+            <w:cnfStyle w:val="001000000000" w:firstRow="0" w:lastRow="0" w:firstColumn="1" w:lastColumn="0" w:oddVBand="0" w:evenVBand="0" w:oddHBand="0" w:evenHBand="0" w:firstRowFirstColumn="0" w:firstRowLastColumn="0" w:lastRowFirstColumn="0" w:lastRowLastColumn="0"/>
+            <w:tcW w:w="0" w:type="auto"/>
+            <w:hideMark/>
+          </w:tcPr>
+          <w:p>
+            <w:pPr>
+              <w:spacing w:after="160" w:line="278" w:lineRule="auto"/>
+              <w:rPr>
+                <w:b w:val="0"/>
+                <w:bCs w:val="0"/>
+                <w:sz w:val="28"/>
+                <w:szCs w:val="28"/>
+              </w:rPr>
+            </w:pPr>
+            <w:r>
+              <w:rPr>
+                <w:b w:val="0"/>
+                <w:bCs w:val="0"/>
+                <w:sz w:val="28"/>
+                <w:szCs w:val="28"/>
+              </w:rPr>
+              <w:t>USPP001 Make payment</w:t>
+            </w:r>
+          </w:p>
+        </w:tc>
+        <w:tc>
+          <w:tcPr>
+            <w:tcW w:w="0" w:type="auto"/>
+            <w:hideMark/>
+          </w:tcPr>
+          <w:p>
+            <w:pPr>
+              <w:spacing w:after="160" w:line="278" w:lineRule="auto"/>
+              <w:cnfStyle w:val="000000100000" w:firstRow="0" w:lastRow="0" w:firstColumn="0" w:lastColumn="0" w:oddVBand="0" w:evenVBand="0" w:oddHBand="1" w:evenHBand="0" w:firstRowFirstColumn="0" w:firstRowLastColumn="0" w:lastRowFirstColumn="0" w:lastRowLastColumn="0"/>
+              <w:rPr>
+                <w:sz w:val="28"/>
+                <w:szCs w:val="28"/>
+              </w:rPr>
+            </w:pPr>
+            <w:r>
+              <w:rPr>
+                <w:sz w:val="28"/>
+                <w:szCs w:val="28"/>
+              </w:rPr>
+              <w:t>2</w:t>
+            </w:r>
+          </w:p>
+        </w:tc>
+      </w:tr>
+      <w:tr>
+        <w:tc>
+          <w:tcPr>
+            <w:cnfStyle w:val="001000000000" w:firstRow="0" w:lastRow="0" w:firstColumn="1" w:lastColumn="0" w:oddVBand="0" w:evenVBand="0" w:oddHBand="0" w:evenHBand="0" w:firstRowFirstColumn="0" w:firstRowLastColumn="0" w:lastRowFirstColumn="0" w:lastRowLastColumn="0"/>
+            <w:tcW w:w="0" w:type="auto"/>
+            <w:hideMark/>
+          </w:tcPr>
+          <w:p>
+            <w:pPr>
+              <w:spacing w:after="160" w:line="278" w:lineRule="auto"/>
+              <w:rPr>
+                <w:b w:val="0"/>
+                <w:bCs w:val="0"/>
+                <w:sz w:val="28"/>
+                <w:szCs w:val="28"/>
+              </w:rPr>
+            </w:pPr>
+            <w:r>
+              <w:rPr>
+                <w:b w:val="0"/>
+                <w:bCs w:val="0"/>
+                <w:sz w:val="28"/>
+                <w:szCs w:val="28"/>
+              </w:rPr>
+              <w:t>USPP002 Card payment</w:t>
+            </w:r>
+          </w:p>
+        </w:tc>
+        <w:tc>
+          <w:tcPr>
+            <w:tcW w:w="0" w:type="auto"/>
+            <w:hideMark/>
+          </w:tcPr>
+          <w:p>
+            <w:pPr>
+              <w:spacing w:after="160" w:line="278" w:lineRule="auto"/>
+              <w:cnfStyle w:val="000000000000" w:firstRow="0" w:lastRow="0" w:firstColumn="0" w:lastColumn="0" w:oddVBand="0" w:evenVBand="0" w:oddHBand="0" w:evenHBand="0" w:firstRowFirstColumn="0" w:firstRowLastColumn="0" w:lastRowFirstColumn="0" w:lastRowLastColumn="0"/>
+              <w:rPr>
+                <w:sz w:val="28"/>
+                <w:szCs w:val="28"/>
+              </w:rPr>
+            </w:pPr>
+            <w:r>
+              <w:rPr>
+                <w:sz w:val="28"/>
+                <w:szCs w:val="28"/>
+              </w:rPr>
+              <w:t>3</w:t>
+            </w:r>
+          </w:p>
+        </w:tc>
+      </w:tr>
+      <w:tr>
+        <w:trPr>
+          <w:cnfStyle w:val="000000100000" w:firstRow="0" w:lastRow="0" w:firstColumn="0" w:lastColumn="0" w:oddVBand="0" w:evenVBand="0" w:oddHBand="1" w:evenHBand="0" w:firstRowFirstColumn="0" w:firstRowLastColumn="0" w:lastRowFirstColumn="0" w:lastRowLastColumn="0"/>
+        </w:trPr>
+        <w:tc>
+          <w:tcPr>
+            <w:cnfStyle w:val="001000000000" w:firstRow="0" w:lastRow="0" w:firstColumn="1" w:lastColumn="0" w:oddVBand="0" w:evenVBand="0" w:oddHBand="0" w:evenHBand="0" w:firstRowFirstColumn="0" w:firstRowLastColumn="0" w:lastRowFirstColumn="0" w:lastRowLastColumn="0"/>
+            <w:tcW w:w="0" w:type="auto"/>
+            <w:hideMark/>
+          </w:tcPr>
+          <w:p>
+            <w:pPr>
+              <w:spacing w:after="160" w:line="278" w:lineRule="auto"/>
+              <w:rPr>
+                <w:b w:val="0"/>
+                <w:bCs w:val="0"/>
+                <w:sz w:val="28"/>
+                <w:szCs w:val="28"/>
+              </w:rPr>
+            </w:pPr>
+            <w:r>
+              <w:rPr>
+                <w:b w:val="0"/>
+                <w:bCs w:val="0"/>
+                <w:sz w:val="28"/>
+                <w:szCs w:val="28"/>
+              </w:rPr>
+              <w:t>USPP005 Payment confirmation</w:t>
+            </w:r>
+          </w:p>
+        </w:tc>
+        <w:tc>
+          <w:tcPr>
+            <w:tcW w:w="0" w:type="auto"/>
+            <w:hideMark/>
+          </w:tcPr>
+          <w:p>
+            <w:pPr>
+              <w:spacing w:after="160" w:line="278" w:lineRule="auto"/>
+              <w:cnfStyle w:val="000000100000" w:firstRow="0" w:lastRow="0" w:firstColumn="0" w:lastColumn="0" w:oddVBand="0" w:evenVBand="0" w:oddHBand="1" w:evenHBand="0" w:firstRowFirstColumn="0" w:firstRowLastColumn="0" w:lastRowFirstColumn="0" w:lastRowLastColumn="0"/>
+              <w:rPr>
+                <w:sz w:val="28"/>
+                <w:szCs w:val="28"/>
+              </w:rPr>
+            </w:pPr>
+            <w:r>
+              <w:rPr>
+                <w:sz w:val="28"/>
+                <w:szCs w:val="28"/>
+              </w:rPr>
+              <w:t>1</w:t>
+            </w:r>
+          </w:p>
+        </w:tc>
+      </w:tr>
+    </w:tbl>
+    <w:p>
+      <w:pPr>
+        <w:rPr>
+          <w:b/>
+          <w:bCs/>
+          <w:sz w:val="28"/>
+          <w:szCs w:val="28"/>
+        </w:rPr>
+      </w:pPr>
+      <w:r>
+        <w:rPr>
+          <w:b/>
+          <w:bCs/>
+          <w:sz w:val="28"/>
+          <w:szCs w:val="28"/>
+        </w:rPr>
+        <w:t>Subtotal = 6</w:t>
+      </w:r>
+    </w:p>
+    <w:p>
+      <w:pPr>
+        <w:rPr>
+          <w:b/>
+          <w:bCs/>
+          <w:sz w:val="28"/>
+          <w:szCs w:val="28"/>
+        </w:rPr>
+      </w:pPr>
+    </w:p>
+    <w:p>
+      <w:pPr>
+        <w:rPr>
+          <w:b/>
+          <w:bCs/>
+          <w:sz w:val="28"/>
+          <w:szCs w:val="28"/>
+        </w:rPr>
+      </w:pPr>
+    </w:p>
+    <w:p>
+      <w:pPr>
+        <w:rPr>
+          <w:b/>
+          <w:bCs/>
+          <w:sz w:val="28"/>
+          <w:szCs w:val="28"/>
+        </w:rPr>
+      </w:pPr>
+    </w:p>
+    <w:p>
+      <w:pPr>
+        <w:rPr>
+          <w:b/>
+          <w:bCs/>
+          <w:sz w:val="28"/>
+          <w:szCs w:val="28"/>
+        </w:rPr>
+      </w:pPr>
+    </w:p>
+    <w:p>
+      <w:pPr>
+        <w:rPr>
+          <w:b/>
+          <w:bCs/>
+          <w:sz w:val="28"/>
+          <w:szCs w:val="28"/>
+        </w:rPr>
+      </w:pPr>
+    </w:p>
+    <w:p>
+      <w:pPr>
+        <w:rPr>
+          <w:b/>
+          <w:bCs/>
+          <w:sz w:val="28"/>
+          <w:szCs w:val="28"/>
+        </w:rPr>
+      </w:pPr>
+    </w:p>
+    <w:p>
+      <w:pPr>
+        <w:rPr>
+          <w:b/>
+          <w:bCs/>
+          <w:sz w:val="28"/>
+          <w:szCs w:val="28"/>
+        </w:rPr>
+      </w:pPr>
+      <w:r>
+        <w:rPr>
+          <w:b/>
+          <w:bCs/>
+          <w:sz w:val="28"/>
+          <w:szCs w:val="28"/>
+        </w:rPr>
+        <w:lastRenderedPageBreak/>
+        <w:t>EP07 – Ticket Booking</w:t>
+      </w:r>
+    </w:p>
+    <w:tbl>
+      <w:tblPr>
+        <w:tblStyle w:val="PlainTable1"/>
+        <w:tblW w:w="0" w:type="auto"/>
+        <w:tblLook w:val="04A0" w:firstRow="1" w:lastRow="0" w:firstColumn="1" w:lastColumn="0" w:noHBand="0" w:noVBand="1"/>
+      </w:tblPr>
+      <w:tblGrid>
+        <w:gridCol w:w="4208"/>
+        <w:gridCol w:w="937"/>
+      </w:tblGrid>
+      <w:tr>
+        <w:trPr>
+          <w:cnfStyle w:val="100000000000" w:firstRow="1" w:lastRow="0" w:firstColumn="0" w:lastColumn="0" w:oddVBand="0" w:evenVBand="0" w:oddHBand="0" w:evenHBand="0" w:firstRowFirstColumn="0" w:firstRowLastColumn="0" w:lastRowFirstColumn="0" w:lastRowLastColumn="0"/>
+        </w:trPr>
+        <w:tc>
+          <w:tcPr>
+            <w:cnfStyle w:val="001000000000" w:firstRow="0" w:lastRow="0" w:firstColumn="1" w:lastColumn="0" w:oddVBand="0" w:evenVBand="0" w:oddHBand="0" w:evenHBand="0" w:firstRowFirstColumn="0" w:firstRowLastColumn="0" w:lastRowFirstColumn="0" w:lastRowLastColumn="0"/>
+            <w:tcW w:w="0" w:type="auto"/>
+            <w:hideMark/>
+          </w:tcPr>
+          <w:p>
+            <w:pPr>
+              <w:spacing w:after="160" w:line="278" w:lineRule="auto"/>
+              <w:rPr>
+                <w:sz w:val="28"/>
+                <w:szCs w:val="28"/>
+              </w:rPr>
+            </w:pPr>
+            <w:r>
+              <w:rPr>
+                <w:sz w:val="28"/>
+                <w:szCs w:val="28"/>
+              </w:rPr>
+              <w:t>Story</w:t>
+            </w:r>
+          </w:p>
+        </w:tc>
+        <w:tc>
+          <w:tcPr>
+            <w:tcW w:w="0" w:type="auto"/>
+            <w:hideMark/>
+          </w:tcPr>
+          <w:p>
+            <w:pPr>
+              <w:spacing w:after="160" w:line="278" w:lineRule="auto"/>
+              <w:cnfStyle w:val="100000000000" w:firstRow="1" w:lastRow="0" w:firstColumn="0" w:lastColumn="0" w:oddVBand="0" w:evenVBand="0" w:oddHBand="0" w:evenHBand="0" w:firstRowFirstColumn="0" w:firstRowLastColumn="0" w:lastRowFirstColumn="0" w:lastRowLastColumn="0"/>
+              <w:rPr>
+                <w:sz w:val="28"/>
+                <w:szCs w:val="28"/>
+              </w:rPr>
+            </w:pPr>
+            <w:r>
+              <w:rPr>
+                <w:sz w:val="28"/>
+                <w:szCs w:val="28"/>
+              </w:rPr>
+              <w:t>Points</w:t>
+            </w:r>
+          </w:p>
+        </w:tc>
+      </w:tr>
+      <w:tr>
+        <w:trPr>
+          <w:cnfStyle w:val="000000100000" w:firstRow="0" w:lastRow="0" w:firstColumn="0" w:lastColumn="0" w:oddVBand="0" w:evenVBand="0" w:oddHBand="1" w:evenHBand="0" w:firstRowFirstColumn="0" w:firstRowLastColumn="0" w:lastRowFirstColumn="0" w:lastRowLastColumn="0"/>
+        </w:trPr>
+        <w:tc>
+          <w:tcPr>
+            <w:cnfStyle w:val="001000000000" w:firstRow="0" w:lastRow="0" w:firstColumn="1" w:lastColumn="0" w:oddVBand="0" w:evenVBand="0" w:oddHBand="0" w:evenHBand="0" w:firstRowFirstColumn="0" w:firstRowLastColumn="0" w:lastRowFirstColumn="0" w:lastRowLastColumn="0"/>
+            <w:tcW w:w="0" w:type="auto"/>
+            <w:hideMark/>
+          </w:tcPr>
+          <w:p>
+            <w:pPr>
+              <w:spacing w:after="160" w:line="278" w:lineRule="auto"/>
+              <w:rPr>
+                <w:b w:val="0"/>
+                <w:bCs w:val="0"/>
+                <w:sz w:val="28"/>
+                <w:szCs w:val="28"/>
+              </w:rPr>
+            </w:pPr>
+            <w:r>
+              <w:rPr>
+                <w:b w:val="0"/>
+                <w:bCs w:val="0"/>
+                <w:sz w:val="28"/>
+                <w:szCs w:val="28"/>
+              </w:rPr>
+              <w:t>TBUS005 Validate payment status</w:t>
+            </w:r>
+          </w:p>
+        </w:tc>
+        <w:tc>
+          <w:tcPr>
+            <w:tcW w:w="0" w:type="auto"/>
+            <w:hideMark/>
+          </w:tcPr>
+          <w:p>
+            <w:pPr>
+              <w:spacing w:after="160" w:line="278" w:lineRule="auto"/>
+              <w:cnfStyle w:val="000000100000" w:firstRow="0" w:lastRow="0" w:firstColumn="0" w:lastColumn="0" w:oddVBand="0" w:evenVBand="0" w:oddHBand="1" w:evenHBand="0" w:firstRowFirstColumn="0" w:firstRowLastColumn="0" w:lastRowFirstColumn="0" w:lastRowLastColumn="0"/>
+              <w:rPr>
+                <w:sz w:val="28"/>
+                <w:szCs w:val="28"/>
+              </w:rPr>
+            </w:pPr>
+            <w:r>
+              <w:rPr>
+                <w:sz w:val="28"/>
+                <w:szCs w:val="28"/>
+              </w:rPr>
+              <w:t>3</w:t>
+            </w:r>
+          </w:p>
+        </w:tc>
+      </w:tr>
+      <w:tr>
+        <w:tc>
+          <w:tcPr>
+            <w:cnfStyle w:val="001000000000" w:firstRow="0" w:lastRow="0" w:firstColumn="1" w:lastColumn="0" w:oddVBand="0" w:evenVBand="0" w:oddHBand="0" w:evenHBand="0" w:firstRowFirstColumn="0" w:firstRowLastColumn="0" w:lastRowFirstColumn="0" w:lastRowLastColumn="0"/>
+            <w:tcW w:w="0" w:type="auto"/>
+            <w:hideMark/>
+          </w:tcPr>
+          <w:p>
+            <w:pPr>
+              <w:spacing w:after="160" w:line="278" w:lineRule="auto"/>
+              <w:rPr>
+                <w:b w:val="0"/>
+                <w:bCs w:val="0"/>
+                <w:sz w:val="28"/>
+                <w:szCs w:val="28"/>
+              </w:rPr>
+            </w:pPr>
+            <w:r>
+              <w:rPr>
+                <w:b w:val="0"/>
+                <w:bCs w:val="0"/>
+                <w:sz w:val="28"/>
+                <w:szCs w:val="28"/>
+              </w:rPr>
+              <w:t>TBUS007 Update seat status</w:t>
+            </w:r>
+          </w:p>
+        </w:tc>
+        <w:tc>
+          <w:tcPr>
+            <w:tcW w:w="0" w:type="auto"/>
+            <w:hideMark/>
+          </w:tcPr>
+          <w:p>
+            <w:pPr>
+              <w:spacing w:after="160" w:line="278" w:lineRule="auto"/>
+              <w:cnfStyle w:val="000000000000" w:firstRow="0" w:lastRow="0" w:firstColumn="0" w:lastColumn="0" w:oddVBand="0" w:evenVBand="0" w:oddHBand="0" w:evenHBand="0" w:firstRowFirstColumn="0" w:firstRowLastColumn="0" w:lastRowFirstColumn="0" w:lastRowLastColumn="0"/>
+              <w:rPr>
+                <w:sz w:val="28"/>
+                <w:szCs w:val="28"/>
+              </w:rPr>
+            </w:pPr>
+            <w:r>
+              <w:rPr>
+                <w:sz w:val="28"/>
+                <w:szCs w:val="28"/>
+              </w:rPr>
+              <w:t>3</w:t>
+            </w:r>
+          </w:p>
+        </w:tc>
+      </w:tr>
+      <w:tr>
+        <w:trPr>
+          <w:cnfStyle w:val="000000100000" w:firstRow="0" w:lastRow="0" w:firstColumn="0" w:lastColumn="0" w:oddVBand="0" w:evenVBand="0" w:oddHBand="1" w:evenHBand="0" w:firstRowFirstColumn="0" w:firstRowLastColumn="0" w:lastRowFirstColumn="0" w:lastRowLastColumn="0"/>
+        </w:trPr>
+        <w:tc>
+          <w:tcPr>
+            <w:cnfStyle w:val="001000000000" w:firstRow="0" w:lastRow="0" w:firstColumn="1" w:lastColumn="0" w:oddVBand="0" w:evenVBand="0" w:oddHBand="0" w:evenHBand="0" w:firstRowFirstColumn="0" w:firstRowLastColumn="0" w:lastRowFirstColumn="0" w:lastRowLastColumn="0"/>
+            <w:tcW w:w="0" w:type="auto"/>
+            <w:hideMark/>
+          </w:tcPr>
+          <w:p>
+            <w:pPr>
+              <w:spacing w:after="160" w:line="278" w:lineRule="auto"/>
+              <w:rPr>
+                <w:b w:val="0"/>
+                <w:bCs w:val="0"/>
+                <w:sz w:val="28"/>
+                <w:szCs w:val="28"/>
+              </w:rPr>
+            </w:pPr>
+            <w:r>
+              <w:rPr>
+                <w:b w:val="0"/>
+                <w:bCs w:val="0"/>
+                <w:sz w:val="28"/>
+                <w:szCs w:val="28"/>
+              </w:rPr>
+              <w:t>TBUS006 View final booking details</w:t>
+            </w:r>
+          </w:p>
+        </w:tc>
+        <w:tc>
+          <w:tcPr>
+            <w:tcW w:w="0" w:type="auto"/>
+            <w:hideMark/>
+          </w:tcPr>
+          <w:p>
+            <w:pPr>
+              <w:spacing w:after="160" w:line="278" w:lineRule="auto"/>
+              <w:cnfStyle w:val="000000100000" w:firstRow="0" w:lastRow="0" w:firstColumn="0" w:lastColumn="0" w:oddVBand="0" w:evenVBand="0" w:oddHBand="1" w:evenHBand="0" w:firstRowFirstColumn="0" w:firstRowLastColumn="0" w:lastRowFirstColumn="0" w:lastRowLastColumn="0"/>
+              <w:rPr>
+                <w:sz w:val="28"/>
+                <w:szCs w:val="28"/>
+              </w:rPr>
+            </w:pPr>
+            <w:r>
+              <w:rPr>
+                <w:sz w:val="28"/>
+                <w:szCs w:val="28"/>
+              </w:rPr>
+              <w:t>1</w:t>
+            </w:r>
+          </w:p>
+        </w:tc>
+      </w:tr>
+    </w:tbl>
+    <w:p>
+      <w:pPr>
+        <w:rPr>
+          <w:b/>
+          <w:bCs/>
+          <w:sz w:val="28"/>
+          <w:szCs w:val="28"/>
+        </w:rPr>
+      </w:pPr>
+      <w:r>
+        <w:rPr>
+          <w:b/>
+          <w:bCs/>
+          <w:sz w:val="28"/>
+          <w:szCs w:val="28"/>
+        </w:rPr>
+        <w:t>Subtotal = 7</w:t>
+      </w:r>
+    </w:p>
+    <w:p>
+      <w:pPr>
+        <w:rPr>
+          <w:b/>
+          <w:bCs/>
+          <w:sz w:val="28"/>
+          <w:szCs w:val="28"/>
+        </w:rPr>
+      </w:pPr>
+      <w:r>
+        <w:rPr>
+          <w:b/>
+          <w:bCs/>
+          <w:sz w:val="28"/>
+          <w:szCs w:val="28"/>
+        </w:rPr>
+        <w:t>Sprint 4 Total</w:t>
+      </w:r>
+    </w:p>
+    <w:p>
+      <w:pPr>
+        <w:rPr>
+          <w:b/>
+          <w:bCs/>
+          <w:sz w:val="28"/>
+          <w:szCs w:val="28"/>
+        </w:rPr>
+      </w:pPr>
+      <w:r>
+        <w:rPr>
+          <w:b/>
+          <w:bCs/>
+          <w:sz w:val="28"/>
+          <w:szCs w:val="28"/>
+        </w:rPr>
+        <w:t>13 Story Points</w:t>
+      </w:r>
+    </w:p>
+    <w:p>
+      <w:pPr>
+        <w:rPr>
+          <w:b/>
+          <w:bCs/>
+          <w:sz w:val="28"/>
+          <w:szCs w:val="28"/>
+        </w:rPr>
+      </w:pPr>
+      <w:r>
+        <w:rPr>
+          <w:b/>
+          <w:bCs/>
+          <w:sz w:val="28"/>
+          <w:szCs w:val="28"/>
+        </w:rPr>
+        <w:t>Goal:</w:t>
+      </w:r>
+    </w:p>
+    <w:p>
+      <w:pPr>
+        <w:rPr>
+          <w:sz w:val="28"/>
+          <w:szCs w:val="28"/>
+        </w:rPr>
+      </w:pPr>
+      <w:r>
+        <w:rPr>
+          <w:sz w:val="28"/>
+          <w:szCs w:val="28"/>
+        </w:rPr>
+        <w:t>User can pay and confirm ticket booking</w:t>
+      </w:r>
+    </w:p>
+    <w:p>
+      <w:pPr>
+        <w:rPr>
+          <w:b/>
+          <w:bCs/>
+          <w:sz w:val="28"/>
+          <w:szCs w:val="28"/>
+        </w:rPr>
+      </w:pPr>
+    </w:p>
+    <w:p>
+      <w:pPr>
+        <w:rPr>
+          <w:b/>
+          <w:bCs/>
+          <w:sz w:val="28"/>
+          <w:szCs w:val="28"/>
+        </w:rPr>
+      </w:pPr>
+      <w:r>
+        <w:rPr>
+          <w:b/>
+          <w:bCs/>
+          <w:sz w:val="28"/>
+          <w:szCs w:val="28"/>
+        </w:rPr>
+        <w:t>MVP COMPLETED</w:t>
+      </w:r>
+    </w:p>
+    <w:p>
+      <w:pPr>
+        <w:rPr>
+          <w:sz w:val="28"/>
+          <w:szCs w:val="28"/>
+        </w:rPr>
+      </w:pPr>
+      <w:r>
+        <w:rPr>
+          <w:sz w:val="28"/>
+          <w:szCs w:val="28"/>
+        </w:rPr>
+        <w:t>User can:</w:t>
+      </w:r>
+    </w:p>
+    <w:p>
+      <w:pPr>
+        <w:numPr>
+          <w:ilvl w:val="0"/>
+          <w:numId w:val="47"/>
+        </w:numPr>
+        <w:rPr>
+          <w:sz w:val="28"/>
+          <w:szCs w:val="28"/>
+        </w:rPr>
+      </w:pPr>
+      <w:r>
+        <w:rPr>
+          <w:sz w:val="28"/>
+          <w:szCs w:val="28"/>
+        </w:rPr>
+        <w:t>Register / Login</w:t>
+      </w:r>
+    </w:p>
+    <w:p>
+      <w:pPr>
+        <w:numPr>
+          <w:ilvl w:val="0"/>
+          <w:numId w:val="47"/>
+        </w:numPr>
+        <w:rPr>
+          <w:sz w:val="28"/>
+          <w:szCs w:val="28"/>
+        </w:rPr>
+      </w:pPr>
+      <w:r>
+        <w:rPr>
+          <w:sz w:val="28"/>
+          <w:szCs w:val="28"/>
+        </w:rPr>
+        <w:t>Admin login and add movies</w:t>
+      </w:r>
+    </w:p>
+    <w:p>
+      <w:pPr>
+        <w:numPr>
+          <w:ilvl w:val="0"/>
+          <w:numId w:val="47"/>
+        </w:numPr>
+        <w:rPr>
+          <w:sz w:val="28"/>
+          <w:szCs w:val="28"/>
+        </w:rPr>
+      </w:pPr>
+      <w:r>
+        <w:rPr>
+          <w:sz w:val="28"/>
+          <w:szCs w:val="28"/>
+        </w:rPr>
+        <w:t>Search movie</w:t>
+      </w:r>
+    </w:p>
+    <w:p>
+      <w:pPr>
+        <w:numPr>
+          <w:ilvl w:val="0"/>
+          <w:numId w:val="47"/>
+        </w:numPr>
+        <w:rPr>
+          <w:sz w:val="28"/>
+          <w:szCs w:val="28"/>
+        </w:rPr>
+      </w:pPr>
+      <w:r>
+        <w:rPr>
+          <w:sz w:val="28"/>
+          <w:szCs w:val="28"/>
+        </w:rPr>
+        <w:t>Select city</w:t>
+      </w:r>
+    </w:p>
+    <w:p>
+      <w:pPr>
+        <w:numPr>
+          <w:ilvl w:val="0"/>
+          <w:numId w:val="47"/>
+        </w:numPr>
+        <w:rPr>
+          <w:sz w:val="28"/>
+          <w:szCs w:val="28"/>
+        </w:rPr>
+      </w:pPr>
+      <w:r>
+        <w:rPr>
+          <w:sz w:val="28"/>
+          <w:szCs w:val="28"/>
+        </w:rPr>
+        <w:t>Select theatre</w:t>
+      </w:r>
+    </w:p>
+    <w:p>
+      <w:pPr>
+        <w:numPr>
+          <w:ilvl w:val="0"/>
+          <w:numId w:val="47"/>
+        </w:numPr>
+        <w:rPr>
+          <w:sz w:val="28"/>
+          <w:szCs w:val="28"/>
+        </w:rPr>
+      </w:pPr>
+      <w:r>
+        <w:rPr>
+          <w:sz w:val="28"/>
+          <w:szCs w:val="28"/>
+        </w:rPr>
+        <w:t>Select showtime</w:t>
+      </w:r>
+    </w:p>
+    <w:p>
+      <w:pPr>
+        <w:numPr>
+          <w:ilvl w:val="0"/>
+          <w:numId w:val="47"/>
+        </w:numPr>
+        <w:rPr>
+          <w:sz w:val="28"/>
+          <w:szCs w:val="28"/>
+        </w:rPr>
+      </w:pPr>
+      <w:r>
+        <w:rPr>
+          <w:sz w:val="28"/>
+          <w:szCs w:val="28"/>
+        </w:rPr>
+        <w:t>Enter ticket count</w:t>
+      </w:r>
+    </w:p>
+    <w:p>
+      <w:pPr>
+        <w:numPr>
+          <w:ilvl w:val="0"/>
+          <w:numId w:val="47"/>
+        </w:numPr>
+        <w:rPr>
+          <w:sz w:val="28"/>
+          <w:szCs w:val="28"/>
+        </w:rPr>
+      </w:pPr>
+      <w:r>
+        <w:rPr>
+          <w:sz w:val="28"/>
+          <w:szCs w:val="28"/>
+        </w:rPr>
+        <w:t>Select seats</w:t>
+      </w:r>
+    </w:p>
+    <w:p>
+      <w:pPr>
+        <w:numPr>
+          <w:ilvl w:val="0"/>
+          <w:numId w:val="47"/>
+        </w:numPr>
+        <w:rPr>
+          <w:sz w:val="28"/>
+          <w:szCs w:val="28"/>
+        </w:rPr>
+      </w:pPr>
+      <w:r>
+        <w:rPr>
+          <w:sz w:val="28"/>
+          <w:szCs w:val="28"/>
+        </w:rPr>
+        <w:t>Make payment</w:t>
+      </w:r>
+    </w:p>
+    <w:p>
+      <w:pPr>
+        <w:numPr>
+          <w:ilvl w:val="0"/>
+          <w:numId w:val="47"/>
+        </w:numPr>
+        <w:rPr>
+          <w:sz w:val="28"/>
+          <w:szCs w:val="28"/>
+        </w:rPr>
+      </w:pPr>
+      <w:r>
+        <w:rPr>
+          <w:sz w:val="28"/>
+          <w:szCs w:val="28"/>
+        </w:rPr>
+        <w:t>Book ticket</w:t>
+      </w:r>
+    </w:p>
+    <w:p>
+      <w:pPr>
+        <w:rPr>
+          <w:sz w:val="28"/>
+          <w:szCs w:val="28"/>
+        </w:rPr>
+      </w:pPr>
+    </w:p>
+    <w:p>
+      <w:pPr>
+        <w:rPr>
+          <w:sz w:val="28"/>
+          <w:szCs w:val="28"/>
+        </w:rPr>
+      </w:pPr>
+    </w:p>
+    <w:p>
+      <w:pPr>
+        <w:rPr>
+          <w:b/>
+          <w:bCs/>
+          <w:sz w:val="28"/>
+          <w:szCs w:val="28"/>
+        </w:rPr>
+      </w:pPr>
+      <w:r>
+        <w:rPr>
+          <w:b/>
+          <w:bCs/>
+          <w:sz w:val="28"/>
+          <w:szCs w:val="28"/>
+        </w:rPr>
+        <w:lastRenderedPageBreak/>
+        <w:t>RELEASE 2 – User Experience Improvements</w:t>
+      </w:r>
+    </w:p>
+    <w:p>
+      <w:pPr>
+        <w:rPr>
+          <w:b/>
+          <w:bCs/>
+          <w:sz w:val="28"/>
+          <w:szCs w:val="28"/>
+        </w:rPr>
+      </w:pPr>
+      <w:r>
+        <w:rPr>
+          <w:b/>
+          <w:bCs/>
+          <w:sz w:val="28"/>
+          <w:szCs w:val="28"/>
+        </w:rPr>
+        <w:t>Sprint 5</w:t>
+      </w:r>
+    </w:p>
+    <w:p>
+      <w:pPr>
+        <w:rPr>
+          <w:b/>
+          <w:bCs/>
+          <w:sz w:val="28"/>
+          <w:szCs w:val="28"/>
+        </w:rPr>
+      </w:pPr>
+      <w:r>
+        <w:rPr>
+          <w:b/>
+          <w:bCs/>
+          <w:sz w:val="28"/>
+          <w:szCs w:val="28"/>
+        </w:rPr>
+        <w:t>Epics: User Management, Movie Search</w:t>
+      </w:r>
+    </w:p>
+    <w:p>
+      <w:pPr>
+        <w:rPr>
+          <w:b/>
+          <w:bCs/>
+          <w:sz w:val="28"/>
+          <w:szCs w:val="28"/>
+        </w:rPr>
+      </w:pPr>
+      <w:r>
+        <w:rPr>
+          <w:b/>
+          <w:bCs/>
+          <w:sz w:val="28"/>
+          <w:szCs w:val="28"/>
+        </w:rPr>
+        <w:t>EP02 – User Management</w:t>
+      </w:r>
+    </w:p>
+    <w:tbl>
+      <w:tblPr>
+        <w:tblStyle w:val="PlainTable1"/>
+        <w:tblW w:w="0" w:type="auto"/>
+        <w:tblLook w:val="04A0" w:firstRow="1" w:lastRow="0" w:firstColumn="1" w:lastColumn="0" w:noHBand="0" w:noVBand="1"/>
+      </w:tblPr>
+      <w:tblGrid>
+        <w:gridCol w:w="3625"/>
+        <w:gridCol w:w="937"/>
+      </w:tblGrid>
+      <w:tr>
+        <w:trPr>
+          <w:cnfStyle w:val="100000000000" w:firstRow="1" w:lastRow="0" w:firstColumn="0" w:lastColumn="0" w:oddVBand="0" w:evenVBand="0" w:oddHBand="0" w:evenHBand="0" w:firstRowFirstColumn="0" w:firstRowLastColumn="0" w:lastRowFirstColumn="0" w:lastRowLastColumn="0"/>
+        </w:trPr>
+        <w:tc>
+          <w:tcPr>
+            <w:cnfStyle w:val="001000000000" w:firstRow="0" w:lastRow="0" w:firstColumn="1" w:lastColumn="0" w:oddVBand="0" w:evenVBand="0" w:oddHBand="0" w:evenHBand="0" w:firstRowFirstColumn="0" w:firstRowLastColumn="0" w:lastRowFirstColumn="0" w:lastRowLastColumn="0"/>
+            <w:tcW w:w="0" w:type="auto"/>
+            <w:hideMark/>
+          </w:tcPr>
+          <w:p>
+            <w:pPr>
+              <w:spacing w:after="160" w:line="278" w:lineRule="auto"/>
+              <w:rPr>
+                <w:sz w:val="28"/>
+                <w:szCs w:val="28"/>
+              </w:rPr>
+            </w:pPr>
+            <w:r>
+              <w:rPr>
+                <w:sz w:val="28"/>
+                <w:szCs w:val="28"/>
+              </w:rPr>
+              <w:t>Story</w:t>
+            </w:r>
+          </w:p>
+        </w:tc>
+        <w:tc>
+          <w:tcPr>
+            <w:tcW w:w="0" w:type="auto"/>
+            <w:hideMark/>
+          </w:tcPr>
+          <w:p>
+            <w:pPr>
+              <w:spacing w:after="160" w:line="278" w:lineRule="auto"/>
+              <w:cnfStyle w:val="100000000000" w:firstRow="1" w:lastRow="0" w:firstColumn="0" w:lastColumn="0" w:oddVBand="0" w:evenVBand="0" w:oddHBand="0" w:evenHBand="0" w:firstRowFirstColumn="0" w:firstRowLastColumn="0" w:lastRowFirstColumn="0" w:lastRowLastColumn="0"/>
+              <w:rPr>
+                <w:sz w:val="28"/>
+                <w:szCs w:val="28"/>
+              </w:rPr>
+            </w:pPr>
+            <w:r>
+              <w:rPr>
+                <w:sz w:val="28"/>
+                <w:szCs w:val="28"/>
+              </w:rPr>
+              <w:t>Points</w:t>
+            </w:r>
+          </w:p>
+        </w:tc>
+      </w:tr>
+      <w:tr>
+        <w:trPr>
+          <w:cnfStyle w:val="000000100000" w:firstRow="0" w:lastRow="0" w:firstColumn="0" w:lastColumn="0" w:oddVBand="0" w:evenVBand="0" w:oddHBand="1" w:evenHBand="0" w:firstRowFirstColumn="0" w:firstRowLastColumn="0" w:lastRowFirstColumn="0" w:lastRowLastColumn="0"/>
+        </w:trPr>
+        <w:tc>
+          <w:tcPr>
+            <w:cnfStyle w:val="001000000000" w:firstRow="0" w:lastRow="0" w:firstColumn="1" w:lastColumn="0" w:oddVBand="0" w:evenVBand="0" w:oddHBand="0" w:evenHBand="0" w:firstRowFirstColumn="0" w:firstRowLastColumn="0" w:lastRowFirstColumn="0" w:lastRowLastColumn="0"/>
+            <w:tcW w:w="0" w:type="auto"/>
+            <w:hideMark/>
+          </w:tcPr>
+          <w:p>
+            <w:pPr>
+              <w:spacing w:after="160" w:line="278" w:lineRule="auto"/>
+              <w:rPr>
+                <w:b w:val="0"/>
+                <w:bCs w:val="0"/>
+                <w:sz w:val="28"/>
+                <w:szCs w:val="28"/>
+              </w:rPr>
+            </w:pPr>
+            <w:r>
+              <w:rPr>
+                <w:b w:val="0"/>
+                <w:bCs w:val="0"/>
+                <w:sz w:val="28"/>
+                <w:szCs w:val="28"/>
+              </w:rPr>
+              <w:t>UMUS003 View profile</w:t>
+            </w:r>
+          </w:p>
+        </w:tc>
+        <w:tc>
+          <w:tcPr>
+            <w:tcW w:w="0" w:type="auto"/>
+            <w:hideMark/>
+          </w:tcPr>
+          <w:p>
+            <w:pPr>
+              <w:spacing w:after="160" w:line="278" w:lineRule="auto"/>
+              <w:cnfStyle w:val="000000100000" w:firstRow="0" w:lastRow="0" w:firstColumn="0" w:lastColumn="0" w:oddVBand="0" w:evenVBand="0" w:oddHBand="1" w:evenHBand="0" w:firstRowFirstColumn="0" w:firstRowLastColumn="0" w:lastRowFirstColumn="0" w:lastRowLastColumn="0"/>
+              <w:rPr>
+                <w:sz w:val="28"/>
+                <w:szCs w:val="28"/>
+              </w:rPr>
+            </w:pPr>
+            <w:r>
+              <w:rPr>
+                <w:sz w:val="28"/>
+                <w:szCs w:val="28"/>
+              </w:rPr>
+              <w:t>2</w:t>
+            </w:r>
+          </w:p>
+        </w:tc>
+      </w:tr>
+      <w:tr>
+        <w:tc>
+          <w:tcPr>
+            <w:cnfStyle w:val="001000000000" w:firstRow="0" w:lastRow="0" w:firstColumn="1" w:lastColumn="0" w:oddVBand="0" w:evenVBand="0" w:oddHBand="0" w:evenHBand="0" w:firstRowFirstColumn="0" w:firstRowLastColumn="0" w:lastRowFirstColumn="0" w:lastRowLastColumn="0"/>
+            <w:tcW w:w="0" w:type="auto"/>
+            <w:hideMark/>
+          </w:tcPr>
+          <w:p>
+            <w:pPr>
+              <w:spacing w:after="160" w:line="278" w:lineRule="auto"/>
+              <w:rPr>
+                <w:b w:val="0"/>
+                <w:bCs w:val="0"/>
+                <w:sz w:val="28"/>
+                <w:szCs w:val="28"/>
+              </w:rPr>
+            </w:pPr>
+            <w:r>
+              <w:rPr>
+                <w:b w:val="0"/>
+                <w:bCs w:val="0"/>
+                <w:sz w:val="28"/>
+                <w:szCs w:val="28"/>
+              </w:rPr>
+              <w:t>UMUS004 Update profile</w:t>
+            </w:r>
+          </w:p>
+        </w:tc>
+        <w:tc>
+          <w:tcPr>
+            <w:tcW w:w="0" w:type="auto"/>
+            <w:hideMark/>
+          </w:tcPr>
+          <w:p>
+            <w:pPr>
+              <w:spacing w:after="160" w:line="278" w:lineRule="auto"/>
+              <w:cnfStyle w:val="000000000000" w:firstRow="0" w:lastRow="0" w:firstColumn="0" w:lastColumn="0" w:oddVBand="0" w:evenVBand="0" w:oddHBand="0" w:evenHBand="0" w:firstRowFirstColumn="0" w:firstRowLastColumn="0" w:lastRowFirstColumn="0" w:lastRowLastColumn="0"/>
+              <w:rPr>
+                <w:sz w:val="28"/>
+                <w:szCs w:val="28"/>
+              </w:rPr>
+            </w:pPr>
+            <w:r>
+              <w:rPr>
+                <w:sz w:val="28"/>
+                <w:szCs w:val="28"/>
+              </w:rPr>
+              <w:t>2</w:t>
+            </w:r>
+          </w:p>
+        </w:tc>
+      </w:tr>
+      <w:tr>
+        <w:trPr>
+          <w:cnfStyle w:val="000000100000" w:firstRow="0" w:lastRow="0" w:firstColumn="0" w:lastColumn="0" w:oddVBand="0" w:evenVBand="0" w:oddHBand="1" w:evenHBand="0" w:firstRowFirstColumn="0" w:firstRowLastColumn="0" w:lastRowFirstColumn="0" w:lastRowLastColumn="0"/>
+        </w:trPr>
+        <w:tc>
+          <w:tcPr>
+            <w:cnfStyle w:val="001000000000" w:firstRow="0" w:lastRow="0" w:firstColumn="1" w:lastColumn="0" w:oddVBand="0" w:evenVBand="0" w:oddHBand="0" w:evenHBand="0" w:firstRowFirstColumn="0" w:firstRowLastColumn="0" w:lastRowFirstColumn="0" w:lastRowLastColumn="0"/>
+            <w:tcW w:w="0" w:type="auto"/>
+            <w:hideMark/>
+          </w:tcPr>
+          <w:p>
+            <w:pPr>
+              <w:spacing w:after="160" w:line="278" w:lineRule="auto"/>
+              <w:rPr>
+                <w:b w:val="0"/>
+                <w:bCs w:val="0"/>
+                <w:sz w:val="28"/>
+                <w:szCs w:val="28"/>
+              </w:rPr>
+            </w:pPr>
+            <w:r>
+              <w:rPr>
+                <w:b w:val="0"/>
+                <w:bCs w:val="0"/>
+                <w:sz w:val="28"/>
+                <w:szCs w:val="28"/>
+              </w:rPr>
+              <w:t>UMUS002 View user accounts</w:t>
+            </w:r>
+          </w:p>
+        </w:tc>
+        <w:tc>
+          <w:tcPr>
+            <w:tcW w:w="0" w:type="auto"/>
+            <w:hideMark/>
+          </w:tcPr>
+          <w:p>
+            <w:pPr>
+              <w:spacing w:after="160" w:line="278" w:lineRule="auto"/>
+              <w:cnfStyle w:val="000000100000" w:firstRow="0" w:lastRow="0" w:firstColumn="0" w:lastColumn="0" w:oddVBand="0" w:evenVBand="0" w:oddHBand="1" w:evenHBand="0" w:firstRowFirstColumn="0" w:firstRowLastColumn="0" w:lastRowFirstColumn="0" w:lastRowLastColumn="0"/>
+              <w:rPr>
+                <w:sz w:val="28"/>
+                <w:szCs w:val="28"/>
+              </w:rPr>
+            </w:pPr>
+            <w:r>
+              <w:rPr>
+                <w:sz w:val="28"/>
+                <w:szCs w:val="28"/>
+              </w:rPr>
+              <w:t>2</w:t>
+            </w:r>
+          </w:p>
+        </w:tc>
+      </w:tr>
+    </w:tbl>
+    <w:p>
+      <w:pPr>
+        <w:rPr>
+          <w:b/>
+          <w:bCs/>
+          <w:sz w:val="28"/>
+          <w:szCs w:val="28"/>
+        </w:rPr>
+      </w:pPr>
+      <w:r>
+        <w:rPr>
+          <w:b/>
+          <w:bCs/>
+          <w:sz w:val="28"/>
+          <w:szCs w:val="28"/>
+        </w:rPr>
+        <w:t>Subtotal = 6</w:t>
+      </w:r>
+    </w:p>
+    <w:p>
+      <w:pPr>
+        <w:rPr>
+          <w:b/>
+          <w:bCs/>
+          <w:sz w:val="28"/>
+          <w:szCs w:val="28"/>
+        </w:rPr>
+      </w:pPr>
+      <w:r>
+        <w:rPr>
+          <w:b/>
+          <w:bCs/>
+          <w:sz w:val="28"/>
+          <w:szCs w:val="28"/>
+        </w:rPr>
+        <w:t>EP04 – Movie Search</w:t>
+      </w:r>
+    </w:p>
+    <w:tbl>
+      <w:tblPr>
+        <w:tblStyle w:val="PlainTable1"/>
+        <w:tblW w:w="0" w:type="auto"/>
+        <w:tblLook w:val="04A0" w:firstRow="1" w:lastRow="0" w:firstColumn="1" w:lastColumn="0" w:noHBand="0" w:noVBand="1"/>
+      </w:tblPr>
+      <w:tblGrid>
+        <w:gridCol w:w="3381"/>
+        <w:gridCol w:w="937"/>
+      </w:tblGrid>
+      <w:tr>
+        <w:trPr>
+          <w:cnfStyle w:val="100000000000" w:firstRow="1" w:lastRow="0" w:firstColumn="0" w:lastColumn="0" w:oddVBand="0" w:evenVBand="0" w:oddHBand="0" w:evenHBand="0" w:firstRowFirstColumn="0" w:firstRowLastColumn="0" w:lastRowFirstColumn="0" w:lastRowLastColumn="0"/>
+        </w:trPr>
+        <w:tc>
+          <w:tcPr>
+            <w:cnfStyle w:val="001000000000" w:firstRow="0" w:lastRow="0" w:firstColumn="1" w:lastColumn="0" w:oddVBand="0" w:evenVBand="0" w:oddHBand="0" w:evenHBand="0" w:firstRowFirstColumn="0" w:firstRowLastColumn="0" w:lastRowFirstColumn="0" w:lastRowLastColumn="0"/>
+            <w:tcW w:w="0" w:type="auto"/>
+            <w:hideMark/>
+          </w:tcPr>
+          <w:p>
+            <w:pPr>
+              <w:spacing w:after="160" w:line="278" w:lineRule="auto"/>
+              <w:rPr>
+                <w:sz w:val="28"/>
+                <w:szCs w:val="28"/>
+              </w:rPr>
+            </w:pPr>
+            <w:r>
+              <w:rPr>
+                <w:sz w:val="28"/>
+                <w:szCs w:val="28"/>
+              </w:rPr>
+              <w:t>Story</w:t>
+            </w:r>
+          </w:p>
+        </w:tc>
+        <w:tc>
+          <w:tcPr>
+            <w:tcW w:w="0" w:type="auto"/>
+            <w:hideMark/>
+          </w:tcPr>
+          <w:p>
+            <w:pPr>
+              <w:spacing w:after="160" w:line="278" w:lineRule="auto"/>
+              <w:cnfStyle w:val="100000000000" w:firstRow="1" w:lastRow="0" w:firstColumn="0" w:lastColumn="0" w:oddVBand="0" w:evenVBand="0" w:oddHBand="0" w:evenHBand="0" w:firstRowFirstColumn="0" w:firstRowLastColumn="0" w:lastRowFirstColumn="0" w:lastRowLastColumn="0"/>
+              <w:rPr>
+                <w:sz w:val="28"/>
+                <w:szCs w:val="28"/>
+              </w:rPr>
+            </w:pPr>
+            <w:r>
+              <w:rPr>
+                <w:sz w:val="28"/>
+                <w:szCs w:val="28"/>
+              </w:rPr>
+              <w:t>Points</w:t>
+            </w:r>
+          </w:p>
+        </w:tc>
+      </w:tr>
+      <w:tr>
+        <w:trPr>
+          <w:cnfStyle w:val="000000100000" w:firstRow="0" w:lastRow="0" w:firstColumn="0" w:lastColumn="0" w:oddVBand="0" w:evenVBand="0" w:oddHBand="1" w:evenHBand="0" w:firstRowFirstColumn="0" w:firstRowLastColumn="0" w:lastRowFirstColumn="0" w:lastRowLastColumn="0"/>
+        </w:trPr>
+        <w:tc>
+          <w:tcPr>
+            <w:cnfStyle w:val="001000000000" w:firstRow="0" w:lastRow="0" w:firstColumn="1" w:lastColumn="0" w:oddVBand="0" w:evenVBand="0" w:oddHBand="0" w:evenHBand="0" w:firstRowFirstColumn="0" w:firstRowLastColumn="0" w:lastRowFirstColumn="0" w:lastRowLastColumn="0"/>
+            <w:tcW w:w="0" w:type="auto"/>
+            <w:hideMark/>
+          </w:tcPr>
+          <w:p>
+            <w:pPr>
+              <w:spacing w:after="160" w:line="278" w:lineRule="auto"/>
+              <w:rPr>
+                <w:b w:val="0"/>
+                <w:bCs w:val="0"/>
+                <w:sz w:val="28"/>
+                <w:szCs w:val="28"/>
+              </w:rPr>
+            </w:pPr>
+            <w:r>
+              <w:rPr>
+                <w:b w:val="0"/>
+                <w:bCs w:val="0"/>
+                <w:sz w:val="28"/>
+                <w:szCs w:val="28"/>
+              </w:rPr>
+              <w:t>MSUS003 Search by genre</w:t>
+            </w:r>
+          </w:p>
+        </w:tc>
+        <w:tc>
+          <w:tcPr>
+            <w:tcW w:w="0" w:type="auto"/>
+            <w:hideMark/>
+          </w:tcPr>
+          <w:p>
+            <w:pPr>
+              <w:spacing w:after="160" w:line="278" w:lineRule="auto"/>
+              <w:cnfStyle w:val="000000100000" w:firstRow="0" w:lastRow="0" w:firstColumn="0" w:lastColumn="0" w:oddVBand="0" w:evenVBand="0" w:oddHBand="1" w:evenHBand="0" w:firstRowFirstColumn="0" w:firstRowLastColumn="0" w:lastRowFirstColumn="0" w:lastRowLastColumn="0"/>
+              <w:rPr>
+                <w:sz w:val="28"/>
+                <w:szCs w:val="28"/>
+              </w:rPr>
+            </w:pPr>
+            <w:r>
+              <w:rPr>
+                <w:sz w:val="28"/>
+                <w:szCs w:val="28"/>
+              </w:rPr>
+              <w:t>2</w:t>
+            </w:r>
+          </w:p>
+        </w:tc>
+      </w:tr>
+      <w:tr>
+        <w:tc>
+          <w:tcPr>
+            <w:cnfStyle w:val="001000000000" w:firstRow="0" w:lastRow="0" w:firstColumn="1" w:lastColumn="0" w:oddVBand="0" w:evenVBand="0" w:oddHBand="0" w:evenHBand="0" w:firstRowFirstColumn="0" w:firstRowLastColumn="0" w:lastRowFirstColumn="0" w:lastRowLastColumn="0"/>
+            <w:tcW w:w="0" w:type="auto"/>
+            <w:hideMark/>
+          </w:tcPr>
+          <w:p>
+            <w:pPr>
+              <w:spacing w:after="160" w:line="278" w:lineRule="auto"/>
+              <w:rPr>
+                <w:b w:val="0"/>
+                <w:bCs w:val="0"/>
+                <w:sz w:val="28"/>
+                <w:szCs w:val="28"/>
+              </w:rPr>
+            </w:pPr>
+            <w:r>
+              <w:rPr>
+                <w:b w:val="0"/>
+                <w:bCs w:val="0"/>
+                <w:sz w:val="28"/>
+                <w:szCs w:val="28"/>
+              </w:rPr>
+              <w:t>MSUS004 Search by theatre</w:t>
+            </w:r>
+          </w:p>
+        </w:tc>
+        <w:tc>
+          <w:tcPr>
+            <w:tcW w:w="0" w:type="auto"/>
+            <w:hideMark/>
+          </w:tcPr>
+          <w:p>
+            <w:pPr>
+              <w:spacing w:after="160" w:line="278" w:lineRule="auto"/>
+              <w:cnfStyle w:val="000000000000" w:firstRow="0" w:lastRow="0" w:firstColumn="0" w:lastColumn="0" w:oddVBand="0" w:evenVBand="0" w:oddHBand="0" w:evenHBand="0" w:firstRowFirstColumn="0" w:firstRowLastColumn="0" w:lastRowFirstColumn="0" w:lastRowLastColumn="0"/>
+              <w:rPr>
+                <w:sz w:val="28"/>
+                <w:szCs w:val="28"/>
+              </w:rPr>
+            </w:pPr>
+            <w:r>
+              <w:rPr>
+                <w:sz w:val="28"/>
+                <w:szCs w:val="28"/>
+              </w:rPr>
+              <w:t>3</w:t>
+            </w:r>
+          </w:p>
+        </w:tc>
+      </w:tr>
+      <w:tr>
+        <w:trPr>
+          <w:cnfStyle w:val="000000100000" w:firstRow="0" w:lastRow="0" w:firstColumn="0" w:lastColumn="0" w:oddVBand="0" w:evenVBand="0" w:oddHBand="1" w:evenHBand="0" w:firstRowFirstColumn="0" w:firstRowLastColumn="0" w:lastRowFirstColumn="0" w:lastRowLastColumn="0"/>
+        </w:trPr>
+        <w:tc>
+          <w:tcPr>
+            <w:cnfStyle w:val="001000000000" w:firstRow="0" w:lastRow="0" w:firstColumn="1" w:lastColumn="0" w:oddVBand="0" w:evenVBand="0" w:oddHBand="0" w:evenHBand="0" w:firstRowFirstColumn="0" w:firstRowLastColumn="0" w:lastRowFirstColumn="0" w:lastRowLastColumn="0"/>
+            <w:tcW w:w="0" w:type="auto"/>
+            <w:hideMark/>
+          </w:tcPr>
+          <w:p>
+            <w:pPr>
+              <w:spacing w:after="160" w:line="278" w:lineRule="auto"/>
+              <w:rPr>
+                <w:b w:val="0"/>
+                <w:bCs w:val="0"/>
+                <w:sz w:val="28"/>
+                <w:szCs w:val="28"/>
+              </w:rPr>
+            </w:pPr>
+            <w:r>
+              <w:rPr>
+                <w:b w:val="0"/>
+                <w:bCs w:val="0"/>
+                <w:sz w:val="28"/>
+                <w:szCs w:val="28"/>
+              </w:rPr>
+              <w:t>MSUS005 Search by city</w:t>
+            </w:r>
+          </w:p>
+        </w:tc>
+        <w:tc>
+          <w:tcPr>
+            <w:tcW w:w="0" w:type="auto"/>
+            <w:hideMark/>
+          </w:tcPr>
+          <w:p>
+            <w:pPr>
+              <w:spacing w:after="160" w:line="278" w:lineRule="auto"/>
+              <w:cnfStyle w:val="000000100000" w:firstRow="0" w:lastRow="0" w:firstColumn="0" w:lastColumn="0" w:oddVBand="0" w:evenVBand="0" w:oddHBand="1" w:evenHBand="0" w:firstRowFirstColumn="0" w:firstRowLastColumn="0" w:lastRowFirstColumn="0" w:lastRowLastColumn="0"/>
+              <w:rPr>
+                <w:sz w:val="28"/>
+                <w:szCs w:val="28"/>
+              </w:rPr>
+            </w:pPr>
+            <w:r>
+              <w:rPr>
+                <w:sz w:val="28"/>
+                <w:szCs w:val="28"/>
+              </w:rPr>
+              <w:t>3</w:t>
+            </w:r>
+          </w:p>
+        </w:tc>
+      </w:tr>
+    </w:tbl>
+    <w:p>
+      <w:pPr>
+        <w:rPr>
+          <w:b/>
+          <w:bCs/>
+          <w:sz w:val="28"/>
+          <w:szCs w:val="28"/>
+        </w:rPr>
+      </w:pPr>
+      <w:r>
+        <w:rPr>
+          <w:b/>
+          <w:bCs/>
+          <w:sz w:val="28"/>
+          <w:szCs w:val="28"/>
+        </w:rPr>
+        <w:t>Subtotal = 8</w:t>
+      </w:r>
+    </w:p>
+    <w:p>
+      <w:pPr>
+        <w:rPr>
+          <w:b/>
+          <w:bCs/>
+          <w:sz w:val="28"/>
+          <w:szCs w:val="28"/>
+        </w:rPr>
+      </w:pPr>
+    </w:p>
+    <w:p>
+      <w:pPr>
+        <w:rPr>
+          <w:b/>
+          <w:bCs/>
+          <w:sz w:val="28"/>
+          <w:szCs w:val="28"/>
+        </w:rPr>
+      </w:pPr>
+      <w:r>
+        <w:rPr>
+          <w:b/>
+          <w:bCs/>
+          <w:sz w:val="28"/>
+          <w:szCs w:val="28"/>
+        </w:rPr>
+        <w:t>Sprint 5 Total</w:t>
+      </w:r>
+    </w:p>
+    <w:p>
+      <w:pPr>
+        <w:rPr>
+          <w:b/>
+          <w:bCs/>
+          <w:sz w:val="28"/>
+          <w:szCs w:val="28"/>
+        </w:rPr>
+      </w:pPr>
+      <w:r>
+        <w:rPr>
+          <w:b/>
+          <w:bCs/>
+          <w:sz w:val="28"/>
+          <w:szCs w:val="28"/>
+        </w:rPr>
+        <w:t>14 Story Points</w:t>
+      </w:r>
+    </w:p>
+    <w:p>
+      <w:pPr>
+        <w:rPr>
+          <w:b/>
+          <w:bCs/>
+          <w:sz w:val="28"/>
+          <w:szCs w:val="28"/>
+        </w:rPr>
+      </w:pPr>
+      <w:r>
+        <w:rPr>
+          <w:b/>
+          <w:bCs/>
+          <w:sz w:val="28"/>
+          <w:szCs w:val="28"/>
+        </w:rPr>
+        <w:t>Goal:</w:t>
+      </w:r>
+    </w:p>
+    <w:p>
+      <w:pPr>
+        <w:rPr>
+          <w:sz w:val="28"/>
+          <w:szCs w:val="28"/>
+        </w:rPr>
+      </w:pPr>
+      <w:r>
+        <w:rPr>
+          <w:sz w:val="28"/>
+          <w:szCs w:val="28"/>
+        </w:rPr>
+        <w:t>Improve user profile and movie search</w:t>
+      </w:r>
+    </w:p>
+    <w:p>
+      <w:pPr>
+        <w:rPr>
+          <w:b/>
+          <w:bCs/>
+          <w:sz w:val="28"/>
+          <w:szCs w:val="28"/>
+        </w:rPr>
+      </w:pPr>
+    </w:p>
+    <w:p>
+      <w:pPr>
+        <w:rPr>
+          <w:b/>
+          <w:bCs/>
+          <w:sz w:val="28"/>
+          <w:szCs w:val="28"/>
+        </w:rPr>
+      </w:pPr>
+    </w:p>
+    <w:p>
+      <w:pPr>
+        <w:rPr>
+          <w:b/>
+          <w:bCs/>
+          <w:sz w:val="28"/>
+          <w:szCs w:val="28"/>
+        </w:rPr>
+      </w:pPr>
+    </w:p>
+    <w:p>
+      <w:pPr>
+        <w:rPr>
+          <w:b/>
+          <w:bCs/>
+          <w:sz w:val="28"/>
+          <w:szCs w:val="28"/>
+        </w:rPr>
+      </w:pPr>
+    </w:p>
+    <w:p>
+      <w:pPr>
+        <w:rPr>
+          <w:b/>
+          <w:bCs/>
+          <w:sz w:val="28"/>
+          <w:szCs w:val="28"/>
+        </w:rPr>
+      </w:pPr>
+    </w:p>
+    <w:p>
+      <w:pPr>
+        <w:rPr>
+          <w:b/>
+          <w:bCs/>
+          <w:sz w:val="28"/>
+          <w:szCs w:val="28"/>
+        </w:rPr>
+      </w:pPr>
+      <w:r>
+        <w:rPr>
+          <w:b/>
+          <w:bCs/>
+          <w:sz w:val="28"/>
+          <w:szCs w:val="28"/>
+        </w:rPr>
+        <w:lastRenderedPageBreak/>
+        <w:t>Sprint 6</w:t>
+      </w:r>
+    </w:p>
+    <w:p>
+      <w:pPr>
+        <w:rPr>
+          <w:b/>
+          <w:bCs/>
+          <w:sz w:val="28"/>
+          <w:szCs w:val="28"/>
+        </w:rPr>
+      </w:pPr>
+      <w:r>
+        <w:rPr>
+          <w:b/>
+          <w:bCs/>
+          <w:sz w:val="28"/>
+          <w:szCs w:val="28"/>
+        </w:rPr>
+        <w:t>Epics: Seat Selection, User Management</w:t>
+      </w:r>
+    </w:p>
+    <w:p>
+      <w:pPr>
+        <w:rPr>
+          <w:b/>
+          <w:bCs/>
+          <w:sz w:val="28"/>
+          <w:szCs w:val="28"/>
+        </w:rPr>
+      </w:pPr>
+      <w:r>
+        <w:rPr>
+          <w:b/>
+          <w:bCs/>
+          <w:sz w:val="28"/>
+          <w:szCs w:val="28"/>
+        </w:rPr>
+        <w:t>EP06 – Seat Selection</w:t>
+      </w:r>
+    </w:p>
+    <w:tbl>
+      <w:tblPr>
+        <w:tblStyle w:val="PlainTable1"/>
+        <w:tblW w:w="0" w:type="auto"/>
+        <w:tblLook w:val="04A0" w:firstRow="1" w:lastRow="0" w:firstColumn="1" w:lastColumn="0" w:noHBand="0" w:noVBand="1"/>
+      </w:tblPr>
+      <w:tblGrid>
+        <w:gridCol w:w="3849"/>
+        <w:gridCol w:w="937"/>
+      </w:tblGrid>
+      <w:tr>
+        <w:trPr>
+          <w:cnfStyle w:val="100000000000" w:firstRow="1" w:lastRow="0" w:firstColumn="0" w:lastColumn="0" w:oddVBand="0" w:evenVBand="0" w:oddHBand="0" w:evenHBand="0" w:firstRowFirstColumn="0" w:firstRowLastColumn="0" w:lastRowFirstColumn="0" w:lastRowLastColumn="0"/>
+        </w:trPr>
+        <w:tc>
+          <w:tcPr>
+            <w:cnfStyle w:val="001000000000" w:firstRow="0" w:lastRow="0" w:firstColumn="1" w:lastColumn="0" w:oddVBand="0" w:evenVBand="0" w:oddHBand="0" w:evenHBand="0" w:firstRowFirstColumn="0" w:firstRowLastColumn="0" w:lastRowFirstColumn="0" w:lastRowLastColumn="0"/>
+            <w:tcW w:w="0" w:type="auto"/>
+            <w:hideMark/>
+          </w:tcPr>
+          <w:p>
+            <w:pPr>
+              <w:spacing w:after="160" w:line="278" w:lineRule="auto"/>
+              <w:rPr>
+                <w:sz w:val="28"/>
+                <w:szCs w:val="28"/>
+              </w:rPr>
+            </w:pPr>
+            <w:r>
+              <w:rPr>
+                <w:sz w:val="28"/>
+                <w:szCs w:val="28"/>
+              </w:rPr>
+              <w:t>Story</w:t>
+            </w:r>
+          </w:p>
+        </w:tc>
+        <w:tc>
+          <w:tcPr>
+            <w:tcW w:w="0" w:type="auto"/>
+            <w:hideMark/>
+          </w:tcPr>
+          <w:p>
+            <w:pPr>
+              <w:spacing w:after="160" w:line="278" w:lineRule="auto"/>
+              <w:cnfStyle w:val="100000000000" w:firstRow="1" w:lastRow="0" w:firstColumn="0" w:lastColumn="0" w:oddVBand="0" w:evenVBand="0" w:oddHBand="0" w:evenHBand="0" w:firstRowFirstColumn="0" w:firstRowLastColumn="0" w:lastRowFirstColumn="0" w:lastRowLastColumn="0"/>
+              <w:rPr>
+                <w:sz w:val="28"/>
+                <w:szCs w:val="28"/>
+              </w:rPr>
+            </w:pPr>
+            <w:r>
+              <w:rPr>
+                <w:sz w:val="28"/>
+                <w:szCs w:val="28"/>
+              </w:rPr>
+              <w:t>Points</w:t>
+            </w:r>
+          </w:p>
+        </w:tc>
+      </w:tr>
+      <w:tr>
+        <w:trPr>
+          <w:cnfStyle w:val="000000100000" w:firstRow="0" w:lastRow="0" w:firstColumn="0" w:lastColumn="0" w:oddVBand="0" w:evenVBand="0" w:oddHBand="1" w:evenHBand="0" w:firstRowFirstColumn="0" w:firstRowLastColumn="0" w:lastRowFirstColumn="0" w:lastRowLastColumn="0"/>
+        </w:trPr>
+        <w:tc>
+          <w:tcPr>
+            <w:cnfStyle w:val="001000000000" w:firstRow="0" w:lastRow="0" w:firstColumn="1" w:lastColumn="0" w:oddVBand="0" w:evenVBand="0" w:oddHBand="0" w:evenHBand="0" w:firstRowFirstColumn="0" w:firstRowLastColumn="0" w:lastRowFirstColumn="0" w:lastRowLastColumn="0"/>
+            <w:tcW w:w="0" w:type="auto"/>
+            <w:hideMark/>
+          </w:tcPr>
+          <w:p>
+            <w:pPr>
+              <w:spacing w:after="160" w:line="278" w:lineRule="auto"/>
+              <w:rPr>
+                <w:b w:val="0"/>
+                <w:bCs w:val="0"/>
+                <w:sz w:val="28"/>
+                <w:szCs w:val="28"/>
+              </w:rPr>
+            </w:pPr>
+            <w:r>
+              <w:rPr>
+                <w:b w:val="0"/>
+                <w:bCs w:val="0"/>
+                <w:sz w:val="28"/>
+                <w:szCs w:val="28"/>
+              </w:rPr>
+              <w:t>SSUS006 View selected seats</w:t>
+            </w:r>
+          </w:p>
+        </w:tc>
+        <w:tc>
+          <w:tcPr>
+            <w:tcW w:w="0" w:type="auto"/>
+            <w:hideMark/>
+          </w:tcPr>
+          <w:p>
+            <w:pPr>
+              <w:spacing w:after="160" w:line="278" w:lineRule="auto"/>
+              <w:cnfStyle w:val="000000100000" w:firstRow="0" w:lastRow="0" w:firstColumn="0" w:lastColumn="0" w:oddVBand="0" w:evenVBand="0" w:oddHBand="1" w:evenHBand="0" w:firstRowFirstColumn="0" w:firstRowLastColumn="0" w:lastRowFirstColumn="0" w:lastRowLastColumn="0"/>
+              <w:rPr>
+                <w:sz w:val="28"/>
+                <w:szCs w:val="28"/>
+              </w:rPr>
+            </w:pPr>
+            <w:r>
+              <w:rPr>
+                <w:sz w:val="28"/>
+                <w:szCs w:val="28"/>
+              </w:rPr>
+              <w:t>1</w:t>
+            </w:r>
+          </w:p>
+        </w:tc>
+      </w:tr>
+      <w:tr>
+        <w:tc>
+          <w:tcPr>
+            <w:cnfStyle w:val="001000000000" w:firstRow="0" w:lastRow="0" w:firstColumn="1" w:lastColumn="0" w:oddVBand="0" w:evenVBand="0" w:oddHBand="0" w:evenHBand="0" w:firstRowFirstColumn="0" w:firstRowLastColumn="0" w:lastRowFirstColumn="0" w:lastRowLastColumn="0"/>
+            <w:tcW w:w="0" w:type="auto"/>
+            <w:hideMark/>
+          </w:tcPr>
+          <w:p>
+            <w:pPr>
+              <w:spacing w:after="160" w:line="278" w:lineRule="auto"/>
+              <w:rPr>
+                <w:b w:val="0"/>
+                <w:bCs w:val="0"/>
+                <w:sz w:val="28"/>
+                <w:szCs w:val="28"/>
+              </w:rPr>
+            </w:pPr>
+            <w:r>
+              <w:rPr>
+                <w:b w:val="0"/>
+                <w:bCs w:val="0"/>
+                <w:sz w:val="28"/>
+                <w:szCs w:val="28"/>
+              </w:rPr>
+              <w:t>SSUS007 Modify seat selection</w:t>
+            </w:r>
+          </w:p>
+        </w:tc>
+        <w:tc>
+          <w:tcPr>
+            <w:tcW w:w="0" w:type="auto"/>
+            <w:hideMark/>
+          </w:tcPr>
+          <w:p>
+            <w:pPr>
+              <w:spacing w:after="160" w:line="278" w:lineRule="auto"/>
+              <w:cnfStyle w:val="000000000000" w:firstRow="0" w:lastRow="0" w:firstColumn="0" w:lastColumn="0" w:oddVBand="0" w:evenVBand="0" w:oddHBand="0" w:evenHBand="0" w:firstRowFirstColumn="0" w:firstRowLastColumn="0" w:lastRowFirstColumn="0" w:lastRowLastColumn="0"/>
+              <w:rPr>
+                <w:sz w:val="28"/>
+                <w:szCs w:val="28"/>
+              </w:rPr>
+            </w:pPr>
+            <w:r>
+              <w:rPr>
+                <w:sz w:val="28"/>
+                <w:szCs w:val="28"/>
+              </w:rPr>
+              <w:t>2</w:t>
+            </w:r>
+          </w:p>
+        </w:tc>
+      </w:tr>
+      <w:tr>
+        <w:trPr>
+          <w:cnfStyle w:val="000000100000" w:firstRow="0" w:lastRow="0" w:firstColumn="0" w:lastColumn="0" w:oddVBand="0" w:evenVBand="0" w:oddHBand="1" w:evenHBand="0" w:firstRowFirstColumn="0" w:firstRowLastColumn="0" w:lastRowFirstColumn="0" w:lastRowLastColumn="0"/>
+        </w:trPr>
+        <w:tc>
+          <w:tcPr>
+            <w:cnfStyle w:val="001000000000" w:firstRow="0" w:lastRow="0" w:firstColumn="1" w:lastColumn="0" w:oddVBand="0" w:evenVBand="0" w:oddHBand="0" w:evenHBand="0" w:firstRowFirstColumn="0" w:firstRowLastColumn="0" w:lastRowFirstColumn="0" w:lastRowLastColumn="0"/>
+            <w:tcW w:w="0" w:type="auto"/>
+            <w:hideMark/>
+          </w:tcPr>
+          <w:p>
+            <w:pPr>
+              <w:spacing w:after="160" w:line="278" w:lineRule="auto"/>
+              <w:rPr>
+                <w:b w:val="0"/>
+                <w:bCs w:val="0"/>
+                <w:sz w:val="28"/>
+                <w:szCs w:val="28"/>
+              </w:rPr>
+            </w:pPr>
+            <w:r>
+              <w:rPr>
+                <w:b w:val="0"/>
+                <w:bCs w:val="0"/>
+                <w:sz w:val="28"/>
+                <w:szCs w:val="28"/>
+              </w:rPr>
+              <w:t>SSUS008 Remove selected seats</w:t>
+            </w:r>
+          </w:p>
+        </w:tc>
+        <w:tc>
+          <w:tcPr>
+            <w:tcW w:w="0" w:type="auto"/>
+            <w:hideMark/>
+          </w:tcPr>
+          <w:p>
+            <w:pPr>
+              <w:spacing w:after="160" w:line="278" w:lineRule="auto"/>
+              <w:cnfStyle w:val="000000100000" w:firstRow="0" w:lastRow="0" w:firstColumn="0" w:lastColumn="0" w:oddVBand="0" w:evenVBand="0" w:oddHBand="1" w:evenHBand="0" w:firstRowFirstColumn="0" w:firstRowLastColumn="0" w:lastRowFirstColumn="0" w:lastRowLastColumn="0"/>
+              <w:rPr>
+                <w:sz w:val="28"/>
+                <w:szCs w:val="28"/>
+              </w:rPr>
+            </w:pPr>
+            <w:r>
+              <w:rPr>
+                <w:sz w:val="28"/>
+                <w:szCs w:val="28"/>
+              </w:rPr>
+              <w:t>1</w:t>
+            </w:r>
+          </w:p>
+        </w:tc>
+      </w:tr>
+    </w:tbl>
+    <w:p>
+      <w:pPr>
+        <w:rPr>
+          <w:b/>
+          <w:bCs/>
+          <w:sz w:val="28"/>
+          <w:szCs w:val="28"/>
+        </w:rPr>
+      </w:pPr>
+      <w:r>
+        <w:rPr>
+          <w:b/>
+          <w:bCs/>
+          <w:sz w:val="28"/>
+          <w:szCs w:val="28"/>
+        </w:rPr>
+        <w:t>Subtotal = 4</w:t>
+      </w:r>
+    </w:p>
+    <w:p>
+      <w:pPr>
+        <w:rPr>
+          <w:b/>
+          <w:bCs/>
+          <w:sz w:val="28"/>
+          <w:szCs w:val="28"/>
+        </w:rPr>
+      </w:pPr>
+    </w:p>
+    <w:p>
+      <w:pPr>
+        <w:rPr>
+          <w:b/>
+          <w:bCs/>
+          <w:sz w:val="28"/>
+          <w:szCs w:val="28"/>
+        </w:rPr>
+      </w:pPr>
+      <w:r>
+        <w:rPr>
+          <w:b/>
+          <w:bCs/>
+          <w:sz w:val="28"/>
+          <w:szCs w:val="28"/>
+        </w:rPr>
+        <w:t>EP02 – User Management</w:t>
+      </w:r>
+    </w:p>
+    <w:tbl>
+      <w:tblPr>
+        <w:tblStyle w:val="PlainTable1"/>
+        <w:tblW w:w="0" w:type="auto"/>
+        <w:tblLook w:val="04A0" w:firstRow="1" w:lastRow="0" w:firstColumn="1" w:lastColumn="0" w:noHBand="0" w:noVBand="1"/>
+      </w:tblPr>
+      <w:tblGrid>
+        <w:gridCol w:w="4026"/>
+        <w:gridCol w:w="937"/>
+      </w:tblGrid>
+      <w:tr>
+        <w:trPr>
+          <w:cnfStyle w:val="100000000000" w:firstRow="1" w:lastRow="0" w:firstColumn="0" w:lastColumn="0" w:oddVBand="0" w:evenVBand="0" w:oddHBand="0" w:evenHBand="0" w:firstRowFirstColumn="0" w:firstRowLastColumn="0" w:lastRowFirstColumn="0" w:lastRowLastColumn="0"/>
+        </w:trPr>
+        <w:tc>
+          <w:tcPr>
+            <w:cnfStyle w:val="001000000000" w:firstRow="0" w:lastRow="0" w:firstColumn="1" w:lastColumn="0" w:oddVBand="0" w:evenVBand="0" w:oddHBand="0" w:evenHBand="0" w:firstRowFirstColumn="0" w:firstRowLastColumn="0" w:lastRowFirstColumn="0" w:lastRowLastColumn="0"/>
+            <w:tcW w:w="0" w:type="auto"/>
+            <w:hideMark/>
+          </w:tcPr>
+          <w:p>
+            <w:pPr>
+              <w:spacing w:after="160" w:line="278" w:lineRule="auto"/>
+              <w:rPr>
+                <w:sz w:val="28"/>
+                <w:szCs w:val="28"/>
+              </w:rPr>
+            </w:pPr>
+            <w:r>
+              <w:rPr>
+                <w:sz w:val="28"/>
+                <w:szCs w:val="28"/>
+              </w:rPr>
+              <w:t>Story</w:t>
+            </w:r>
+          </w:p>
+        </w:tc>
+        <w:tc>
+          <w:tcPr>
+            <w:tcW w:w="0" w:type="auto"/>
+            <w:hideMark/>
+          </w:tcPr>
+          <w:p>
+            <w:pPr>
+              <w:spacing w:after="160" w:line="278" w:lineRule="auto"/>
+              <w:cnfStyle w:val="100000000000" w:firstRow="1" w:lastRow="0" w:firstColumn="0" w:lastColumn="0" w:oddVBand="0" w:evenVBand="0" w:oddHBand="0" w:evenHBand="0" w:firstRowFirstColumn="0" w:firstRowLastColumn="0" w:lastRowFirstColumn="0" w:lastRowLastColumn="0"/>
+              <w:rPr>
+                <w:sz w:val="28"/>
+                <w:szCs w:val="28"/>
+              </w:rPr>
+            </w:pPr>
+            <w:r>
+              <w:rPr>
+                <w:sz w:val="28"/>
+                <w:szCs w:val="28"/>
+              </w:rPr>
+              <w:t>Points</w:t>
+            </w:r>
+          </w:p>
+        </w:tc>
+      </w:tr>
+      <w:tr>
+        <w:trPr>
+          <w:cnfStyle w:val="000000100000" w:firstRow="0" w:lastRow="0" w:firstColumn="0" w:lastColumn="0" w:oddVBand="0" w:evenVBand="0" w:oddHBand="1" w:evenHBand="0" w:firstRowFirstColumn="0" w:firstRowLastColumn="0" w:lastRowFirstColumn="0" w:lastRowLastColumn="0"/>
+        </w:trPr>
+        <w:tc>
+          <w:tcPr>
+            <w:cnfStyle w:val="001000000000" w:firstRow="0" w:lastRow="0" w:firstColumn="1" w:lastColumn="0" w:oddVBand="0" w:evenVBand="0" w:oddHBand="0" w:evenHBand="0" w:firstRowFirstColumn="0" w:firstRowLastColumn="0" w:lastRowFirstColumn="0" w:lastRowLastColumn="0"/>
+            <w:tcW w:w="0" w:type="auto"/>
+            <w:hideMark/>
+          </w:tcPr>
+          <w:p>
+            <w:pPr>
+              <w:spacing w:after="160" w:line="278" w:lineRule="auto"/>
+              <w:rPr>
+                <w:b w:val="0"/>
+                <w:bCs w:val="0"/>
+                <w:sz w:val="28"/>
+                <w:szCs w:val="28"/>
+              </w:rPr>
+            </w:pPr>
+            <w:r>
+              <w:rPr>
+                <w:b w:val="0"/>
+                <w:bCs w:val="0"/>
+                <w:sz w:val="28"/>
+                <w:szCs w:val="28"/>
+              </w:rPr>
+              <w:t>UMUS001 Create officer account</w:t>
+            </w:r>
+          </w:p>
+        </w:tc>
+        <w:tc>
+          <w:tcPr>
+            <w:tcW w:w="0" w:type="auto"/>
+            <w:hideMark/>
+          </w:tcPr>
+          <w:p>
+            <w:pPr>
+              <w:spacing w:after="160" w:line="278" w:lineRule="auto"/>
+              <w:cnfStyle w:val="000000100000" w:firstRow="0" w:lastRow="0" w:firstColumn="0" w:lastColumn="0" w:oddVBand="0" w:evenVBand="0" w:oddHBand="1" w:evenHBand="0" w:firstRowFirstColumn="0" w:firstRowLastColumn="0" w:lastRowFirstColumn="0" w:lastRowLastColumn="0"/>
+              <w:rPr>
+                <w:sz w:val="28"/>
+                <w:szCs w:val="28"/>
+              </w:rPr>
+            </w:pPr>
+            <w:r>
+              <w:rPr>
+                <w:sz w:val="28"/>
+                <w:szCs w:val="28"/>
+              </w:rPr>
+              <w:t>3</w:t>
+            </w:r>
+          </w:p>
+        </w:tc>
+      </w:tr>
+      <w:tr>
+        <w:tc>
+          <w:tcPr>
+            <w:cnfStyle w:val="001000000000" w:firstRow="0" w:lastRow="0" w:firstColumn="1" w:lastColumn="0" w:oddVBand="0" w:evenVBand="0" w:oddHBand="0" w:evenHBand="0" w:firstRowFirstColumn="0" w:firstRowLastColumn="0" w:lastRowFirstColumn="0" w:lastRowLastColumn="0"/>
+            <w:tcW w:w="0" w:type="auto"/>
+            <w:hideMark/>
+          </w:tcPr>
+          <w:p>
+            <w:pPr>
+              <w:spacing w:after="160" w:line="278" w:lineRule="auto"/>
+              <w:rPr>
+                <w:b w:val="0"/>
+                <w:bCs w:val="0"/>
+                <w:sz w:val="28"/>
+                <w:szCs w:val="28"/>
+              </w:rPr>
+            </w:pPr>
+            <w:r>
+              <w:rPr>
+                <w:b w:val="0"/>
+                <w:bCs w:val="0"/>
+                <w:sz w:val="28"/>
+                <w:szCs w:val="28"/>
+              </w:rPr>
+              <w:t>UMUS008 Update officer account</w:t>
+            </w:r>
+          </w:p>
+        </w:tc>
+        <w:tc>
+          <w:tcPr>
+            <w:tcW w:w="0" w:type="auto"/>
+            <w:hideMark/>
+          </w:tcPr>
+          <w:p>
+            <w:pPr>
+              <w:spacing w:after="160" w:line="278" w:lineRule="auto"/>
+              <w:cnfStyle w:val="000000000000" w:firstRow="0" w:lastRow="0" w:firstColumn="0" w:lastColumn="0" w:oddVBand="0" w:evenVBand="0" w:oddHBand="0" w:evenHBand="0" w:firstRowFirstColumn="0" w:firstRowLastColumn="0" w:lastRowFirstColumn="0" w:lastRowLastColumn="0"/>
+              <w:rPr>
+                <w:sz w:val="28"/>
+                <w:szCs w:val="28"/>
+              </w:rPr>
+            </w:pPr>
+            <w:r>
+              <w:rPr>
+                <w:sz w:val="28"/>
+                <w:szCs w:val="28"/>
+              </w:rPr>
+              <w:t>2</w:t>
+            </w:r>
+          </w:p>
+        </w:tc>
+      </w:tr>
+      <w:tr>
+        <w:trPr>
+          <w:cnfStyle w:val="000000100000" w:firstRow="0" w:lastRow="0" w:firstColumn="0" w:lastColumn="0" w:oddVBand="0" w:evenVBand="0" w:oddHBand="1" w:evenHBand="0" w:firstRowFirstColumn="0" w:firstRowLastColumn="0" w:lastRowFirstColumn="0" w:lastRowLastColumn="0"/>
+        </w:trPr>
+        <w:tc>
+          <w:tcPr>
+            <w:cnfStyle w:val="001000000000" w:firstRow="0" w:lastRow="0" w:firstColumn="1" w:lastColumn="0" w:oddVBand="0" w:evenVBand="0" w:oddHBand="0" w:evenHBand="0" w:firstRowFirstColumn="0" w:firstRowLastColumn="0" w:lastRowFirstColumn="0" w:lastRowLastColumn="0"/>
+            <w:tcW w:w="0" w:type="auto"/>
+            <w:hideMark/>
+          </w:tcPr>
+          <w:p>
+            <w:pPr>
+              <w:spacing w:after="160" w:line="278" w:lineRule="auto"/>
+              <w:rPr>
+                <w:b w:val="0"/>
+                <w:bCs w:val="0"/>
+                <w:sz w:val="28"/>
+                <w:szCs w:val="28"/>
+              </w:rPr>
+            </w:pPr>
+            <w:r>
+              <w:rPr>
+                <w:b w:val="0"/>
+                <w:bCs w:val="0"/>
+                <w:sz w:val="28"/>
+                <w:szCs w:val="28"/>
+              </w:rPr>
+              <w:t>UMUS006 Deactivate user</w:t>
+            </w:r>
+          </w:p>
+        </w:tc>
+        <w:tc>
+          <w:tcPr>
+            <w:tcW w:w="0" w:type="auto"/>
+            <w:hideMark/>
+          </w:tcPr>
+          <w:p>
+            <w:pPr>
+              <w:spacing w:after="160" w:line="278" w:lineRule="auto"/>
+              <w:cnfStyle w:val="000000100000" w:firstRow="0" w:lastRow="0" w:firstColumn="0" w:lastColumn="0" w:oddVBand="0" w:evenVBand="0" w:oddHBand="1" w:evenHBand="0" w:firstRowFirstColumn="0" w:firstRowLastColumn="0" w:lastRowFirstColumn="0" w:lastRowLastColumn="0"/>
+              <w:rPr>
+                <w:sz w:val="28"/>
+                <w:szCs w:val="28"/>
+              </w:rPr>
+            </w:pPr>
+            <w:r>
+              <w:rPr>
+                <w:sz w:val="28"/>
+                <w:szCs w:val="28"/>
+              </w:rPr>
+              <w:t>2</w:t>
+            </w:r>
+          </w:p>
+        </w:tc>
+      </w:tr>
+    </w:tbl>
+    <w:p>
+      <w:pPr>
+        <w:rPr>
+          <w:b/>
+          <w:bCs/>
+          <w:sz w:val="28"/>
+          <w:szCs w:val="28"/>
+        </w:rPr>
+      </w:pPr>
+      <w:r>
+        <w:rPr>
+          <w:b/>
+          <w:bCs/>
+          <w:sz w:val="28"/>
+          <w:szCs w:val="28"/>
+        </w:rPr>
+        <w:t>Subtotal = 7</w:t>
+      </w:r>
+    </w:p>
+    <w:p>
+      <w:pPr>
+        <w:rPr>
+          <w:b/>
+          <w:bCs/>
+          <w:sz w:val="28"/>
+          <w:szCs w:val="28"/>
+        </w:rPr>
+      </w:pPr>
+    </w:p>
+    <w:p>
+      <w:pPr>
+        <w:rPr>
+          <w:b/>
+          <w:bCs/>
+          <w:sz w:val="28"/>
+          <w:szCs w:val="28"/>
+        </w:rPr>
+      </w:pPr>
+      <w:r>
+        <w:rPr>
+          <w:b/>
+          <w:bCs/>
+          <w:sz w:val="28"/>
+          <w:szCs w:val="28"/>
+        </w:rPr>
+        <w:t>Sprint 6 Total</w:t>
+      </w:r>
+    </w:p>
+    <w:p>
+      <w:pPr>
+        <w:rPr>
+          <w:b/>
+          <w:bCs/>
+          <w:sz w:val="28"/>
+          <w:szCs w:val="28"/>
+        </w:rPr>
+      </w:pPr>
+      <w:r>
+        <w:rPr>
+          <w:b/>
+          <w:bCs/>
+          <w:sz w:val="28"/>
+          <w:szCs w:val="28"/>
+        </w:rPr>
+        <w:t>11 Story Points</w:t>
+      </w:r>
+    </w:p>
+    <w:p>
+      <w:pPr>
+        <w:rPr>
+          <w:b/>
+          <w:bCs/>
+          <w:sz w:val="28"/>
+          <w:szCs w:val="28"/>
+        </w:rPr>
+      </w:pPr>
+      <w:r>
+        <w:rPr>
+          <w:b/>
+          <w:bCs/>
+          <w:sz w:val="28"/>
+          <w:szCs w:val="28"/>
+        </w:rPr>
+        <w:t>Goal:</w:t>
+      </w:r>
+    </w:p>
+    <w:p>
+      <w:pPr>
+        <w:rPr>
+          <w:sz w:val="28"/>
+          <w:szCs w:val="28"/>
+        </w:rPr>
+      </w:pPr>
+      <w:r>
+        <w:rPr>
+          <w:sz w:val="28"/>
+          <w:szCs w:val="28"/>
+        </w:rPr>
+        <w:t>Improve seat management and user administration</w:t>
+      </w:r>
+    </w:p>
+    <w:p>
+      <w:pPr>
+        <w:rPr>
+          <w:sz w:val="28"/>
+          <w:szCs w:val="28"/>
+        </w:rPr>
+      </w:pPr>
+    </w:p>
+    <w:p>
+      <w:pPr>
+        <w:rPr>
+          <w:sz w:val="28"/>
+          <w:szCs w:val="28"/>
+        </w:rPr>
+      </w:pPr>
+    </w:p>
+    <w:p>
+      <w:pPr>
+        <w:rPr>
+          <w:sz w:val="28"/>
+          <w:szCs w:val="28"/>
+        </w:rPr>
+      </w:pPr>
+    </w:p>
+    <w:p>
+      <w:pPr>
+        <w:rPr>
+          <w:sz w:val="28"/>
+          <w:szCs w:val="28"/>
+        </w:rPr>
+      </w:pPr>
+    </w:p>
+    <w:p>
+      <w:pPr>
+        <w:rPr>
+          <w:sz w:val="28"/>
+          <w:szCs w:val="28"/>
+        </w:rPr>
+      </w:pPr>
+    </w:p>
+    <w:p>
+      <w:pPr>
+        <w:rPr>
+          <w:b/>
+          <w:bCs/>
+          <w:sz w:val="28"/>
+          <w:szCs w:val="28"/>
+        </w:rPr>
+      </w:pPr>
+      <w:r>
+        <w:rPr>
+          <w:b/>
+          <w:bCs/>
+          <w:sz w:val="28"/>
+          <w:szCs w:val="28"/>
+        </w:rPr>
+        <w:lastRenderedPageBreak/>
+        <w:t>RELEASE 3 – Ticket Cancellation &amp; Refund</w:t>
+      </w:r>
+    </w:p>
+    <w:p>
+      <w:pPr>
+        <w:rPr>
+          <w:b/>
+          <w:bCs/>
+          <w:sz w:val="28"/>
+          <w:szCs w:val="28"/>
+        </w:rPr>
+      </w:pPr>
+      <w:r>
+        <w:rPr>
+          <w:b/>
+          <w:bCs/>
+          <w:sz w:val="28"/>
+          <w:szCs w:val="28"/>
+        </w:rPr>
+        <w:t>Sprint 7</w:t>
+      </w:r>
+    </w:p>
+    <w:p>
+      <w:pPr>
+        <w:rPr>
+          <w:b/>
+          <w:bCs/>
+          <w:sz w:val="28"/>
+          <w:szCs w:val="28"/>
+        </w:rPr>
+      </w:pPr>
+      <w:r>
+        <w:rPr>
+          <w:b/>
+          <w:bCs/>
+          <w:sz w:val="28"/>
+          <w:szCs w:val="28"/>
+        </w:rPr>
+        <w:t>EP09 – Ticket Cancellation</w:t>
+      </w:r>
+    </w:p>
+    <w:tbl>
+      <w:tblPr>
+        <w:tblStyle w:val="PlainTable1"/>
+        <w:tblW w:w="0" w:type="auto"/>
+        <w:tblLook w:val="04A0" w:firstRow="1" w:lastRow="0" w:firstColumn="1" w:lastColumn="0" w:noHBand="0" w:noVBand="1"/>
+      </w:tblPr>
+      <w:tblGrid>
+        <w:gridCol w:w="4217"/>
+        <w:gridCol w:w="937"/>
+      </w:tblGrid>
+      <w:tr>
+        <w:trPr>
+          <w:cnfStyle w:val="100000000000" w:firstRow="1" w:lastRow="0" w:firstColumn="0" w:lastColumn="0" w:oddVBand="0" w:evenVBand="0" w:oddHBand="0" w:evenHBand="0" w:firstRowFirstColumn="0" w:firstRowLastColumn="0" w:lastRowFirstColumn="0" w:lastRowLastColumn="0"/>
+        </w:trPr>
+        <w:tc>
+          <w:tcPr>
+            <w:cnfStyle w:val="001000000000" w:firstRow="0" w:lastRow="0" w:firstColumn="1" w:lastColumn="0" w:oddVBand="0" w:evenVBand="0" w:oddHBand="0" w:evenHBand="0" w:firstRowFirstColumn="0" w:firstRowLastColumn="0" w:lastRowFirstColumn="0" w:lastRowLastColumn="0"/>
+            <w:tcW w:w="0" w:type="auto"/>
+            <w:hideMark/>
+          </w:tcPr>
+          <w:p>
+            <w:pPr>
+              <w:spacing w:after="160" w:line="278" w:lineRule="auto"/>
+              <w:rPr>
+                <w:sz w:val="28"/>
+                <w:szCs w:val="28"/>
+              </w:rPr>
+            </w:pPr>
+            <w:r>
+              <w:rPr>
+                <w:sz w:val="28"/>
+                <w:szCs w:val="28"/>
+              </w:rPr>
+              <w:t>Story</w:t>
+            </w:r>
+          </w:p>
+        </w:tc>
+        <w:tc>
+          <w:tcPr>
+            <w:tcW w:w="0" w:type="auto"/>
+            <w:hideMark/>
+          </w:tcPr>
+          <w:p>
+            <w:pPr>
+              <w:spacing w:after="160" w:line="278" w:lineRule="auto"/>
+              <w:cnfStyle w:val="100000000000" w:firstRow="1" w:lastRow="0" w:firstColumn="0" w:lastColumn="0" w:oddVBand="0" w:evenVBand="0" w:oddHBand="0" w:evenHBand="0" w:firstRowFirstColumn="0" w:firstRowLastColumn="0" w:lastRowFirstColumn="0" w:lastRowLastColumn="0"/>
+              <w:rPr>
+                <w:sz w:val="28"/>
+                <w:szCs w:val="28"/>
+              </w:rPr>
+            </w:pPr>
+            <w:r>
+              <w:rPr>
+                <w:sz w:val="28"/>
+                <w:szCs w:val="28"/>
+              </w:rPr>
+              <w:t>Points</w:t>
+            </w:r>
+          </w:p>
+        </w:tc>
+      </w:tr>
+      <w:tr>
+        <w:trPr>
+          <w:cnfStyle w:val="000000100000" w:firstRow="0" w:lastRow="0" w:firstColumn="0" w:lastColumn="0" w:oddVBand="0" w:evenVBand="0" w:oddHBand="1" w:evenHBand="0" w:firstRowFirstColumn="0" w:firstRowLastColumn="0" w:lastRowFirstColumn="0" w:lastRowLastColumn="0"/>
+        </w:trPr>
+        <w:tc>
+          <w:tcPr>
+            <w:cnfStyle w:val="001000000000" w:firstRow="0" w:lastRow="0" w:firstColumn="1" w:lastColumn="0" w:oddVBand="0" w:evenVBand="0" w:oddHBand="0" w:evenHBand="0" w:firstRowFirstColumn="0" w:firstRowLastColumn="0" w:lastRowFirstColumn="0" w:lastRowLastColumn="0"/>
+            <w:tcW w:w="0" w:type="auto"/>
+            <w:hideMark/>
+          </w:tcPr>
+          <w:p>
+            <w:pPr>
+              <w:spacing w:after="160" w:line="278" w:lineRule="auto"/>
+              <w:rPr>
+                <w:b w:val="0"/>
+                <w:bCs w:val="0"/>
+                <w:sz w:val="28"/>
+                <w:szCs w:val="28"/>
+              </w:rPr>
+            </w:pPr>
+            <w:r>
+              <w:rPr>
+                <w:b w:val="0"/>
+                <w:bCs w:val="0"/>
+                <w:sz w:val="28"/>
+                <w:szCs w:val="28"/>
+              </w:rPr>
+              <w:t>TCUS001 Cancel ticket</w:t>
+            </w:r>
+          </w:p>
+        </w:tc>
+        <w:tc>
+          <w:tcPr>
+            <w:tcW w:w="0" w:type="auto"/>
+            <w:hideMark/>
+          </w:tcPr>
+          <w:p>
+            <w:pPr>
+              <w:spacing w:after="160" w:line="278" w:lineRule="auto"/>
+              <w:cnfStyle w:val="000000100000" w:firstRow="0" w:lastRow="0" w:firstColumn="0" w:lastColumn="0" w:oddVBand="0" w:evenVBand="0" w:oddHBand="1" w:evenHBand="0" w:firstRowFirstColumn="0" w:firstRowLastColumn="0" w:lastRowFirstColumn="0" w:lastRowLastColumn="0"/>
+              <w:rPr>
+                <w:sz w:val="28"/>
+                <w:szCs w:val="28"/>
+              </w:rPr>
+            </w:pPr>
+            <w:r>
+              <w:rPr>
+                <w:sz w:val="28"/>
+                <w:szCs w:val="28"/>
+              </w:rPr>
+              <w:t>3</w:t>
+            </w:r>
+          </w:p>
+        </w:tc>
+      </w:tr>
+      <w:tr>
+        <w:tc>
+          <w:tcPr>
+            <w:cnfStyle w:val="001000000000" w:firstRow="0" w:lastRow="0" w:firstColumn="1" w:lastColumn="0" w:oddVBand="0" w:evenVBand="0" w:oddHBand="0" w:evenHBand="0" w:firstRowFirstColumn="0" w:firstRowLastColumn="0" w:lastRowFirstColumn="0" w:lastRowLastColumn="0"/>
+            <w:tcW w:w="0" w:type="auto"/>
+            <w:hideMark/>
+          </w:tcPr>
+          <w:p>
+            <w:pPr>
+              <w:spacing w:after="160" w:line="278" w:lineRule="auto"/>
+              <w:rPr>
+                <w:b w:val="0"/>
+                <w:bCs w:val="0"/>
+                <w:sz w:val="28"/>
+                <w:szCs w:val="28"/>
+              </w:rPr>
+            </w:pPr>
+            <w:r>
+              <w:rPr>
+                <w:b w:val="0"/>
+                <w:bCs w:val="0"/>
+                <w:sz w:val="28"/>
+                <w:szCs w:val="28"/>
+              </w:rPr>
+              <w:t>TCUS002 Update seat availability</w:t>
+            </w:r>
+          </w:p>
+        </w:tc>
+        <w:tc>
+          <w:tcPr>
+            <w:tcW w:w="0" w:type="auto"/>
+            <w:hideMark/>
+          </w:tcPr>
+          <w:p>
+            <w:pPr>
+              <w:spacing w:after="160" w:line="278" w:lineRule="auto"/>
+              <w:cnfStyle w:val="000000000000" w:firstRow="0" w:lastRow="0" w:firstColumn="0" w:lastColumn="0" w:oddVBand="0" w:evenVBand="0" w:oddHBand="0" w:evenHBand="0" w:firstRowFirstColumn="0" w:firstRowLastColumn="0" w:lastRowFirstColumn="0" w:lastRowLastColumn="0"/>
+              <w:rPr>
+                <w:sz w:val="28"/>
+                <w:szCs w:val="28"/>
+              </w:rPr>
+            </w:pPr>
+            <w:r>
+              <w:rPr>
+                <w:sz w:val="28"/>
+                <w:szCs w:val="28"/>
+              </w:rPr>
+              <w:t>2</w:t>
+            </w:r>
+          </w:p>
+        </w:tc>
+      </w:tr>
+      <w:tr>
+        <w:trPr>
+          <w:cnfStyle w:val="000000100000" w:firstRow="0" w:lastRow="0" w:firstColumn="0" w:lastColumn="0" w:oddVBand="0" w:evenVBand="0" w:oddHBand="1" w:evenHBand="0" w:firstRowFirstColumn="0" w:firstRowLastColumn="0" w:lastRowFirstColumn="0" w:lastRowLastColumn="0"/>
+        </w:trPr>
+        <w:tc>
+          <w:tcPr>
+            <w:cnfStyle w:val="001000000000" w:firstRow="0" w:lastRow="0" w:firstColumn="1" w:lastColumn="0" w:oddVBand="0" w:evenVBand="0" w:oddHBand="0" w:evenHBand="0" w:firstRowFirstColumn="0" w:firstRowLastColumn="0" w:lastRowFirstColumn="0" w:lastRowLastColumn="0"/>
+            <w:tcW w:w="0" w:type="auto"/>
+            <w:hideMark/>
+          </w:tcPr>
+          <w:p>
+            <w:pPr>
+              <w:spacing w:after="160" w:line="278" w:lineRule="auto"/>
+              <w:rPr>
+                <w:b w:val="0"/>
+                <w:bCs w:val="0"/>
+                <w:sz w:val="28"/>
+                <w:szCs w:val="28"/>
+              </w:rPr>
+            </w:pPr>
+            <w:r>
+              <w:rPr>
+                <w:b w:val="0"/>
+                <w:bCs w:val="0"/>
+                <w:sz w:val="28"/>
+                <w:szCs w:val="28"/>
+              </w:rPr>
+              <w:t>TCUS004 Cancellation confirmation</w:t>
+            </w:r>
+          </w:p>
+        </w:tc>
+        <w:tc>
+          <w:tcPr>
+            <w:tcW w:w="0" w:type="auto"/>
+            <w:hideMark/>
+          </w:tcPr>
+          <w:p>
+            <w:pPr>
+              <w:spacing w:after="160" w:line="278" w:lineRule="auto"/>
+              <w:cnfStyle w:val="000000100000" w:firstRow="0" w:lastRow="0" w:firstColumn="0" w:lastColumn="0" w:oddVBand="0" w:evenVBand="0" w:oddHBand="1" w:evenHBand="0" w:firstRowFirstColumn="0" w:firstRowLastColumn="0" w:lastRowFirstColumn="0" w:lastRowLastColumn="0"/>
+              <w:rPr>
+                <w:sz w:val="28"/>
+                <w:szCs w:val="28"/>
+              </w:rPr>
+            </w:pPr>
+            <w:r>
+              <w:rPr>
+                <w:sz w:val="28"/>
+                <w:szCs w:val="28"/>
+              </w:rPr>
+              <w:t>1</w:t>
+            </w:r>
+          </w:p>
+        </w:tc>
+      </w:tr>
+    </w:tbl>
+    <w:p>
+      <w:pPr>
+        <w:rPr>
+          <w:b/>
+          <w:bCs/>
+          <w:sz w:val="28"/>
+          <w:szCs w:val="28"/>
+        </w:rPr>
+      </w:pPr>
+      <w:r>
+        <w:rPr>
+          <w:b/>
+          <w:bCs/>
+          <w:sz w:val="28"/>
+          <w:szCs w:val="28"/>
+        </w:rPr>
+        <w:t>Subtotal = 6</w:t>
+      </w:r>
+    </w:p>
+    <w:p>
+      <w:pPr>
+        <w:rPr>
+          <w:b/>
+          <w:bCs/>
+          <w:sz w:val="28"/>
+          <w:szCs w:val="28"/>
+        </w:rPr>
+      </w:pPr>
+    </w:p>
+    <w:p>
+      <w:pPr>
+        <w:rPr>
+          <w:b/>
+          <w:bCs/>
+          <w:sz w:val="28"/>
+          <w:szCs w:val="28"/>
+        </w:rPr>
+      </w:pPr>
+      <w:r>
+        <w:rPr>
+          <w:b/>
+          <w:bCs/>
+          <w:sz w:val="28"/>
+          <w:szCs w:val="28"/>
+        </w:rPr>
+        <w:t>EP08 – Payment</w:t>
+      </w:r>
+    </w:p>
+    <w:tbl>
+      <w:tblPr>
+        <w:tblStyle w:val="PlainTable1"/>
+        <w:tblW w:w="0" w:type="auto"/>
+        <w:tblLook w:val="04A0" w:firstRow="1" w:lastRow="0" w:firstColumn="1" w:lastColumn="0" w:noHBand="0" w:noVBand="1"/>
+      </w:tblPr>
+      <w:tblGrid>
+        <w:gridCol w:w="2911"/>
+        <w:gridCol w:w="937"/>
+      </w:tblGrid>
+      <w:tr>
+        <w:trPr>
+          <w:cnfStyle w:val="100000000000" w:firstRow="1" w:lastRow="0" w:firstColumn="0" w:lastColumn="0" w:oddVBand="0" w:evenVBand="0" w:oddHBand="0" w:evenHBand="0" w:firstRowFirstColumn="0" w:firstRowLastColumn="0" w:lastRowFirstColumn="0" w:lastRowLastColumn="0"/>
+        </w:trPr>
+        <w:tc>
+          <w:tcPr>
+            <w:cnfStyle w:val="001000000000" w:firstRow="0" w:lastRow="0" w:firstColumn="1" w:lastColumn="0" w:oddVBand="0" w:evenVBand="0" w:oddHBand="0" w:evenHBand="0" w:firstRowFirstColumn="0" w:firstRowLastColumn="0" w:lastRowFirstColumn="0" w:lastRowLastColumn="0"/>
+            <w:tcW w:w="0" w:type="auto"/>
+            <w:hideMark/>
+          </w:tcPr>
+          <w:p>
+            <w:pPr>
+              <w:spacing w:after="160" w:line="278" w:lineRule="auto"/>
+              <w:rPr>
+                <w:sz w:val="28"/>
+                <w:szCs w:val="28"/>
+              </w:rPr>
+            </w:pPr>
+            <w:r>
+              <w:rPr>
+                <w:sz w:val="28"/>
+                <w:szCs w:val="28"/>
+              </w:rPr>
+              <w:t>Story</w:t>
+            </w:r>
+          </w:p>
+        </w:tc>
+        <w:tc>
+          <w:tcPr>
+            <w:tcW w:w="0" w:type="auto"/>
+            <w:hideMark/>
+          </w:tcPr>
+          <w:p>
+            <w:pPr>
+              <w:spacing w:after="160" w:line="278" w:lineRule="auto"/>
+              <w:cnfStyle w:val="100000000000" w:firstRow="1" w:lastRow="0" w:firstColumn="0" w:lastColumn="0" w:oddVBand="0" w:evenVBand="0" w:oddHBand="0" w:evenHBand="0" w:firstRowFirstColumn="0" w:firstRowLastColumn="0" w:lastRowFirstColumn="0" w:lastRowLastColumn="0"/>
+              <w:rPr>
+                <w:sz w:val="28"/>
+                <w:szCs w:val="28"/>
+              </w:rPr>
+            </w:pPr>
+            <w:r>
+              <w:rPr>
+                <w:sz w:val="28"/>
+                <w:szCs w:val="28"/>
+              </w:rPr>
+              <w:t>Points</w:t>
+            </w:r>
+          </w:p>
+        </w:tc>
+      </w:tr>
+      <w:tr>
+        <w:trPr>
+          <w:cnfStyle w:val="000000100000" w:firstRow="0" w:lastRow="0" w:firstColumn="0" w:lastColumn="0" w:oddVBand="0" w:evenVBand="0" w:oddHBand="1" w:evenHBand="0" w:firstRowFirstColumn="0" w:firstRowLastColumn="0" w:lastRowFirstColumn="0" w:lastRowLastColumn="0"/>
+        </w:trPr>
+        <w:tc>
+          <w:tcPr>
+            <w:cnfStyle w:val="001000000000" w:firstRow="0" w:lastRow="0" w:firstColumn="1" w:lastColumn="0" w:oddVBand="0" w:evenVBand="0" w:oddHBand="0" w:evenHBand="0" w:firstRowFirstColumn="0" w:firstRowLastColumn="0" w:lastRowFirstColumn="0" w:lastRowLastColumn="0"/>
+            <w:tcW w:w="0" w:type="auto"/>
+            <w:hideMark/>
+          </w:tcPr>
+          <w:p>
+            <w:pPr>
+              <w:spacing w:after="160" w:line="278" w:lineRule="auto"/>
+              <w:rPr>
+                <w:b w:val="0"/>
+                <w:bCs w:val="0"/>
+                <w:sz w:val="28"/>
+                <w:szCs w:val="28"/>
+              </w:rPr>
+            </w:pPr>
+            <w:r>
+              <w:rPr>
+                <w:b w:val="0"/>
+                <w:bCs w:val="0"/>
+                <w:sz w:val="28"/>
+                <w:szCs w:val="28"/>
+              </w:rPr>
+              <w:t>USPP004 Cash payment</w:t>
+            </w:r>
+          </w:p>
+        </w:tc>
+        <w:tc>
+          <w:tcPr>
+            <w:tcW w:w="0" w:type="auto"/>
+            <w:hideMark/>
+          </w:tcPr>
+          <w:p>
+            <w:pPr>
+              <w:spacing w:after="160" w:line="278" w:lineRule="auto"/>
+              <w:cnfStyle w:val="000000100000" w:firstRow="0" w:lastRow="0" w:firstColumn="0" w:lastColumn="0" w:oddVBand="0" w:evenVBand="0" w:oddHBand="1" w:evenHBand="0" w:firstRowFirstColumn="0" w:firstRowLastColumn="0" w:lastRowFirstColumn="0" w:lastRowLastColumn="0"/>
+              <w:rPr>
+                <w:sz w:val="28"/>
+                <w:szCs w:val="28"/>
+              </w:rPr>
+            </w:pPr>
+            <w:r>
+              <w:rPr>
+                <w:sz w:val="28"/>
+                <w:szCs w:val="28"/>
+              </w:rPr>
+              <w:t>2</w:t>
+            </w:r>
+          </w:p>
+        </w:tc>
+      </w:tr>
+    </w:tbl>
+    <w:p>
+      <w:pPr>
+        <w:rPr>
+          <w:b/>
+          <w:bCs/>
+          <w:sz w:val="28"/>
+          <w:szCs w:val="28"/>
+        </w:rPr>
+      </w:pPr>
+      <w:r>
+        <w:rPr>
+          <w:b/>
+          <w:bCs/>
+          <w:sz w:val="28"/>
+          <w:szCs w:val="28"/>
+        </w:rPr>
+        <w:t>Subtotal = 2</w:t>
+      </w:r>
+    </w:p>
+    <w:p>
+      <w:pPr>
+        <w:rPr>
+          <w:b/>
+          <w:bCs/>
+          <w:sz w:val="28"/>
+          <w:szCs w:val="28"/>
+        </w:rPr>
+      </w:pPr>
+    </w:p>
+    <w:p>
+      <w:pPr>
+        <w:rPr>
+          <w:b/>
+          <w:bCs/>
+          <w:sz w:val="28"/>
+          <w:szCs w:val="28"/>
+        </w:rPr>
+      </w:pPr>
+      <w:r>
+        <w:rPr>
+          <w:b/>
+          <w:bCs/>
+          <w:sz w:val="28"/>
+          <w:szCs w:val="28"/>
+        </w:rPr>
+        <w:t>Sprint 7 Total</w:t>
+      </w:r>
+    </w:p>
+    <w:p>
+      <w:pPr>
+        <w:rPr>
+          <w:b/>
+          <w:bCs/>
+          <w:sz w:val="28"/>
+          <w:szCs w:val="28"/>
+        </w:rPr>
+      </w:pPr>
+      <w:r>
+        <w:rPr>
+          <w:b/>
+          <w:bCs/>
+          <w:sz w:val="28"/>
+          <w:szCs w:val="28"/>
+        </w:rPr>
+        <w:t>8 Story Points</w:t>
+      </w:r>
+    </w:p>
+    <w:p>
+      <w:pPr>
+        <w:rPr>
+          <w:b/>
+          <w:bCs/>
+          <w:sz w:val="28"/>
+          <w:szCs w:val="28"/>
+        </w:rPr>
+      </w:pPr>
+      <w:r>
+        <w:rPr>
+          <w:b/>
+          <w:bCs/>
+          <w:sz w:val="28"/>
+          <w:szCs w:val="28"/>
+        </w:rPr>
+        <w:t>Goal:</w:t>
+      </w:r>
+    </w:p>
+    <w:p>
+      <w:pPr>
+        <w:rPr>
+          <w:sz w:val="28"/>
+          <w:szCs w:val="28"/>
+        </w:rPr>
+      </w:pPr>
+      <w:r>
+        <w:rPr>
+          <w:sz w:val="28"/>
+          <w:szCs w:val="28"/>
+        </w:rPr>
+        <w:t>Allow ticket cancellation</w:t>
+      </w:r>
+    </w:p>
+    <w:p>
+      <w:pPr>
+        <w:rPr>
+          <w:b/>
+          <w:bCs/>
+          <w:sz w:val="28"/>
+          <w:szCs w:val="28"/>
+        </w:rPr>
+      </w:pPr>
+    </w:p>
+    <w:p>
+      <w:pPr>
+        <w:rPr>
+          <w:b/>
+          <w:bCs/>
+          <w:sz w:val="28"/>
+          <w:szCs w:val="28"/>
+        </w:rPr>
+      </w:pPr>
+      <w:r>
+        <w:rPr>
+          <w:b/>
+          <w:bCs/>
+          <w:sz w:val="28"/>
+          <w:szCs w:val="28"/>
+        </w:rPr>
+        <w:t>Sprint 8</w:t>
+      </w:r>
+    </w:p>
+    <w:p>
+      <w:pPr>
+        <w:rPr>
+          <w:b/>
+          <w:bCs/>
+          <w:sz w:val="28"/>
+          <w:szCs w:val="28"/>
+        </w:rPr>
+      </w:pPr>
+      <w:r>
+        <w:rPr>
+          <w:b/>
+          <w:bCs/>
+          <w:sz w:val="28"/>
+          <w:szCs w:val="28"/>
+        </w:rPr>
+        <w:t>EP09 – Ticket Cancellation</w:t>
+      </w:r>
+    </w:p>
+    <w:tbl>
+      <w:tblPr>
+        <w:tblStyle w:val="PlainTable1"/>
+        <w:tblW w:w="0" w:type="auto"/>
+        <w:tblLook w:val="04A0" w:firstRow="1" w:lastRow="0" w:firstColumn="1" w:lastColumn="0" w:noHBand="0" w:noVBand="1"/>
+      </w:tblPr>
+      <w:tblGrid>
+        <w:gridCol w:w="4293"/>
+        <w:gridCol w:w="937"/>
+      </w:tblGrid>
+      <w:tr>
+        <w:trPr>
+          <w:cnfStyle w:val="100000000000" w:firstRow="1" w:lastRow="0" w:firstColumn="0" w:lastColumn="0" w:oddVBand="0" w:evenVBand="0" w:oddHBand="0" w:evenHBand="0" w:firstRowFirstColumn="0" w:firstRowLastColumn="0" w:lastRowFirstColumn="0" w:lastRowLastColumn="0"/>
+        </w:trPr>
+        <w:tc>
+          <w:tcPr>
+            <w:cnfStyle w:val="001000000000" w:firstRow="0" w:lastRow="0" w:firstColumn="1" w:lastColumn="0" w:oddVBand="0" w:evenVBand="0" w:oddHBand="0" w:evenHBand="0" w:firstRowFirstColumn="0" w:firstRowLastColumn="0" w:lastRowFirstColumn="0" w:lastRowLastColumn="0"/>
+            <w:tcW w:w="0" w:type="auto"/>
+            <w:hideMark/>
+          </w:tcPr>
+          <w:p>
+            <w:pPr>
+              <w:spacing w:after="160" w:line="278" w:lineRule="auto"/>
+              <w:rPr>
+                <w:sz w:val="28"/>
+                <w:szCs w:val="28"/>
+              </w:rPr>
+            </w:pPr>
+            <w:r>
+              <w:rPr>
+                <w:sz w:val="28"/>
+                <w:szCs w:val="28"/>
+              </w:rPr>
+              <w:t>Story</w:t>
+            </w:r>
+          </w:p>
+        </w:tc>
+        <w:tc>
+          <w:tcPr>
+            <w:tcW w:w="0" w:type="auto"/>
+            <w:hideMark/>
+          </w:tcPr>
+          <w:p>
+            <w:pPr>
+              <w:spacing w:after="160" w:line="278" w:lineRule="auto"/>
+              <w:cnfStyle w:val="100000000000" w:firstRow="1" w:lastRow="0" w:firstColumn="0" w:lastColumn="0" w:oddVBand="0" w:evenVBand="0" w:oddHBand="0" w:evenHBand="0" w:firstRowFirstColumn="0" w:firstRowLastColumn="0" w:lastRowFirstColumn="0" w:lastRowLastColumn="0"/>
+              <w:rPr>
+                <w:sz w:val="28"/>
+                <w:szCs w:val="28"/>
+              </w:rPr>
+            </w:pPr>
+            <w:r>
+              <w:rPr>
+                <w:sz w:val="28"/>
+                <w:szCs w:val="28"/>
+              </w:rPr>
+              <w:t>Points</w:t>
+            </w:r>
+          </w:p>
+        </w:tc>
+      </w:tr>
+      <w:tr>
+        <w:trPr>
+          <w:cnfStyle w:val="000000100000" w:firstRow="0" w:lastRow="0" w:firstColumn="0" w:lastColumn="0" w:oddVBand="0" w:evenVBand="0" w:oddHBand="1" w:evenHBand="0" w:firstRowFirstColumn="0" w:firstRowLastColumn="0" w:lastRowFirstColumn="0" w:lastRowLastColumn="0"/>
+        </w:trPr>
+        <w:tc>
+          <w:tcPr>
+            <w:cnfStyle w:val="001000000000" w:firstRow="0" w:lastRow="0" w:firstColumn="1" w:lastColumn="0" w:oddVBand="0" w:evenVBand="0" w:oddHBand="0" w:evenHBand="0" w:firstRowFirstColumn="0" w:firstRowLastColumn="0" w:lastRowFirstColumn="0" w:lastRowLastColumn="0"/>
+            <w:tcW w:w="0" w:type="auto"/>
+            <w:hideMark/>
+          </w:tcPr>
+          <w:p>
+            <w:pPr>
+              <w:spacing w:after="160" w:line="278" w:lineRule="auto"/>
+              <w:rPr>
+                <w:b w:val="0"/>
+                <w:bCs w:val="0"/>
+                <w:sz w:val="28"/>
+                <w:szCs w:val="28"/>
+              </w:rPr>
+            </w:pPr>
+            <w:r>
+              <w:rPr>
+                <w:b w:val="0"/>
+                <w:bCs w:val="0"/>
+                <w:sz w:val="28"/>
+                <w:szCs w:val="28"/>
+              </w:rPr>
+              <w:t>TCUS003 Officer cancel ticket</w:t>
+            </w:r>
+          </w:p>
+        </w:tc>
+        <w:tc>
+          <w:tcPr>
+            <w:tcW w:w="0" w:type="auto"/>
+            <w:hideMark/>
+          </w:tcPr>
+          <w:p>
+            <w:pPr>
+              <w:spacing w:after="160" w:line="278" w:lineRule="auto"/>
+              <w:cnfStyle w:val="000000100000" w:firstRow="0" w:lastRow="0" w:firstColumn="0" w:lastColumn="0" w:oddVBand="0" w:evenVBand="0" w:oddHBand="1" w:evenHBand="0" w:firstRowFirstColumn="0" w:firstRowLastColumn="0" w:lastRowFirstColumn="0" w:lastRowLastColumn="0"/>
+              <w:rPr>
+                <w:sz w:val="28"/>
+                <w:szCs w:val="28"/>
+              </w:rPr>
+            </w:pPr>
+            <w:r>
+              <w:rPr>
+                <w:sz w:val="28"/>
+                <w:szCs w:val="28"/>
+              </w:rPr>
+              <w:t>2</w:t>
+            </w:r>
+          </w:p>
+        </w:tc>
+      </w:tr>
+      <w:tr>
+        <w:tc>
+          <w:tcPr>
+            <w:cnfStyle w:val="001000000000" w:firstRow="0" w:lastRow="0" w:firstColumn="1" w:lastColumn="0" w:oddVBand="0" w:evenVBand="0" w:oddHBand="0" w:evenHBand="0" w:firstRowFirstColumn="0" w:firstRowLastColumn="0" w:lastRowFirstColumn="0" w:lastRowLastColumn="0"/>
+            <w:tcW w:w="0" w:type="auto"/>
+            <w:hideMark/>
+          </w:tcPr>
+          <w:p>
+            <w:pPr>
+              <w:spacing w:after="160" w:line="278" w:lineRule="auto"/>
+              <w:rPr>
+                <w:b w:val="0"/>
+                <w:bCs w:val="0"/>
+                <w:sz w:val="28"/>
+                <w:szCs w:val="28"/>
+              </w:rPr>
+            </w:pPr>
+            <w:r>
+              <w:rPr>
+                <w:b w:val="0"/>
+                <w:bCs w:val="0"/>
+                <w:sz w:val="28"/>
+                <w:szCs w:val="28"/>
+              </w:rPr>
+              <w:t>TCUS005 Refund ticket</w:t>
+            </w:r>
+          </w:p>
+        </w:tc>
+        <w:tc>
+          <w:tcPr>
+            <w:tcW w:w="0" w:type="auto"/>
+            <w:hideMark/>
+          </w:tcPr>
+          <w:p>
+            <w:pPr>
+              <w:spacing w:after="160" w:line="278" w:lineRule="auto"/>
+              <w:cnfStyle w:val="000000000000" w:firstRow="0" w:lastRow="0" w:firstColumn="0" w:lastColumn="0" w:oddVBand="0" w:evenVBand="0" w:oddHBand="0" w:evenHBand="0" w:firstRowFirstColumn="0" w:firstRowLastColumn="0" w:lastRowFirstColumn="0" w:lastRowLastColumn="0"/>
+              <w:rPr>
+                <w:sz w:val="28"/>
+                <w:szCs w:val="28"/>
+              </w:rPr>
+            </w:pPr>
+            <w:r>
+              <w:rPr>
+                <w:sz w:val="28"/>
+                <w:szCs w:val="28"/>
+              </w:rPr>
+              <w:t>3</w:t>
+            </w:r>
+          </w:p>
+        </w:tc>
+      </w:tr>
+      <w:tr>
+        <w:trPr>
+          <w:cnfStyle w:val="000000100000" w:firstRow="0" w:lastRow="0" w:firstColumn="0" w:lastColumn="0" w:oddVBand="0" w:evenVBand="0" w:oddHBand="1" w:evenHBand="0" w:firstRowFirstColumn="0" w:firstRowLastColumn="0" w:lastRowFirstColumn="0" w:lastRowLastColumn="0"/>
+        </w:trPr>
+        <w:tc>
+          <w:tcPr>
+            <w:cnfStyle w:val="001000000000" w:firstRow="0" w:lastRow="0" w:firstColumn="1" w:lastColumn="0" w:oddVBand="0" w:evenVBand="0" w:oddHBand="0" w:evenHBand="0" w:firstRowFirstColumn="0" w:firstRowLastColumn="0" w:lastRowFirstColumn="0" w:lastRowLastColumn="0"/>
+            <w:tcW w:w="0" w:type="auto"/>
+            <w:hideMark/>
+          </w:tcPr>
+          <w:p>
+            <w:pPr>
+              <w:spacing w:after="160" w:line="278" w:lineRule="auto"/>
+              <w:rPr>
+                <w:b w:val="0"/>
+                <w:bCs w:val="0"/>
+                <w:sz w:val="28"/>
+                <w:szCs w:val="28"/>
+              </w:rPr>
+            </w:pPr>
+            <w:r>
+              <w:rPr>
+                <w:b w:val="0"/>
+                <w:bCs w:val="0"/>
+                <w:sz w:val="28"/>
+                <w:szCs w:val="28"/>
+              </w:rPr>
+              <w:lastRenderedPageBreak/>
+              <w:t>TCUS006 Update refund transaction</w:t>
+            </w:r>
+          </w:p>
+        </w:tc>
+        <w:tc>
+          <w:tcPr>
+            <w:tcW w:w="0" w:type="auto"/>
+            <w:hideMark/>
+          </w:tcPr>
+          <w:p>
+            <w:pPr>
+              <w:spacing w:after="160" w:line="278" w:lineRule="auto"/>
+              <w:cnfStyle w:val="000000100000" w:firstRow="0" w:lastRow="0" w:firstColumn="0" w:lastColumn="0" w:oddVBand="0" w:evenVBand="0" w:oddHBand="1" w:evenHBand="0" w:firstRowFirstColumn="0" w:firstRowLastColumn="0" w:lastRowFirstColumn="0" w:lastRowLastColumn="0"/>
+              <w:rPr>
+                <w:sz w:val="28"/>
+                <w:szCs w:val="28"/>
+              </w:rPr>
+            </w:pPr>
+            <w:r>
+              <w:rPr>
+                <w:sz w:val="28"/>
+                <w:szCs w:val="28"/>
+              </w:rPr>
+              <w:t>2</w:t>
+            </w:r>
+          </w:p>
+        </w:tc>
+      </w:tr>
+    </w:tbl>
+    <w:p>
+      <w:pPr>
+        <w:rPr>
+          <w:b/>
+          <w:bCs/>
+          <w:sz w:val="28"/>
+          <w:szCs w:val="28"/>
+        </w:rPr>
+      </w:pPr>
+      <w:r>
+        <w:rPr>
+          <w:b/>
+          <w:bCs/>
+          <w:sz w:val="28"/>
+          <w:szCs w:val="28"/>
+        </w:rPr>
+        <w:t>Subtotal = 7</w:t>
+      </w:r>
+    </w:p>
+    <w:p>
+      <w:pPr>
+        <w:rPr>
+          <w:b/>
+          <w:bCs/>
+          <w:sz w:val="28"/>
+          <w:szCs w:val="28"/>
+        </w:rPr>
+      </w:pPr>
+    </w:p>
+    <w:p>
+      <w:pPr>
+        <w:rPr>
+          <w:b/>
+          <w:bCs/>
+          <w:sz w:val="28"/>
+          <w:szCs w:val="28"/>
+        </w:rPr>
+      </w:pPr>
+      <w:r>
+        <w:rPr>
+          <w:b/>
+          <w:bCs/>
+          <w:sz w:val="28"/>
+          <w:szCs w:val="28"/>
+        </w:rPr>
+        <w:t>RELEASE 4 – Reports</w:t>
+      </w:r>
+    </w:p>
+    <w:p>
+      <w:pPr>
+        <w:rPr>
+          <w:b/>
+          <w:bCs/>
+          <w:sz w:val="28"/>
+          <w:szCs w:val="28"/>
+        </w:rPr>
+      </w:pPr>
+      <w:r>
+        <w:rPr>
+          <w:b/>
+          <w:bCs/>
+          <w:sz w:val="28"/>
+          <w:szCs w:val="28"/>
+        </w:rPr>
+        <w:t>Sprint 9</w:t>
+      </w:r>
+    </w:p>
+    <w:p>
+      <w:pPr>
+        <w:rPr>
+          <w:b/>
+          <w:bCs/>
+          <w:sz w:val="28"/>
+          <w:szCs w:val="28"/>
+        </w:rPr>
+      </w:pPr>
+      <w:r>
+        <w:rPr>
+          <w:b/>
+          <w:bCs/>
+          <w:sz w:val="28"/>
+          <w:szCs w:val="28"/>
+        </w:rPr>
+        <w:t>EP10 – Report Management</w:t>
+      </w:r>
+    </w:p>
+    <w:tbl>
+      <w:tblPr>
+        <w:tblStyle w:val="PlainTable1"/>
+        <w:tblW w:w="0" w:type="auto"/>
+        <w:tblLook w:val="04A0" w:firstRow="1" w:lastRow="0" w:firstColumn="1" w:lastColumn="0" w:noHBand="0" w:noVBand="1"/>
+      </w:tblPr>
+      <w:tblGrid>
+        <w:gridCol w:w="3290"/>
+        <w:gridCol w:w="937"/>
+      </w:tblGrid>
+      <w:tr>
+        <w:trPr>
+          <w:cnfStyle w:val="100000000000" w:firstRow="1" w:lastRow="0" w:firstColumn="0" w:lastColumn="0" w:oddVBand="0" w:evenVBand="0" w:oddHBand="0" w:evenHBand="0" w:firstRowFirstColumn="0" w:firstRowLastColumn="0" w:lastRowFirstColumn="0" w:lastRowLastColumn="0"/>
+        </w:trPr>
+        <w:tc>
+          <w:tcPr>
+            <w:cnfStyle w:val="001000000000" w:firstRow="0" w:lastRow="0" w:firstColumn="1" w:lastColumn="0" w:oddVBand="0" w:evenVBand="0" w:oddHBand="0" w:evenHBand="0" w:firstRowFirstColumn="0" w:firstRowLastColumn="0" w:lastRowFirstColumn="0" w:lastRowLastColumn="0"/>
+            <w:tcW w:w="0" w:type="auto"/>
+            <w:hideMark/>
+          </w:tcPr>
+          <w:p>
+            <w:pPr>
+              <w:spacing w:after="160" w:line="278" w:lineRule="auto"/>
+              <w:rPr>
+                <w:sz w:val="28"/>
+                <w:szCs w:val="28"/>
+              </w:rPr>
+            </w:pPr>
+            <w:r>
+              <w:rPr>
+                <w:sz w:val="28"/>
+                <w:szCs w:val="28"/>
+              </w:rPr>
+              <w:t>Story</w:t>
+            </w:r>
+          </w:p>
+        </w:tc>
+        <w:tc>
+          <w:tcPr>
+            <w:tcW w:w="0" w:type="auto"/>
+            <w:hideMark/>
+          </w:tcPr>
+          <w:p>
+            <w:pPr>
+              <w:spacing w:after="160" w:line="278" w:lineRule="auto"/>
+              <w:cnfStyle w:val="100000000000" w:firstRow="1" w:lastRow="0" w:firstColumn="0" w:lastColumn="0" w:oddVBand="0" w:evenVBand="0" w:oddHBand="0" w:evenHBand="0" w:firstRowFirstColumn="0" w:firstRowLastColumn="0" w:lastRowFirstColumn="0" w:lastRowLastColumn="0"/>
+              <w:rPr>
+                <w:sz w:val="28"/>
+                <w:szCs w:val="28"/>
+              </w:rPr>
+            </w:pPr>
+            <w:r>
+              <w:rPr>
+                <w:sz w:val="28"/>
+                <w:szCs w:val="28"/>
+              </w:rPr>
+              <w:t>Points</w:t>
+            </w:r>
+          </w:p>
+        </w:tc>
+      </w:tr>
+      <w:tr>
+        <w:trPr>
+          <w:cnfStyle w:val="000000100000" w:firstRow="0" w:lastRow="0" w:firstColumn="0" w:lastColumn="0" w:oddVBand="0" w:evenVBand="0" w:oddHBand="1" w:evenHBand="0" w:firstRowFirstColumn="0" w:firstRowLastColumn="0" w:lastRowFirstColumn="0" w:lastRowLastColumn="0"/>
+        </w:trPr>
+        <w:tc>
+          <w:tcPr>
+            <w:cnfStyle w:val="001000000000" w:firstRow="0" w:lastRow="0" w:firstColumn="1" w:lastColumn="0" w:oddVBand="0" w:evenVBand="0" w:oddHBand="0" w:evenHBand="0" w:firstRowFirstColumn="0" w:firstRowLastColumn="0" w:lastRowFirstColumn="0" w:lastRowLastColumn="0"/>
+            <w:tcW w:w="0" w:type="auto"/>
+            <w:hideMark/>
+          </w:tcPr>
+          <w:p>
+            <w:pPr>
+              <w:spacing w:after="160" w:line="278" w:lineRule="auto"/>
+              <w:rPr>
+                <w:b w:val="0"/>
+                <w:bCs w:val="0"/>
+                <w:sz w:val="28"/>
+                <w:szCs w:val="28"/>
+              </w:rPr>
+            </w:pPr>
+            <w:r>
+              <w:rPr>
+                <w:b w:val="0"/>
+                <w:bCs w:val="0"/>
+                <w:sz w:val="28"/>
+                <w:szCs w:val="28"/>
+              </w:rPr>
+              <w:t>RMUS001 Movie report</w:t>
+            </w:r>
+          </w:p>
+        </w:tc>
+        <w:tc>
+          <w:tcPr>
+            <w:tcW w:w="0" w:type="auto"/>
+            <w:hideMark/>
+          </w:tcPr>
+          <w:p>
+            <w:pPr>
+              <w:spacing w:after="160" w:line="278" w:lineRule="auto"/>
+              <w:cnfStyle w:val="000000100000" w:firstRow="0" w:lastRow="0" w:firstColumn="0" w:lastColumn="0" w:oddVBand="0" w:evenVBand="0" w:oddHBand="1" w:evenHBand="0" w:firstRowFirstColumn="0" w:firstRowLastColumn="0" w:lastRowFirstColumn="0" w:lastRowLastColumn="0"/>
+              <w:rPr>
+                <w:sz w:val="28"/>
+                <w:szCs w:val="28"/>
+              </w:rPr>
+            </w:pPr>
+            <w:r>
+              <w:rPr>
+                <w:sz w:val="28"/>
+                <w:szCs w:val="28"/>
+              </w:rPr>
+              <w:t>2</w:t>
+            </w:r>
+          </w:p>
+        </w:tc>
+      </w:tr>
+      <w:tr>
+        <w:tc>
+          <w:tcPr>
+            <w:cnfStyle w:val="001000000000" w:firstRow="0" w:lastRow="0" w:firstColumn="1" w:lastColumn="0" w:oddVBand="0" w:evenVBand="0" w:oddHBand="0" w:evenHBand="0" w:firstRowFirstColumn="0" w:firstRowLastColumn="0" w:lastRowFirstColumn="0" w:lastRowLastColumn="0"/>
+            <w:tcW w:w="0" w:type="auto"/>
+            <w:hideMark/>
+          </w:tcPr>
+          <w:p>
+            <w:pPr>
+              <w:spacing w:after="160" w:line="278" w:lineRule="auto"/>
+              <w:rPr>
+                <w:b w:val="0"/>
+                <w:bCs w:val="0"/>
+                <w:sz w:val="28"/>
+                <w:szCs w:val="28"/>
+              </w:rPr>
+            </w:pPr>
+            <w:r>
+              <w:rPr>
+                <w:b w:val="0"/>
+                <w:bCs w:val="0"/>
+                <w:sz w:val="28"/>
+                <w:szCs w:val="28"/>
+              </w:rPr>
+              <w:t>RMUS002 Booking report</w:t>
+            </w:r>
+          </w:p>
+        </w:tc>
+        <w:tc>
+          <w:tcPr>
+            <w:tcW w:w="0" w:type="auto"/>
+            <w:hideMark/>
+          </w:tcPr>
+          <w:p>
+            <w:pPr>
+              <w:spacing w:after="160" w:line="278" w:lineRule="auto"/>
+              <w:cnfStyle w:val="000000000000" w:firstRow="0" w:lastRow="0" w:firstColumn="0" w:lastColumn="0" w:oddVBand="0" w:evenVBand="0" w:oddHBand="0" w:evenHBand="0" w:firstRowFirstColumn="0" w:firstRowLastColumn="0" w:lastRowFirstColumn="0" w:lastRowLastColumn="0"/>
+              <w:rPr>
+                <w:sz w:val="28"/>
+                <w:szCs w:val="28"/>
+              </w:rPr>
+            </w:pPr>
+            <w:r>
+              <w:rPr>
+                <w:sz w:val="28"/>
+                <w:szCs w:val="28"/>
+              </w:rPr>
+              <w:t>2</w:t>
+            </w:r>
+          </w:p>
+        </w:tc>
+      </w:tr>
+      <w:tr>
+        <w:trPr>
+          <w:cnfStyle w:val="000000100000" w:firstRow="0" w:lastRow="0" w:firstColumn="0" w:lastColumn="0" w:oddVBand="0" w:evenVBand="0" w:oddHBand="1" w:evenHBand="0" w:firstRowFirstColumn="0" w:firstRowLastColumn="0" w:lastRowFirstColumn="0" w:lastRowLastColumn="0"/>
+        </w:trPr>
+        <w:tc>
+          <w:tcPr>
+            <w:cnfStyle w:val="001000000000" w:firstRow="0" w:lastRow="0" w:firstColumn="1" w:lastColumn="0" w:oddVBand="0" w:evenVBand="0" w:oddHBand="0" w:evenHBand="0" w:firstRowFirstColumn="0" w:firstRowLastColumn="0" w:lastRowFirstColumn="0" w:lastRowLastColumn="0"/>
+            <w:tcW w:w="0" w:type="auto"/>
+            <w:hideMark/>
+          </w:tcPr>
+          <w:p>
+            <w:pPr>
+              <w:spacing w:after="160" w:line="278" w:lineRule="auto"/>
+              <w:rPr>
+                <w:b w:val="0"/>
+                <w:bCs w:val="0"/>
+                <w:sz w:val="28"/>
+                <w:szCs w:val="28"/>
+              </w:rPr>
+            </w:pPr>
+            <w:r>
+              <w:rPr>
+                <w:b w:val="0"/>
+                <w:bCs w:val="0"/>
+                <w:sz w:val="28"/>
+                <w:szCs w:val="28"/>
+              </w:rPr>
+              <w:t>RMUS003 Customer report</w:t>
+            </w:r>
+          </w:p>
+        </w:tc>
+        <w:tc>
+          <w:tcPr>
+            <w:tcW w:w="0" w:type="auto"/>
+            <w:hideMark/>
+          </w:tcPr>
+          <w:p>
+            <w:pPr>
+              <w:spacing w:after="160" w:line="278" w:lineRule="auto"/>
+              <w:cnfStyle w:val="000000100000" w:firstRow="0" w:lastRow="0" w:firstColumn="0" w:lastColumn="0" w:oddVBand="0" w:evenVBand="0" w:oddHBand="1" w:evenHBand="0" w:firstRowFirstColumn="0" w:firstRowLastColumn="0" w:lastRowFirstColumn="0" w:lastRowLastColumn="0"/>
+              <w:rPr>
+                <w:sz w:val="28"/>
+                <w:szCs w:val="28"/>
+              </w:rPr>
+            </w:pPr>
+            <w:r>
+              <w:rPr>
+                <w:sz w:val="28"/>
+                <w:szCs w:val="28"/>
+              </w:rPr>
+              <w:t>3</w:t>
+            </w:r>
+          </w:p>
+        </w:tc>
+      </w:tr>
+    </w:tbl>
+    <w:p>
+      <w:pPr>
+        <w:rPr>
+          <w:b/>
+          <w:bCs/>
+          <w:sz w:val="28"/>
+          <w:szCs w:val="28"/>
+        </w:rPr>
+      </w:pPr>
+      <w:r>
+        <w:rPr>
+          <w:b/>
+          <w:bCs/>
+          <w:sz w:val="28"/>
+          <w:szCs w:val="28"/>
+        </w:rPr>
+        <w:t>Total = 7</w:t>
+      </w:r>
+    </w:p>
+    <w:p>
+      <w:pPr>
+        <w:rPr>
+          <w:b/>
+          <w:bCs/>
+          <w:sz w:val="28"/>
+          <w:szCs w:val="28"/>
+        </w:rPr>
+      </w:pPr>
+    </w:p>
+    <w:p>
+      <w:pPr>
+        <w:rPr>
+          <w:b/>
+          <w:bCs/>
+          <w:sz w:val="28"/>
+          <w:szCs w:val="28"/>
+        </w:rPr>
+      </w:pPr>
+      <w:r>
+        <w:rPr>
+          <w:b/>
+          <w:bCs/>
+          <w:sz w:val="28"/>
+          <w:szCs w:val="28"/>
+        </w:rPr>
+        <w:t>Sprint 10</w:t>
+      </w:r>
+    </w:p>
+    <w:p>
+      <w:pPr>
+        <w:rPr>
+          <w:b/>
+          <w:bCs/>
+          <w:sz w:val="28"/>
+          <w:szCs w:val="28"/>
+        </w:rPr>
+      </w:pPr>
+      <w:r>
+        <w:rPr>
+          <w:b/>
+          <w:bCs/>
+          <w:sz w:val="28"/>
+          <w:szCs w:val="28"/>
+        </w:rPr>
+        <w:t>EP10 – Report Management</w:t>
+      </w:r>
+    </w:p>
+    <w:tbl>
+      <w:tblPr>
+        <w:tblStyle w:val="PlainTable1"/>
+        <w:tblW w:w="0" w:type="auto"/>
+        <w:tblLook w:val="04A0" w:firstRow="1" w:lastRow="0" w:firstColumn="1" w:lastColumn="0" w:noHBand="0" w:noVBand="1"/>
+      </w:tblPr>
+      <w:tblGrid>
+        <w:gridCol w:w="3726"/>
+        <w:gridCol w:w="937"/>
+      </w:tblGrid>
+      <w:tr>
+        <w:trPr>
+          <w:cnfStyle w:val="100000000000" w:firstRow="1" w:lastRow="0" w:firstColumn="0" w:lastColumn="0" w:oddVBand="0" w:evenVBand="0" w:oddHBand="0" w:evenHBand="0" w:firstRowFirstColumn="0" w:firstRowLastColumn="0" w:lastRowFirstColumn="0" w:lastRowLastColumn="0"/>
+        </w:trPr>
+        <w:tc>
+          <w:tcPr>
+            <w:cnfStyle w:val="001000000000" w:firstRow="0" w:lastRow="0" w:firstColumn="1" w:lastColumn="0" w:oddVBand="0" w:evenVBand="0" w:oddHBand="0" w:evenHBand="0" w:firstRowFirstColumn="0" w:firstRowLastColumn="0" w:lastRowFirstColumn="0" w:lastRowLastColumn="0"/>
+            <w:tcW w:w="0" w:type="auto"/>
+            <w:hideMark/>
+          </w:tcPr>
+          <w:p>
+            <w:pPr>
+              <w:spacing w:after="160" w:line="278" w:lineRule="auto"/>
+              <w:rPr>
+                <w:sz w:val="28"/>
+                <w:szCs w:val="28"/>
+              </w:rPr>
+            </w:pPr>
+            <w:r>
+              <w:rPr>
+                <w:sz w:val="28"/>
+                <w:szCs w:val="28"/>
+              </w:rPr>
+              <w:t>Story</w:t>
+            </w:r>
+          </w:p>
+        </w:tc>
+        <w:tc>
+          <w:tcPr>
+            <w:tcW w:w="0" w:type="auto"/>
+            <w:hideMark/>
+          </w:tcPr>
+          <w:p>
+            <w:pPr>
+              <w:spacing w:after="160" w:line="278" w:lineRule="auto"/>
+              <w:cnfStyle w:val="100000000000" w:firstRow="1" w:lastRow="0" w:firstColumn="0" w:lastColumn="0" w:oddVBand="0" w:evenVBand="0" w:oddHBand="0" w:evenHBand="0" w:firstRowFirstColumn="0" w:firstRowLastColumn="0" w:lastRowFirstColumn="0" w:lastRowLastColumn="0"/>
+              <w:rPr>
+                <w:sz w:val="28"/>
+                <w:szCs w:val="28"/>
+              </w:rPr>
+            </w:pPr>
+            <w:r>
+              <w:rPr>
+                <w:sz w:val="28"/>
+                <w:szCs w:val="28"/>
+              </w:rPr>
+              <w:t>Points</w:t>
+            </w:r>
+          </w:p>
+        </w:tc>
+      </w:tr>
+      <w:tr>
+        <w:trPr>
+          <w:cnfStyle w:val="000000100000" w:firstRow="0" w:lastRow="0" w:firstColumn="0" w:lastColumn="0" w:oddVBand="0" w:evenVBand="0" w:oddHBand="1" w:evenHBand="0" w:firstRowFirstColumn="0" w:firstRowLastColumn="0" w:lastRowFirstColumn="0" w:lastRowLastColumn="0"/>
+        </w:trPr>
+        <w:tc>
+          <w:tcPr>
+            <w:cnfStyle w:val="001000000000" w:firstRow="0" w:lastRow="0" w:firstColumn="1" w:lastColumn="0" w:oddVBand="0" w:evenVBand="0" w:oddHBand="0" w:evenHBand="0" w:firstRowFirstColumn="0" w:firstRowLastColumn="0" w:lastRowFirstColumn="0" w:lastRowLastColumn="0"/>
+            <w:tcW w:w="0" w:type="auto"/>
+            <w:hideMark/>
+          </w:tcPr>
+          <w:p>
+            <w:pPr>
+              <w:spacing w:after="160" w:line="278" w:lineRule="auto"/>
+              <w:rPr>
+                <w:b w:val="0"/>
+                <w:bCs w:val="0"/>
+                <w:sz w:val="28"/>
+                <w:szCs w:val="28"/>
+              </w:rPr>
+            </w:pPr>
+            <w:r>
+              <w:rPr>
+                <w:b w:val="0"/>
+                <w:bCs w:val="0"/>
+                <w:sz w:val="28"/>
+                <w:szCs w:val="28"/>
+              </w:rPr>
+              <w:t>RMUS004 Daily booking report</w:t>
+            </w:r>
+          </w:p>
+        </w:tc>
+        <w:tc>
+          <w:tcPr>
+            <w:tcW w:w="0" w:type="auto"/>
+            <w:hideMark/>
+          </w:tcPr>
+          <w:p>
+            <w:pPr>
+              <w:spacing w:after="160" w:line="278" w:lineRule="auto"/>
+              <w:cnfStyle w:val="000000100000" w:firstRow="0" w:lastRow="0" w:firstColumn="0" w:lastColumn="0" w:oddVBand="0" w:evenVBand="0" w:oddHBand="1" w:evenHBand="0" w:firstRowFirstColumn="0" w:firstRowLastColumn="0" w:lastRowFirstColumn="0" w:lastRowLastColumn="0"/>
+              <w:rPr>
+                <w:sz w:val="28"/>
+                <w:szCs w:val="28"/>
+              </w:rPr>
+            </w:pPr>
+            <w:r>
+              <w:rPr>
+                <w:sz w:val="28"/>
+                <w:szCs w:val="28"/>
+              </w:rPr>
+              <w:t>3</w:t>
+            </w:r>
+          </w:p>
+        </w:tc>
+      </w:tr>
+      <w:tr>
+        <w:tc>
+          <w:tcPr>
+            <w:cnfStyle w:val="001000000000" w:firstRow="0" w:lastRow="0" w:firstColumn="1" w:lastColumn="0" w:oddVBand="0" w:evenVBand="0" w:oddHBand="0" w:evenHBand="0" w:firstRowFirstColumn="0" w:firstRowLastColumn="0" w:lastRowFirstColumn="0" w:lastRowLastColumn="0"/>
+            <w:tcW w:w="0" w:type="auto"/>
+            <w:hideMark/>
+          </w:tcPr>
+          <w:p>
+            <w:pPr>
+              <w:spacing w:after="160" w:line="278" w:lineRule="auto"/>
+              <w:rPr>
+                <w:b w:val="0"/>
+                <w:bCs w:val="0"/>
+                <w:sz w:val="28"/>
+                <w:szCs w:val="28"/>
+              </w:rPr>
+            </w:pPr>
+            <w:r>
+              <w:rPr>
+                <w:b w:val="0"/>
+                <w:bCs w:val="0"/>
+                <w:sz w:val="28"/>
+                <w:szCs w:val="28"/>
+              </w:rPr>
+              <w:t>RMUS005 Cancellation report</w:t>
+            </w:r>
+          </w:p>
+        </w:tc>
+        <w:tc>
+          <w:tcPr>
+            <w:tcW w:w="0" w:type="auto"/>
+            <w:hideMark/>
+          </w:tcPr>
+          <w:p>
+            <w:pPr>
+              <w:spacing w:after="160" w:line="278" w:lineRule="auto"/>
+              <w:cnfStyle w:val="000000000000" w:firstRow="0" w:lastRow="0" w:firstColumn="0" w:lastColumn="0" w:oddVBand="0" w:evenVBand="0" w:oddHBand="0" w:evenHBand="0" w:firstRowFirstColumn="0" w:firstRowLastColumn="0" w:lastRowFirstColumn="0" w:lastRowLastColumn="0"/>
+              <w:rPr>
+                <w:sz w:val="28"/>
+                <w:szCs w:val="28"/>
+              </w:rPr>
+            </w:pPr>
+            <w:r>
+              <w:rPr>
+                <w:sz w:val="28"/>
+                <w:szCs w:val="28"/>
+              </w:rPr>
+              <w:t>2</w:t>
+            </w:r>
+          </w:p>
+        </w:tc>
+      </w:tr>
+    </w:tbl>
+    <w:p>
+      <w:pPr>
+        <w:rPr>
+          <w:b/>
+          <w:bCs/>
+          <w:sz w:val="28"/>
+          <w:szCs w:val="28"/>
+        </w:rPr>
+      </w:pPr>
+      <w:r>
+        <w:rPr>
+          <w:b/>
+          <w:bCs/>
+          <w:sz w:val="28"/>
+          <w:szCs w:val="28"/>
+        </w:rPr>
+        <w:t>Total = 5</w:t>
+      </w:r>
+    </w:p>
+    <w:p>
+      <w:pPr>
+        <w:rPr>
+          <w:b/>
+          <w:bCs/>
+          <w:sz w:val="28"/>
+          <w:szCs w:val="28"/>
+        </w:rPr>
+      </w:pPr>
+    </w:p>
+    <w:p>
+      <w:pPr>
+        <w:rPr>
+          <w:b/>
+          <w:bCs/>
+          <w:sz w:val="28"/>
+          <w:szCs w:val="28"/>
+        </w:rPr>
+      </w:pPr>
+      <w:r>
+        <w:rPr>
+          <w:b/>
+          <w:bCs/>
+          <w:sz w:val="28"/>
+          <w:szCs w:val="28"/>
+        </w:rPr>
+        <w:t>Final Sprint Overview</w:t>
+      </w:r>
+    </w:p>
+    <w:tbl>
+      <w:tblPr>
+        <w:tblStyle w:val="PlainTable1"/>
+        <w:tblW w:w="0" w:type="auto"/>
+        <w:tblLook w:val="04A0" w:firstRow="1" w:lastRow="0" w:firstColumn="1" w:lastColumn="0" w:noHBand="0" w:noVBand="1"/>
+      </w:tblPr>
+      <w:tblGrid>
+        <w:gridCol w:w="1259"/>
+        <w:gridCol w:w="937"/>
+        <w:gridCol w:w="1295"/>
+      </w:tblGrid>
+      <w:tr>
+        <w:trPr>
+          <w:cnfStyle w:val="100000000000" w:firstRow="1" w:lastRow="0" w:firstColumn="0" w:lastColumn="0" w:oddVBand="0" w:evenVBand="0" w:oddHBand="0" w:evenHBand="0" w:firstRowFirstColumn="0" w:firstRowLastColumn="0" w:lastRowFirstColumn="0" w:lastRowLastColumn="0"/>
+        </w:trPr>
+        <w:tc>
+          <w:tcPr>
+            <w:cnfStyle w:val="001000000000" w:firstRow="0" w:lastRow="0" w:firstColumn="1" w:lastColumn="0" w:oddVBand="0" w:evenVBand="0" w:oddHBand="0" w:evenHBand="0" w:firstRowFirstColumn="0" w:firstRowLastColumn="0" w:lastRowFirstColumn="0" w:lastRowLastColumn="0"/>
+            <w:tcW w:w="0" w:type="auto"/>
+            <w:hideMark/>
+          </w:tcPr>
+          <w:p>
+            <w:pPr>
+              <w:spacing w:after="160" w:line="278" w:lineRule="auto"/>
+              <w:rPr>
+                <w:sz w:val="28"/>
+                <w:szCs w:val="28"/>
+              </w:rPr>
+            </w:pPr>
+            <w:r>
+              <w:rPr>
+                <w:sz w:val="28"/>
+                <w:szCs w:val="28"/>
+              </w:rPr>
+              <w:t>Sprint</w:t>
+            </w:r>
+          </w:p>
+        </w:tc>
+        <w:tc>
+          <w:tcPr>
+            <w:tcW w:w="0" w:type="auto"/>
+            <w:hideMark/>
+          </w:tcPr>
+          <w:p>
+            <w:pPr>
+              <w:spacing w:after="160" w:line="278" w:lineRule="auto"/>
+              <w:cnfStyle w:val="100000000000" w:firstRow="1" w:lastRow="0" w:firstColumn="0" w:lastColumn="0" w:oddVBand="0" w:evenVBand="0" w:oddHBand="0" w:evenHBand="0" w:firstRowFirstColumn="0" w:firstRowLastColumn="0" w:lastRowFirstColumn="0" w:lastRowLastColumn="0"/>
+              <w:rPr>
+                <w:sz w:val="28"/>
+                <w:szCs w:val="28"/>
+              </w:rPr>
+            </w:pPr>
+            <w:r>
+              <w:rPr>
+                <w:sz w:val="28"/>
+                <w:szCs w:val="28"/>
+              </w:rPr>
+              <w:t>Points</w:t>
+            </w:r>
+          </w:p>
+        </w:tc>
+        <w:tc>
+          <w:tcPr>
+            <w:tcW w:w="0" w:type="auto"/>
+            <w:hideMark/>
+          </w:tcPr>
+          <w:p>
+            <w:pPr>
+              <w:spacing w:after="160" w:line="278" w:lineRule="auto"/>
+              <w:cnfStyle w:val="100000000000" w:firstRow="1" w:lastRow="0" w:firstColumn="0" w:lastColumn="0" w:oddVBand="0" w:evenVBand="0" w:oddHBand="0" w:evenHBand="0" w:firstRowFirstColumn="0" w:firstRowLastColumn="0" w:lastRowFirstColumn="0" w:lastRowLastColumn="0"/>
+              <w:rPr>
+                <w:sz w:val="28"/>
+                <w:szCs w:val="28"/>
+              </w:rPr>
+            </w:pPr>
+            <w:r>
+              <w:rPr>
+                <w:sz w:val="28"/>
+                <w:szCs w:val="28"/>
+              </w:rPr>
+              <w:t>Release</w:t>
+            </w:r>
+          </w:p>
+        </w:tc>
+      </w:tr>
+      <w:tr>
+        <w:trPr>
+          <w:cnfStyle w:val="000000100000" w:firstRow="0" w:lastRow="0" w:firstColumn="0" w:lastColumn="0" w:oddVBand="0" w:evenVBand="0" w:oddHBand="1" w:evenHBand="0" w:firstRowFirstColumn="0" w:firstRowLastColumn="0" w:lastRowFirstColumn="0" w:lastRowLastColumn="0"/>
+        </w:trPr>
+        <w:tc>
+          <w:tcPr>
+            <w:cnfStyle w:val="001000000000" w:firstRow="0" w:lastRow="0" w:firstColumn="1" w:lastColumn="0" w:oddVBand="0" w:evenVBand="0" w:oddHBand="0" w:evenHBand="0" w:firstRowFirstColumn="0" w:firstRowLastColumn="0" w:lastRowFirstColumn="0" w:lastRowLastColumn="0"/>
+            <w:tcW w:w="0" w:type="auto"/>
+            <w:hideMark/>
+          </w:tcPr>
+          <w:p>
+            <w:pPr>
+              <w:spacing w:after="160" w:line="278" w:lineRule="auto"/>
+              <w:rPr>
+                <w:sz w:val="28"/>
+                <w:szCs w:val="28"/>
+              </w:rPr>
+            </w:pPr>
+            <w:r>
+              <w:rPr>
+                <w:sz w:val="28"/>
+                <w:szCs w:val="28"/>
+              </w:rPr>
+              <w:t>Sprint 1</w:t>
+            </w:r>
+          </w:p>
+        </w:tc>
+        <w:tc>
+          <w:tcPr>
+            <w:tcW w:w="0" w:type="auto"/>
+            <w:hideMark/>
+          </w:tcPr>
+          <w:p>
+            <w:pPr>
+              <w:spacing w:after="160" w:line="278" w:lineRule="auto"/>
+              <w:cnfStyle w:val="000000100000" w:firstRow="0" w:lastRow="0" w:firstColumn="0" w:lastColumn="0" w:oddVBand="0" w:evenVBand="0" w:oddHBand="1" w:evenHBand="0" w:firstRowFirstColumn="0" w:firstRowLastColumn="0" w:lastRowFirstColumn="0" w:lastRowLastColumn="0"/>
+              <w:rPr>
+                <w:sz w:val="28"/>
+                <w:szCs w:val="28"/>
+              </w:rPr>
+            </w:pPr>
+            <w:r>
+              <w:rPr>
+                <w:sz w:val="28"/>
+                <w:szCs w:val="28"/>
+              </w:rPr>
+              <w:t>17</w:t>
+            </w:r>
+          </w:p>
+        </w:tc>
+        <w:tc>
+          <w:tcPr>
+            <w:tcW w:w="0" w:type="auto"/>
+            <w:hideMark/>
+          </w:tcPr>
+          <w:p>
+            <w:pPr>
+              <w:spacing w:after="160" w:line="278" w:lineRule="auto"/>
+              <w:cnfStyle w:val="000000100000" w:firstRow="0" w:lastRow="0" w:firstColumn="0" w:lastColumn="0" w:oddVBand="0" w:evenVBand="0" w:oddHBand="1" w:evenHBand="0" w:firstRowFirstColumn="0" w:firstRowLastColumn="0" w:lastRowFirstColumn="0" w:lastRowLastColumn="0"/>
+              <w:rPr>
+                <w:sz w:val="28"/>
+                <w:szCs w:val="28"/>
+              </w:rPr>
+            </w:pPr>
+            <w:r>
+              <w:rPr>
+                <w:sz w:val="28"/>
+                <w:szCs w:val="28"/>
+              </w:rPr>
+              <w:t>MVP</w:t>
+            </w:r>
+          </w:p>
+        </w:tc>
+      </w:tr>
+      <w:tr>
+        <w:tc>
+          <w:tcPr>
+            <w:cnfStyle w:val="001000000000" w:firstRow="0" w:lastRow="0" w:firstColumn="1" w:lastColumn="0" w:oddVBand="0" w:evenVBand="0" w:oddHBand="0" w:evenHBand="0" w:firstRowFirstColumn="0" w:firstRowLastColumn="0" w:lastRowFirstColumn="0" w:lastRowLastColumn="0"/>
+            <w:tcW w:w="0" w:type="auto"/>
+            <w:hideMark/>
+          </w:tcPr>
+          <w:p>
+            <w:pPr>
+              <w:spacing w:after="160" w:line="278" w:lineRule="auto"/>
+              <w:rPr>
+                <w:sz w:val="28"/>
+                <w:szCs w:val="28"/>
+              </w:rPr>
+            </w:pPr>
+            <w:r>
+              <w:rPr>
+                <w:sz w:val="28"/>
+                <w:szCs w:val="28"/>
+              </w:rPr>
+              <w:t>Sprint 2</w:t>
+            </w:r>
+          </w:p>
+        </w:tc>
+        <w:tc>
+          <w:tcPr>
+            <w:tcW w:w="0" w:type="auto"/>
+            <w:hideMark/>
+          </w:tcPr>
+          <w:p>
+            <w:pPr>
+              <w:spacing w:after="160" w:line="278" w:lineRule="auto"/>
+              <w:cnfStyle w:val="000000000000" w:firstRow="0" w:lastRow="0" w:firstColumn="0" w:lastColumn="0" w:oddVBand="0" w:evenVBand="0" w:oddHBand="0" w:evenHBand="0" w:firstRowFirstColumn="0" w:firstRowLastColumn="0" w:lastRowFirstColumn="0" w:lastRowLastColumn="0"/>
+              <w:rPr>
+                <w:sz w:val="28"/>
+                <w:szCs w:val="28"/>
+              </w:rPr>
+            </w:pPr>
+            <w:r>
+              <w:rPr>
+                <w:sz w:val="28"/>
+                <w:szCs w:val="28"/>
+              </w:rPr>
+              <w:t>14</w:t>
+            </w:r>
+          </w:p>
+        </w:tc>
+        <w:tc>
+          <w:tcPr>
+            <w:tcW w:w="0" w:type="auto"/>
+            <w:hideMark/>
+          </w:tcPr>
+          <w:p>
+            <w:pPr>
+              <w:spacing w:after="160" w:line="278" w:lineRule="auto"/>
+              <w:cnfStyle w:val="000000000000" w:firstRow="0" w:lastRow="0" w:firstColumn="0" w:lastColumn="0" w:oddVBand="0" w:evenVBand="0" w:oddHBand="0" w:evenHBand="0" w:firstRowFirstColumn="0" w:firstRowLastColumn="0" w:lastRowFirstColumn="0" w:lastRowLastColumn="0"/>
+              <w:rPr>
+                <w:sz w:val="28"/>
+                <w:szCs w:val="28"/>
+              </w:rPr>
+            </w:pPr>
+            <w:r>
+              <w:rPr>
+                <w:sz w:val="28"/>
+                <w:szCs w:val="28"/>
+              </w:rPr>
+              <w:t>MVP</w:t>
+            </w:r>
+          </w:p>
+        </w:tc>
+      </w:tr>
+      <w:tr>
+        <w:trPr>
+          <w:cnfStyle w:val="000000100000" w:firstRow="0" w:lastRow="0" w:firstColumn="0" w:lastColumn="0" w:oddVBand="0" w:evenVBand="0" w:oddHBand="1" w:evenHBand="0" w:firstRowFirstColumn="0" w:firstRowLastColumn="0" w:lastRowFirstColumn="0" w:lastRowLastColumn="0"/>
+        </w:trPr>
+        <w:tc>
+          <w:tcPr>
+            <w:cnfStyle w:val="001000000000" w:firstRow="0" w:lastRow="0" w:firstColumn="1" w:lastColumn="0" w:oddVBand="0" w:evenVBand="0" w:oddHBand="0" w:evenHBand="0" w:firstRowFirstColumn="0" w:firstRowLastColumn="0" w:lastRowFirstColumn="0" w:lastRowLastColumn="0"/>
+            <w:tcW w:w="0" w:type="auto"/>
+            <w:hideMark/>
+          </w:tcPr>
+          <w:p>
+            <w:pPr>
+              <w:spacing w:after="160" w:line="278" w:lineRule="auto"/>
+              <w:rPr>
+                <w:sz w:val="28"/>
+                <w:szCs w:val="28"/>
+              </w:rPr>
+            </w:pPr>
+            <w:r>
+              <w:rPr>
+                <w:sz w:val="28"/>
+                <w:szCs w:val="28"/>
+              </w:rPr>
+              <w:t>Sprint 3</w:t>
+            </w:r>
+          </w:p>
+        </w:tc>
+        <w:tc>
+          <w:tcPr>
+            <w:tcW w:w="0" w:type="auto"/>
+            <w:hideMark/>
+          </w:tcPr>
+          <w:p>
+            <w:pPr>
+              <w:spacing w:after="160" w:line="278" w:lineRule="auto"/>
+              <w:cnfStyle w:val="000000100000" w:firstRow="0" w:lastRow="0" w:firstColumn="0" w:lastColumn="0" w:oddVBand="0" w:evenVBand="0" w:oddHBand="1" w:evenHBand="0" w:firstRowFirstColumn="0" w:firstRowLastColumn="0" w:lastRowFirstColumn="0" w:lastRowLastColumn="0"/>
+              <w:rPr>
+                <w:sz w:val="28"/>
+                <w:szCs w:val="28"/>
+              </w:rPr>
+            </w:pPr>
+            <w:r>
+              <w:rPr>
+                <w:sz w:val="28"/>
+                <w:szCs w:val="28"/>
+              </w:rPr>
+              <w:t>14</w:t>
+            </w:r>
+          </w:p>
+        </w:tc>
+        <w:tc>
+          <w:tcPr>
+            <w:tcW w:w="0" w:type="auto"/>
+            <w:hideMark/>
+          </w:tcPr>
+          <w:p>
+            <w:pPr>
+              <w:spacing w:after="160" w:line="278" w:lineRule="auto"/>
+              <w:cnfStyle w:val="000000100000" w:firstRow="0" w:lastRow="0" w:firstColumn="0" w:lastColumn="0" w:oddVBand="0" w:evenVBand="0" w:oddHBand="1" w:evenHBand="0" w:firstRowFirstColumn="0" w:firstRowLastColumn="0" w:lastRowFirstColumn="0" w:lastRowLastColumn="0"/>
+              <w:rPr>
+                <w:sz w:val="28"/>
+                <w:szCs w:val="28"/>
+              </w:rPr>
+            </w:pPr>
+            <w:r>
+              <w:rPr>
+                <w:sz w:val="28"/>
+                <w:szCs w:val="28"/>
+              </w:rPr>
+              <w:t>MVP</w:t>
+            </w:r>
+          </w:p>
+        </w:tc>
+      </w:tr>
+      <w:tr>
+        <w:tc>
+          <w:tcPr>
+            <w:cnfStyle w:val="001000000000" w:firstRow="0" w:lastRow="0" w:firstColumn="1" w:lastColumn="0" w:oddVBand="0" w:evenVBand="0" w:oddHBand="0" w:evenHBand="0" w:firstRowFirstColumn="0" w:firstRowLastColumn="0" w:lastRowFirstColumn="0" w:lastRowLastColumn="0"/>
+            <w:tcW w:w="0" w:type="auto"/>
+            <w:hideMark/>
+          </w:tcPr>
+          <w:p>
+            <w:pPr>
+              <w:spacing w:after="160" w:line="278" w:lineRule="auto"/>
+              <w:rPr>
+                <w:sz w:val="28"/>
+                <w:szCs w:val="28"/>
+              </w:rPr>
+            </w:pPr>
+            <w:r>
+              <w:rPr>
+                <w:sz w:val="28"/>
+                <w:szCs w:val="28"/>
+              </w:rPr>
+              <w:lastRenderedPageBreak/>
+              <w:t>Sprint 4</w:t>
+            </w:r>
+          </w:p>
+        </w:tc>
+        <w:tc>
+          <w:tcPr>
+            <w:tcW w:w="0" w:type="auto"/>
+            <w:hideMark/>
+          </w:tcPr>
+          <w:p>
+            <w:pPr>
+              <w:spacing w:after="160" w:line="278" w:lineRule="auto"/>
+              <w:cnfStyle w:val="000000000000" w:firstRow="0" w:lastRow="0" w:firstColumn="0" w:lastColumn="0" w:oddVBand="0" w:evenVBand="0" w:oddHBand="0" w:evenHBand="0" w:firstRowFirstColumn="0" w:firstRowLastColumn="0" w:lastRowFirstColumn="0" w:lastRowLastColumn="0"/>
+              <w:rPr>
+                <w:sz w:val="28"/>
+                <w:szCs w:val="28"/>
+              </w:rPr>
+            </w:pPr>
+            <w:r>
+              <w:rPr>
+                <w:sz w:val="28"/>
+                <w:szCs w:val="28"/>
+              </w:rPr>
+              <w:t>13</w:t>
+            </w:r>
+          </w:p>
+        </w:tc>
+        <w:tc>
+          <w:tcPr>
+            <w:tcW w:w="0" w:type="auto"/>
+            <w:hideMark/>
+          </w:tcPr>
+          <w:p>
+            <w:pPr>
+              <w:spacing w:after="160" w:line="278" w:lineRule="auto"/>
+              <w:cnfStyle w:val="000000000000" w:firstRow="0" w:lastRow="0" w:firstColumn="0" w:lastColumn="0" w:oddVBand="0" w:evenVBand="0" w:oddHBand="0" w:evenHBand="0" w:firstRowFirstColumn="0" w:firstRowLastColumn="0" w:lastRowFirstColumn="0" w:lastRowLastColumn="0"/>
+              <w:rPr>
+                <w:sz w:val="28"/>
+                <w:szCs w:val="28"/>
+              </w:rPr>
+            </w:pPr>
+            <w:r>
+              <w:rPr>
+                <w:sz w:val="28"/>
+                <w:szCs w:val="28"/>
+              </w:rPr>
+              <w:t>MVP</w:t>
+            </w:r>
+          </w:p>
+        </w:tc>
+      </w:tr>
+      <w:tr>
+        <w:trPr>
+          <w:cnfStyle w:val="000000100000" w:firstRow="0" w:lastRow="0" w:firstColumn="0" w:lastColumn="0" w:oddVBand="0" w:evenVBand="0" w:oddHBand="1" w:evenHBand="0" w:firstRowFirstColumn="0" w:firstRowLastColumn="0" w:lastRowFirstColumn="0" w:lastRowLastColumn="0"/>
+        </w:trPr>
+        <w:tc>
+          <w:tcPr>
+            <w:cnfStyle w:val="001000000000" w:firstRow="0" w:lastRow="0" w:firstColumn="1" w:lastColumn="0" w:oddVBand="0" w:evenVBand="0" w:oddHBand="0" w:evenHBand="0" w:firstRowFirstColumn="0" w:firstRowLastColumn="0" w:lastRowFirstColumn="0" w:lastRowLastColumn="0"/>
+            <w:tcW w:w="0" w:type="auto"/>
+            <w:hideMark/>
+          </w:tcPr>
+          <w:p>
+            <w:pPr>
+              <w:spacing w:after="160" w:line="278" w:lineRule="auto"/>
+              <w:rPr>
+                <w:sz w:val="28"/>
+                <w:szCs w:val="28"/>
+              </w:rPr>
+            </w:pPr>
+            <w:r>
+              <w:rPr>
+                <w:sz w:val="28"/>
+                <w:szCs w:val="28"/>
+              </w:rPr>
+              <w:t>Sprint 5</w:t>
+            </w:r>
+          </w:p>
+        </w:tc>
+        <w:tc>
+          <w:tcPr>
+            <w:tcW w:w="0" w:type="auto"/>
+            <w:hideMark/>
+          </w:tcPr>
+          <w:p>
+            <w:pPr>
+              <w:spacing w:after="160" w:line="278" w:lineRule="auto"/>
+              <w:cnfStyle w:val="000000100000" w:firstRow="0" w:lastRow="0" w:firstColumn="0" w:lastColumn="0" w:oddVBand="0" w:evenVBand="0" w:oddHBand="1" w:evenHBand="0" w:firstRowFirstColumn="0" w:firstRowLastColumn="0" w:lastRowFirstColumn="0" w:lastRowLastColumn="0"/>
+              <w:rPr>
+                <w:sz w:val="28"/>
+                <w:szCs w:val="28"/>
+              </w:rPr>
+            </w:pPr>
+            <w:r>
+              <w:rPr>
+                <w:sz w:val="28"/>
+                <w:szCs w:val="28"/>
+              </w:rPr>
+              <w:t>14</w:t>
+            </w:r>
+          </w:p>
+        </w:tc>
+        <w:tc>
+          <w:tcPr>
+            <w:tcW w:w="0" w:type="auto"/>
+            <w:hideMark/>
+          </w:tcPr>
+          <w:p>
+            <w:pPr>
+              <w:spacing w:after="160" w:line="278" w:lineRule="auto"/>
+              <w:cnfStyle w:val="000000100000" w:firstRow="0" w:lastRow="0" w:firstColumn="0" w:lastColumn="0" w:oddVBand="0" w:evenVBand="0" w:oddHBand="1" w:evenHBand="0" w:firstRowFirstColumn="0" w:firstRowLastColumn="0" w:lastRowFirstColumn="0" w:lastRowLastColumn="0"/>
+              <w:rPr>
+                <w:sz w:val="28"/>
+                <w:szCs w:val="28"/>
+              </w:rPr>
+            </w:pPr>
+            <w:r>
+              <w:rPr>
+                <w:sz w:val="28"/>
+                <w:szCs w:val="28"/>
+              </w:rPr>
+              <w:t>Release 2</w:t>
+            </w:r>
+          </w:p>
+        </w:tc>
+      </w:tr>
+      <w:tr>
+        <w:tc>
+          <w:tcPr>
+            <w:cnfStyle w:val="001000000000" w:firstRow="0" w:lastRow="0" w:firstColumn="1" w:lastColumn="0" w:oddVBand="0" w:evenVBand="0" w:oddHBand="0" w:evenHBand="0" w:firstRowFirstColumn="0" w:firstRowLastColumn="0" w:lastRowFirstColumn="0" w:lastRowLastColumn="0"/>
+            <w:tcW w:w="0" w:type="auto"/>
+            <w:hideMark/>
+          </w:tcPr>
+          <w:p>
+            <w:pPr>
+              <w:spacing w:after="160" w:line="278" w:lineRule="auto"/>
+              <w:rPr>
+                <w:sz w:val="28"/>
+                <w:szCs w:val="28"/>
+              </w:rPr>
+            </w:pPr>
+            <w:r>
+              <w:rPr>
+                <w:sz w:val="28"/>
+                <w:szCs w:val="28"/>
+              </w:rPr>
+              <w:t>Sprint 6</w:t>
+            </w:r>
+          </w:p>
+        </w:tc>
+        <w:tc>
+          <w:tcPr>
+            <w:tcW w:w="0" w:type="auto"/>
+            <w:hideMark/>
+          </w:tcPr>
+          <w:p>
+            <w:pPr>
+              <w:spacing w:after="160" w:line="278" w:lineRule="auto"/>
+              <w:cnfStyle w:val="000000000000" w:firstRow="0" w:lastRow="0" w:firstColumn="0" w:lastColumn="0" w:oddVBand="0" w:evenVBand="0" w:oddHBand="0" w:evenHBand="0" w:firstRowFirstColumn="0" w:firstRowLastColumn="0" w:lastRowFirstColumn="0" w:lastRowLastColumn="0"/>
+              <w:rPr>
+                <w:sz w:val="28"/>
+                <w:szCs w:val="28"/>
+              </w:rPr>
+            </w:pPr>
+            <w:r>
+              <w:rPr>
+                <w:sz w:val="28"/>
+                <w:szCs w:val="28"/>
+              </w:rPr>
+              <w:t>11</w:t>
+            </w:r>
+          </w:p>
+        </w:tc>
+        <w:tc>
+          <w:tcPr>
+            <w:tcW w:w="0" w:type="auto"/>
+            <w:hideMark/>
+          </w:tcPr>
+          <w:p>
+            <w:pPr>
+              <w:spacing w:after="160" w:line="278" w:lineRule="auto"/>
+              <w:cnfStyle w:val="000000000000" w:firstRow="0" w:lastRow="0" w:firstColumn="0" w:lastColumn="0" w:oddVBand="0" w:evenVBand="0" w:oddHBand="0" w:evenHBand="0" w:firstRowFirstColumn="0" w:firstRowLastColumn="0" w:lastRowFirstColumn="0" w:lastRowLastColumn="0"/>
+              <w:rPr>
+                <w:sz w:val="28"/>
+                <w:szCs w:val="28"/>
+              </w:rPr>
+            </w:pPr>
+            <w:r>
+              <w:rPr>
+                <w:sz w:val="28"/>
+                <w:szCs w:val="28"/>
+              </w:rPr>
+              <w:t>Release 2</w:t>
+            </w:r>
+          </w:p>
+        </w:tc>
+      </w:tr>
+      <w:tr>
+        <w:trPr>
+          <w:cnfStyle w:val="000000100000" w:firstRow="0" w:lastRow="0" w:firstColumn="0" w:lastColumn="0" w:oddVBand="0" w:evenVBand="0" w:oddHBand="1" w:evenHBand="0" w:firstRowFirstColumn="0" w:firstRowLastColumn="0" w:lastRowFirstColumn="0" w:lastRowLastColumn="0"/>
+        </w:trPr>
+        <w:tc>
+          <w:tcPr>
+            <w:cnfStyle w:val="001000000000" w:firstRow="0" w:lastRow="0" w:firstColumn="1" w:lastColumn="0" w:oddVBand="0" w:evenVBand="0" w:oddHBand="0" w:evenHBand="0" w:firstRowFirstColumn="0" w:firstRowLastColumn="0" w:lastRowFirstColumn="0" w:lastRowLastColumn="0"/>
+            <w:tcW w:w="0" w:type="auto"/>
+            <w:hideMark/>
+          </w:tcPr>
+          <w:p>
+            <w:pPr>
+              <w:spacing w:after="160" w:line="278" w:lineRule="auto"/>
+              <w:rPr>
+                <w:sz w:val="28"/>
+                <w:szCs w:val="28"/>
+              </w:rPr>
+            </w:pPr>
+            <w:r>
+              <w:rPr>
+                <w:sz w:val="28"/>
+                <w:szCs w:val="28"/>
+              </w:rPr>
+              <w:t>Sprint 7</w:t>
+            </w:r>
+          </w:p>
+        </w:tc>
+        <w:tc>
+          <w:tcPr>
+            <w:tcW w:w="0" w:type="auto"/>
+            <w:hideMark/>
+          </w:tcPr>
+          <w:p>
+            <w:pPr>
+              <w:spacing w:after="160" w:line="278" w:lineRule="auto"/>
+              <w:cnfStyle w:val="000000100000" w:firstRow="0" w:lastRow="0" w:firstColumn="0" w:lastColumn="0" w:oddVBand="0" w:evenVBand="0" w:oddHBand="1" w:evenHBand="0" w:firstRowFirstColumn="0" w:firstRowLastColumn="0" w:lastRowFirstColumn="0" w:lastRowLastColumn="0"/>
+              <w:rPr>
+                <w:sz w:val="28"/>
+                <w:szCs w:val="28"/>
+              </w:rPr>
+            </w:pPr>
+            <w:r>
+              <w:rPr>
+                <w:sz w:val="28"/>
+                <w:szCs w:val="28"/>
+              </w:rPr>
+              <w:t>8</w:t>
+            </w:r>
+          </w:p>
+        </w:tc>
+        <w:tc>
+          <w:tcPr>
+            <w:tcW w:w="0" w:type="auto"/>
+            <w:hideMark/>
+          </w:tcPr>
+          <w:p>
+            <w:pPr>
+              <w:spacing w:after="160" w:line="278" w:lineRule="auto"/>
+              <w:cnfStyle w:val="000000100000" w:firstRow="0" w:lastRow="0" w:firstColumn="0" w:lastColumn="0" w:oddVBand="0" w:evenVBand="0" w:oddHBand="1" w:evenHBand="0" w:firstRowFirstColumn="0" w:firstRowLastColumn="0" w:lastRowFirstColumn="0" w:lastRowLastColumn="0"/>
+              <w:rPr>
+                <w:sz w:val="28"/>
+                <w:szCs w:val="28"/>
+              </w:rPr>
+            </w:pPr>
+            <w:r>
+              <w:rPr>
+                <w:sz w:val="28"/>
+                <w:szCs w:val="28"/>
+              </w:rPr>
+              <w:t>Release 3</w:t>
+            </w:r>
+          </w:p>
+        </w:tc>
+      </w:tr>
+      <w:tr>
+        <w:tc>
+          <w:tcPr>
+            <w:cnfStyle w:val="001000000000" w:firstRow="0" w:lastRow="0" w:firstColumn="1" w:lastColumn="0" w:oddVBand="0" w:evenVBand="0" w:oddHBand="0" w:evenHBand="0" w:firstRowFirstColumn="0" w:firstRowLastColumn="0" w:lastRowFirstColumn="0" w:lastRowLastColumn="0"/>
+            <w:tcW w:w="0" w:type="auto"/>
+            <w:hideMark/>
+          </w:tcPr>
+          <w:p>
+            <w:pPr>
+              <w:spacing w:after="160" w:line="278" w:lineRule="auto"/>
+              <w:rPr>
+                <w:sz w:val="28"/>
+                <w:szCs w:val="28"/>
+              </w:rPr>
+            </w:pPr>
+            <w:r>
+              <w:rPr>
+                <w:sz w:val="28"/>
+                <w:szCs w:val="28"/>
+              </w:rPr>
+              <w:t>Sprint 8</w:t>
+            </w:r>
+          </w:p>
+        </w:tc>
+        <w:tc>
+          <w:tcPr>
+            <w:tcW w:w="0" w:type="auto"/>
+            <w:hideMark/>
+          </w:tcPr>
+          <w:p>
+            <w:pPr>
+              <w:spacing w:after="160" w:line="278" w:lineRule="auto"/>
+              <w:cnfStyle w:val="000000000000" w:firstRow="0" w:lastRow="0" w:firstColumn="0" w:lastColumn="0" w:oddVBand="0" w:evenVBand="0" w:oddHBand="0" w:evenHBand="0" w:firstRowFirstColumn="0" w:firstRowLastColumn="0" w:lastRowFirstColumn="0" w:lastRowLastColumn="0"/>
+              <w:rPr>
+                <w:sz w:val="28"/>
+                <w:szCs w:val="28"/>
+              </w:rPr>
+            </w:pPr>
+            <w:r>
+              <w:rPr>
+                <w:sz w:val="28"/>
+                <w:szCs w:val="28"/>
+              </w:rPr>
+              <w:t>7</w:t>
+            </w:r>
+          </w:p>
+        </w:tc>
+        <w:tc>
+          <w:tcPr>
+            <w:tcW w:w="0" w:type="auto"/>
+            <w:hideMark/>
+          </w:tcPr>
+          <w:p>
+            <w:pPr>
+              <w:spacing w:after="160" w:line="278" w:lineRule="auto"/>
+              <w:cnfStyle w:val="000000000000" w:firstRow="0" w:lastRow="0" w:firstColumn="0" w:lastColumn="0" w:oddVBand="0" w:evenVBand="0" w:oddHBand="0" w:evenHBand="0" w:firstRowFirstColumn="0" w:firstRowLastColumn="0" w:lastRowFirstColumn="0" w:lastRowLastColumn="0"/>
+              <w:rPr>
+                <w:sz w:val="28"/>
+                <w:szCs w:val="28"/>
+              </w:rPr>
+            </w:pPr>
+            <w:r>
+              <w:rPr>
+                <w:sz w:val="28"/>
+                <w:szCs w:val="28"/>
+              </w:rPr>
+              <w:t>Release 3</w:t>
+            </w:r>
+          </w:p>
+        </w:tc>
+      </w:tr>
+      <w:tr>
+        <w:trPr>
+          <w:cnfStyle w:val="000000100000" w:firstRow="0" w:lastRow="0" w:firstColumn="0" w:lastColumn="0" w:oddVBand="0" w:evenVBand="0" w:oddHBand="1" w:evenHBand="0" w:firstRowFirstColumn="0" w:firstRowLastColumn="0" w:lastRowFirstColumn="0" w:lastRowLastColumn="0"/>
+        </w:trPr>
+        <w:tc>
+          <w:tcPr>
+            <w:cnfStyle w:val="001000000000" w:firstRow="0" w:lastRow="0" w:firstColumn="1" w:lastColumn="0" w:oddVBand="0" w:evenVBand="0" w:oddHBand="0" w:evenHBand="0" w:firstRowFirstColumn="0" w:firstRowLastColumn="0" w:lastRowFirstColumn="0" w:lastRowLastColumn="0"/>
+            <w:tcW w:w="0" w:type="auto"/>
+            <w:hideMark/>
+          </w:tcPr>
+          <w:p>
+            <w:pPr>
+              <w:spacing w:after="160" w:line="278" w:lineRule="auto"/>
+              <w:rPr>
+                <w:sz w:val="28"/>
+                <w:szCs w:val="28"/>
+              </w:rPr>
+            </w:pPr>
+            <w:r>
+              <w:rPr>
+                <w:sz w:val="28"/>
+                <w:szCs w:val="28"/>
+              </w:rPr>
+              <w:t>Sprint 9</w:t>
+            </w:r>
+          </w:p>
+        </w:tc>
+        <w:tc>
+          <w:tcPr>
+            <w:tcW w:w="0" w:type="auto"/>
+            <w:hideMark/>
+          </w:tcPr>
+          <w:p>
+            <w:pPr>
+              <w:spacing w:after="160" w:line="278" w:lineRule="auto"/>
+              <w:cnfStyle w:val="000000100000" w:firstRow="0" w:lastRow="0" w:firstColumn="0" w:lastColumn="0" w:oddVBand="0" w:evenVBand="0" w:oddHBand="1" w:evenHBand="0" w:firstRowFirstColumn="0" w:firstRowLastColumn="0" w:lastRowFirstColumn="0" w:lastRowLastColumn="0"/>
+              <w:rPr>
+                <w:sz w:val="28"/>
+                <w:szCs w:val="28"/>
+              </w:rPr>
+            </w:pPr>
+            <w:r>
+              <w:rPr>
+                <w:sz w:val="28"/>
+                <w:szCs w:val="28"/>
+              </w:rPr>
+              <w:t>7</w:t>
+            </w:r>
+          </w:p>
+        </w:tc>
+        <w:tc>
+          <w:tcPr>
+            <w:tcW w:w="0" w:type="auto"/>
+            <w:hideMark/>
+          </w:tcPr>
+          <w:p>
+            <w:pPr>
+              <w:spacing w:after="160" w:line="278" w:lineRule="auto"/>
+              <w:cnfStyle w:val="000000100000" w:firstRow="0" w:lastRow="0" w:firstColumn="0" w:lastColumn="0" w:oddVBand="0" w:evenVBand="0" w:oddHBand="1" w:evenHBand="0" w:firstRowFirstColumn="0" w:firstRowLastColumn="0" w:lastRowFirstColumn="0" w:lastRowLastColumn="0"/>
+              <w:rPr>
+                <w:sz w:val="28"/>
+                <w:szCs w:val="28"/>
+              </w:rPr>
+            </w:pPr>
+            <w:r>
+              <w:rPr>
+                <w:sz w:val="28"/>
+                <w:szCs w:val="28"/>
+              </w:rPr>
+              <w:t>Release 4</w:t>
+            </w:r>
+          </w:p>
+        </w:tc>
+      </w:tr>
+      <w:tr>
+        <w:tc>
+          <w:tcPr>
+            <w:cnfStyle w:val="001000000000" w:firstRow="0" w:lastRow="0" w:firstColumn="1" w:lastColumn="0" w:oddVBand="0" w:evenVBand="0" w:oddHBand="0" w:evenHBand="0" w:firstRowFirstColumn="0" w:firstRowLastColumn="0" w:lastRowFirstColumn="0" w:lastRowLastColumn="0"/>
+            <w:tcW w:w="0" w:type="auto"/>
+            <w:hideMark/>
+          </w:tcPr>
+          <w:p>
+            <w:pPr>
+              <w:spacing w:after="160" w:line="278" w:lineRule="auto"/>
+              <w:rPr>
+                <w:sz w:val="28"/>
+                <w:szCs w:val="28"/>
+              </w:rPr>
+            </w:pPr>
+            <w:r>
+              <w:rPr>
+                <w:sz w:val="28"/>
+                <w:szCs w:val="28"/>
+              </w:rPr>
+              <w:t>Sprint 10</w:t>
+            </w:r>
+          </w:p>
+        </w:tc>
+        <w:tc>
+          <w:tcPr>
+            <w:tcW w:w="0" w:type="auto"/>
+            <w:hideMark/>
+          </w:tcPr>
+          <w:p>
+            <w:pPr>
+              <w:spacing w:after="160" w:line="278" w:lineRule="auto"/>
+              <w:cnfStyle w:val="000000000000" w:firstRow="0" w:lastRow="0" w:firstColumn="0" w:lastColumn="0" w:oddVBand="0" w:evenVBand="0" w:oddHBand="0" w:evenHBand="0" w:firstRowFirstColumn="0" w:firstRowLastColumn="0" w:lastRowFirstColumn="0" w:lastRowLastColumn="0"/>
+              <w:rPr>
+                <w:sz w:val="28"/>
+                <w:szCs w:val="28"/>
+              </w:rPr>
+            </w:pPr>
+            <w:r>
+              <w:rPr>
+                <w:sz w:val="28"/>
+                <w:szCs w:val="28"/>
+              </w:rPr>
+              <w:t>5</w:t>
+            </w:r>
+          </w:p>
+        </w:tc>
+        <w:tc>
+          <w:tcPr>
+            <w:tcW w:w="0" w:type="auto"/>
+            <w:hideMark/>
+          </w:tcPr>
+          <w:p>
+            <w:pPr>
+              <w:spacing w:after="160" w:line="278" w:lineRule="auto"/>
+              <w:cnfStyle w:val="000000000000" w:firstRow="0" w:lastRow="0" w:firstColumn="0" w:lastColumn="0" w:oddVBand="0" w:evenVBand="0" w:oddHBand="0" w:evenHBand="0" w:firstRowFirstColumn="0" w:firstRowLastColumn="0" w:lastRowFirstColumn="0" w:lastRowLastColumn="0"/>
+              <w:rPr>
+                <w:sz w:val="28"/>
+                <w:szCs w:val="28"/>
+              </w:rPr>
+            </w:pPr>
+            <w:r>
+              <w:rPr>
+                <w:sz w:val="28"/>
+                <w:szCs w:val="28"/>
+              </w:rPr>
+              <w:t>Release 4</w:t>
+            </w:r>
+          </w:p>
+        </w:tc>
+      </w:tr>
+    </w:tbl>
+    <w:p/>
     <w:sectPr>
       <w:pgSz w:w="11906" w:h="16838"/>
       <w:pgMar w:top="1440" w:right="1440" w:bottom="1440" w:left="1440" w:header="708" w:footer="708" w:gutter="0"/>
@@ -4148,6 +8804,155 @@
     </w:lvl>
   </w:abstractNum>
   <w:abstractNum w:abstractNumId="11" w15:restartNumberingAfterBreak="0">
+    <w:nsid w:val="1C454763"/>
+    <w:multiLevelType w:val="multilevel"/>
+    <w:tmpl w:val="C922D550"/>
+    <w:lvl w:ilvl="0">
+      <w:start w:val="1"/>
+      <w:numFmt w:val="bullet"/>
+      <w:lvlText w:val=""/>
+      <w:lvlJc w:val="left"/>
+      <w:pPr>
+        <w:tabs>
+          <w:tab w:val="num" w:pos="720"/>
+        </w:tabs>
+        <w:ind w:left="720" w:hanging="360"/>
+      </w:pPr>
+      <w:rPr>
+        <w:rFonts w:ascii="Symbol" w:hAnsi="Symbol" w:hint="default"/>
+        <w:sz w:val="20"/>
+      </w:rPr>
+    </w:lvl>
+    <w:lvl w:ilvl="1" w:tentative="1">
+      <w:start w:val="1"/>
+      <w:numFmt w:val="bullet"/>
+      <w:lvlText w:val="o"/>
+      <w:lvlJc w:val="left"/>
+      <w:pPr>
+        <w:tabs>
+          <w:tab w:val="num" w:pos="1440"/>
+        </w:tabs>
+        <w:ind w:left="1440" w:hanging="360"/>
+      </w:pPr>
+      <w:rPr>
+        <w:rFonts w:ascii="Courier New" w:hAnsi="Courier New" w:hint="default"/>
+        <w:sz w:val="20"/>
+      </w:rPr>
+    </w:lvl>
+    <w:lvl w:ilvl="2" w:tentative="1">
+      <w:start w:val="1"/>
+      <w:numFmt w:val="bullet"/>
+      <w:lvlText w:val=""/>
+      <w:lvlJc w:val="left"/>
+      <w:pPr>
+        <w:tabs>
+          <w:tab w:val="num" w:pos="2160"/>
+        </w:tabs>
+        <w:ind w:left="2160" w:hanging="360"/>
+      </w:pPr>
+      <w:rPr>
+        <w:rFonts w:ascii="Wingdings" w:hAnsi="Wingdings" w:hint="default"/>
+        <w:sz w:val="20"/>
+      </w:rPr>
+    </w:lvl>
+    <w:lvl w:ilvl="3" w:tentative="1">
+      <w:start w:val="1"/>
+      <w:numFmt w:val="bullet"/>
+      <w:lvlText w:val=""/>
+      <w:lvlJc w:val="left"/>
+      <w:pPr>
+        <w:tabs>
+          <w:tab w:val="num" w:pos="2880"/>
+        </w:tabs>
+        <w:ind w:left="2880" w:hanging="360"/>
+      </w:pPr>
+      <w:rPr>
+        <w:rFonts w:ascii="Wingdings" w:hAnsi="Wingdings" w:hint="default"/>
+        <w:sz w:val="20"/>
+      </w:rPr>
+    </w:lvl>
+    <w:lvl w:ilvl="4" w:tentative="1">
+      <w:start w:val="1"/>
+      <w:numFmt w:val="bullet"/>
+      <w:lvlText w:val=""/>
+      <w:lvlJc w:val="left"/>
+      <w:pPr>
+        <w:tabs>
+          <w:tab w:val="num" w:pos="3600"/>
+        </w:tabs>
+        <w:ind w:left="3600" w:hanging="360"/>
+      </w:pPr>
+      <w:rPr>
+        <w:rFonts w:ascii="Wingdings" w:hAnsi="Wingdings" w:hint="default"/>
+        <w:sz w:val="20"/>
+      </w:rPr>
+    </w:lvl>
+    <w:lvl w:ilvl="5" w:tentative="1">
+      <w:start w:val="1"/>
+      <w:numFmt w:val="bullet"/>
+      <w:lvlText w:val=""/>
+      <w:lvlJc w:val="left"/>
+      <w:pPr>
+        <w:tabs>
+          <w:tab w:val="num" w:pos="4320"/>
+        </w:tabs>
+        <w:ind w:left="4320" w:hanging="360"/>
+      </w:pPr>
+      <w:rPr>
+        <w:rFonts w:ascii="Wingdings" w:hAnsi="Wingdings" w:hint="default"/>
+        <w:sz w:val="20"/>
+      </w:rPr>
+    </w:lvl>
+    <w:lvl w:ilvl="6" w:tentative="1">
+      <w:start w:val="1"/>
+      <w:numFmt w:val="bullet"/>
+      <w:lvlText w:val=""/>
+      <w:lvlJc w:val="left"/>
+      <w:pPr>
+        <w:tabs>
+          <w:tab w:val="num" w:pos="5040"/>
+        </w:tabs>
+        <w:ind w:left="5040" w:hanging="360"/>
+      </w:pPr>
+      <w:rPr>
+        <w:rFonts w:ascii="Wingdings" w:hAnsi="Wingdings" w:hint="default"/>
+        <w:sz w:val="20"/>
+      </w:rPr>
+    </w:lvl>
+    <w:lvl w:ilvl="7" w:tentative="1">
+      <w:start w:val="1"/>
+      <w:numFmt w:val="bullet"/>
+      <w:lvlText w:val=""/>
+      <w:lvlJc w:val="left"/>
+      <w:pPr>
+        <w:tabs>
+          <w:tab w:val="num" w:pos="5760"/>
+        </w:tabs>
+        <w:ind w:left="5760" w:hanging="360"/>
+      </w:pPr>
+      <w:rPr>
+        <w:rFonts w:ascii="Wingdings" w:hAnsi="Wingdings" w:hint="default"/>
+        <w:sz w:val="20"/>
+      </w:rPr>
+    </w:lvl>
+    <w:lvl w:ilvl="8" w:tentative="1">
+      <w:start w:val="1"/>
+      <w:numFmt w:val="bullet"/>
+      <w:lvlText w:val=""/>
+      <w:lvlJc w:val="left"/>
+      <w:pPr>
+        <w:tabs>
+          <w:tab w:val="num" w:pos="6480"/>
+        </w:tabs>
+        <w:ind w:left="6480" w:hanging="360"/>
+      </w:pPr>
+      <w:rPr>
+        <w:rFonts w:ascii="Wingdings" w:hAnsi="Wingdings" w:hint="default"/>
+        <w:sz w:val="20"/>
+      </w:rPr>
+    </w:lvl>
+  </w:abstractNum>
+  <w:abstractNum w:abstractNumId="12" w15:restartNumberingAfterBreak="0">
     <w:nsid w:val="25224753"/>
     <w:multiLevelType w:val="multilevel"/>
     <w:tmpl w:val="18C49C18"/>
@@ -4296,7 +9101,7 @@
       </w:rPr>
     </w:lvl>
   </w:abstractNum>
-  <w:abstractNum w:abstractNumId="12" w15:restartNumberingAfterBreak="0">
+  <w:abstractNum w:abstractNumId="13" w15:restartNumberingAfterBreak="0">
     <w:nsid w:val="304F0502"/>
     <w:multiLevelType w:val="multilevel"/>
     <w:tmpl w:val="BBCAAC64"/>
@@ -4445,7 +9250,7 @@
       </w:rPr>
     </w:lvl>
   </w:abstractNum>
-  <w:abstractNum w:abstractNumId="13" w15:restartNumberingAfterBreak="0">
+  <w:abstractNum w:abstractNumId="14" w15:restartNumberingAfterBreak="0">
     <w:nsid w:val="30F85D96"/>
     <w:multiLevelType w:val="multilevel"/>
     <w:tmpl w:val="F6C6A67C"/>
@@ -4594,7 +9399,7 @@
       </w:rPr>
     </w:lvl>
   </w:abstractNum>
-  <w:abstractNum w:abstractNumId="14" w15:restartNumberingAfterBreak="0">
+  <w:abstractNum w:abstractNumId="15" w15:restartNumberingAfterBreak="0">
     <w:nsid w:val="31584870"/>
     <w:multiLevelType w:val="multilevel"/>
     <w:tmpl w:val="8B164812"/>
@@ -4743,7 +9548,7 @@
       </w:rPr>
     </w:lvl>
   </w:abstractNum>
-  <w:abstractNum w:abstractNumId="15" w15:restartNumberingAfterBreak="0">
+  <w:abstractNum w:abstractNumId="16" w15:restartNumberingAfterBreak="0">
     <w:nsid w:val="36603FF6"/>
     <w:multiLevelType w:val="multilevel"/>
     <w:tmpl w:val="EF6ED44C"/>
@@ -4892,7 +9697,7 @@
       </w:rPr>
     </w:lvl>
   </w:abstractNum>
-  <w:abstractNum w:abstractNumId="16" w15:restartNumberingAfterBreak="0">
+  <w:abstractNum w:abstractNumId="17" w15:restartNumberingAfterBreak="0">
     <w:nsid w:val="376B4351"/>
     <w:multiLevelType w:val="multilevel"/>
     <w:tmpl w:val="6ABAF418"/>
@@ -5041,7 +9846,7 @@
       </w:rPr>
     </w:lvl>
   </w:abstractNum>
-  <w:abstractNum w:abstractNumId="17" w15:restartNumberingAfterBreak="0">
+  <w:abstractNum w:abstractNumId="18" w15:restartNumberingAfterBreak="0">
     <w:nsid w:val="3EC67254"/>
     <w:multiLevelType w:val="multilevel"/>
     <w:tmpl w:val="B08098FC"/>
@@ -5190,7 +9995,7 @@
       </w:rPr>
     </w:lvl>
   </w:abstractNum>
-  <w:abstractNum w:abstractNumId="18" w15:restartNumberingAfterBreak="0">
+  <w:abstractNum w:abstractNumId="19" w15:restartNumberingAfterBreak="0">
     <w:nsid w:val="42270F9B"/>
     <w:multiLevelType w:val="multilevel"/>
     <w:tmpl w:val="9E722D94"/>
@@ -5339,7 +10144,7 @@
       </w:rPr>
     </w:lvl>
   </w:abstractNum>
-  <w:abstractNum w:abstractNumId="19" w15:restartNumberingAfterBreak="0">
+  <w:abstractNum w:abstractNumId="20" w15:restartNumberingAfterBreak="0">
     <w:nsid w:val="477B6D02"/>
     <w:multiLevelType w:val="multilevel"/>
     <w:tmpl w:val="6CA0AEEA"/>
@@ -5488,7 +10293,7 @@
       </w:rPr>
     </w:lvl>
   </w:abstractNum>
-  <w:abstractNum w:abstractNumId="20" w15:restartNumberingAfterBreak="0">
+  <w:abstractNum w:abstractNumId="21" w15:restartNumberingAfterBreak="0">
     <w:nsid w:val="477E6813"/>
     <w:multiLevelType w:val="multilevel"/>
     <w:tmpl w:val="C3A06E30"/>
@@ -5637,7 +10442,7 @@
       </w:rPr>
     </w:lvl>
   </w:abstractNum>
-  <w:abstractNum w:abstractNumId="21" w15:restartNumberingAfterBreak="0">
+  <w:abstractNum w:abstractNumId="22" w15:restartNumberingAfterBreak="0">
     <w:nsid w:val="47AF4A94"/>
     <w:multiLevelType w:val="multilevel"/>
     <w:tmpl w:val="BCE8B914"/>
@@ -5786,7 +10591,7 @@
       </w:rPr>
     </w:lvl>
   </w:abstractNum>
-  <w:abstractNum w:abstractNumId="22" w15:restartNumberingAfterBreak="0">
+  <w:abstractNum w:abstractNumId="23" w15:restartNumberingAfterBreak="0">
     <w:nsid w:val="492B457D"/>
     <w:multiLevelType w:val="multilevel"/>
     <w:tmpl w:val="3ED26F4A"/>
@@ -5935,7 +10740,7 @@
       </w:rPr>
     </w:lvl>
   </w:abstractNum>
-  <w:abstractNum w:abstractNumId="23" w15:restartNumberingAfterBreak="0">
+  <w:abstractNum w:abstractNumId="24" w15:restartNumberingAfterBreak="0">
     <w:nsid w:val="4BBD6839"/>
     <w:multiLevelType w:val="multilevel"/>
     <w:tmpl w:val="5C827744"/>
@@ -6084,7 +10889,7 @@
       </w:rPr>
     </w:lvl>
   </w:abstractNum>
-  <w:abstractNum w:abstractNumId="24" w15:restartNumberingAfterBreak="0">
+  <w:abstractNum w:abstractNumId="25" w15:restartNumberingAfterBreak="0">
     <w:nsid w:val="4C593B48"/>
     <w:multiLevelType w:val="multilevel"/>
     <w:tmpl w:val="0C7E93D4"/>
@@ -6233,7 +11038,120 @@
       </w:rPr>
     </w:lvl>
   </w:abstractNum>
-  <w:abstractNum w:abstractNumId="25" w15:restartNumberingAfterBreak="0">
+  <w:abstractNum w:abstractNumId="26" w15:restartNumberingAfterBreak="0">
+    <w:nsid w:val="4E3B7DFC"/>
+    <w:multiLevelType w:val="multilevel"/>
+    <w:tmpl w:val="EA86BC20"/>
+    <w:lvl w:ilvl="0">
+      <w:start w:val="1"/>
+      <w:numFmt w:val="decimal"/>
+      <w:lvlText w:val="%1."/>
+      <w:lvlJc w:val="left"/>
+      <w:pPr>
+        <w:tabs>
+          <w:tab w:val="num" w:pos="720"/>
+        </w:tabs>
+        <w:ind w:left="720" w:hanging="360"/>
+      </w:pPr>
+    </w:lvl>
+    <w:lvl w:ilvl="1" w:tentative="1">
+      <w:start w:val="1"/>
+      <w:numFmt w:val="decimal"/>
+      <w:lvlText w:val="%2."/>
+      <w:lvlJc w:val="left"/>
+      <w:pPr>
+        <w:tabs>
+          <w:tab w:val="num" w:pos="1440"/>
+        </w:tabs>
+        <w:ind w:left="1440" w:hanging="360"/>
+      </w:pPr>
+    </w:lvl>
+    <w:lvl w:ilvl="2" w:tentative="1">
+      <w:start w:val="1"/>
+      <w:numFmt w:val="decimal"/>
+      <w:lvlText w:val="%3."/>
+      <w:lvlJc w:val="left"/>
+      <w:pPr>
+        <w:tabs>
+          <w:tab w:val="num" w:pos="2160"/>
+        </w:tabs>
+        <w:ind w:left="2160" w:hanging="360"/>
+      </w:pPr>
+    </w:lvl>
+    <w:lvl w:ilvl="3" w:tentative="1">
+      <w:start w:val="1"/>
+      <w:numFmt w:val="decimal"/>
+      <w:lvlText w:val="%4."/>
+      <w:lvlJc w:val="left"/>
+      <w:pPr>
+        <w:tabs>
+          <w:tab w:val="num" w:pos="2880"/>
+        </w:tabs>
+        <w:ind w:left="2880" w:hanging="360"/>
+      </w:pPr>
+    </w:lvl>
+    <w:lvl w:ilvl="4" w:tentative="1">
+      <w:start w:val="1"/>
+      <w:numFmt w:val="decimal"/>
+      <w:lvlText w:val="%5."/>
+      <w:lvlJc w:val="left"/>
+      <w:pPr>
+        <w:tabs>
+          <w:tab w:val="num" w:pos="3600"/>
+        </w:tabs>
+        <w:ind w:left="3600" w:hanging="360"/>
+      </w:pPr>
+    </w:lvl>
+    <w:lvl w:ilvl="5" w:tentative="1">
+      <w:start w:val="1"/>
+      <w:numFmt w:val="decimal"/>
+      <w:lvlText w:val="%6."/>
+      <w:lvlJc w:val="left"/>
+      <w:pPr>
+        <w:tabs>
+          <w:tab w:val="num" w:pos="4320"/>
+        </w:tabs>
+        <w:ind w:left="4320" w:hanging="360"/>
+      </w:pPr>
+    </w:lvl>
+    <w:lvl w:ilvl="6" w:tentative="1">
+      <w:start w:val="1"/>
+      <w:numFmt w:val="decimal"/>
+      <w:lvlText w:val="%7."/>
+      <w:lvlJc w:val="left"/>
+      <w:pPr>
+        <w:tabs>
+          <w:tab w:val="num" w:pos="5040"/>
+        </w:tabs>
+        <w:ind w:left="5040" w:hanging="360"/>
+      </w:pPr>
+    </w:lvl>
+    <w:lvl w:ilvl="7" w:tentative="1">
+      <w:start w:val="1"/>
+      <w:numFmt w:val="decimal"/>
+      <w:lvlText w:val="%8."/>
+      <w:lvlJc w:val="left"/>
+      <w:pPr>
+        <w:tabs>
+          <w:tab w:val="num" w:pos="5760"/>
+        </w:tabs>
+        <w:ind w:left="5760" w:hanging="360"/>
+      </w:pPr>
+    </w:lvl>
+    <w:lvl w:ilvl="8" w:tentative="1">
+      <w:start w:val="1"/>
+      <w:numFmt w:val="decimal"/>
+      <w:lvlText w:val="%9."/>
+      <w:lvlJc w:val="left"/>
+      <w:pPr>
+        <w:tabs>
+          <w:tab w:val="num" w:pos="6480"/>
+        </w:tabs>
+        <w:ind w:left="6480" w:hanging="360"/>
+      </w:pPr>
+    </w:lvl>
+  </w:abstractNum>
+  <w:abstractNum w:abstractNumId="27" w15:restartNumberingAfterBreak="0">
     <w:nsid w:val="4E6A054D"/>
     <w:multiLevelType w:val="multilevel"/>
     <w:tmpl w:val="22A8D4E8"/>
@@ -6382,7 +11300,7 @@
       </w:rPr>
     </w:lvl>
   </w:abstractNum>
-  <w:abstractNum w:abstractNumId="26" w15:restartNumberingAfterBreak="0">
+  <w:abstractNum w:abstractNumId="28" w15:restartNumberingAfterBreak="0">
     <w:nsid w:val="4FDC658F"/>
     <w:multiLevelType w:val="multilevel"/>
     <w:tmpl w:val="D63EBBA4"/>
@@ -6531,7 +11449,7 @@
       </w:rPr>
     </w:lvl>
   </w:abstractNum>
-  <w:abstractNum w:abstractNumId="27" w15:restartNumberingAfterBreak="0">
+  <w:abstractNum w:abstractNumId="29" w15:restartNumberingAfterBreak="0">
     <w:nsid w:val="5093531A"/>
     <w:multiLevelType w:val="multilevel"/>
     <w:tmpl w:val="B9E64962"/>
@@ -6644,7 +11562,7 @@
       </w:pPr>
     </w:lvl>
   </w:abstractNum>
-  <w:abstractNum w:abstractNumId="28" w15:restartNumberingAfterBreak="0">
+  <w:abstractNum w:abstractNumId="30" w15:restartNumberingAfterBreak="0">
     <w:nsid w:val="541D24FC"/>
     <w:multiLevelType w:val="multilevel"/>
     <w:tmpl w:val="00947574"/>
@@ -6793,7 +11711,7 @@
       </w:rPr>
     </w:lvl>
   </w:abstractNum>
-  <w:abstractNum w:abstractNumId="29" w15:restartNumberingAfterBreak="0">
+  <w:abstractNum w:abstractNumId="31" w15:restartNumberingAfterBreak="0">
     <w:nsid w:val="57CB41C3"/>
     <w:multiLevelType w:val="multilevel"/>
     <w:tmpl w:val="0CFC8178"/>
@@ -6942,7 +11860,7 @@
       </w:rPr>
     </w:lvl>
   </w:abstractNum>
-  <w:abstractNum w:abstractNumId="30" w15:restartNumberingAfterBreak="0">
+  <w:abstractNum w:abstractNumId="32" w15:restartNumberingAfterBreak="0">
     <w:nsid w:val="58253C8B"/>
     <w:multiLevelType w:val="multilevel"/>
     <w:tmpl w:val="B682240C"/>
@@ -7091,7 +12009,7 @@
       </w:rPr>
     </w:lvl>
   </w:abstractNum>
-  <w:abstractNum w:abstractNumId="31" w15:restartNumberingAfterBreak="0">
+  <w:abstractNum w:abstractNumId="33" w15:restartNumberingAfterBreak="0">
     <w:nsid w:val="583A6BBC"/>
     <w:multiLevelType w:val="multilevel"/>
     <w:tmpl w:val="D7AEEDD6"/>
@@ -7240,7 +12158,7 @@
       </w:rPr>
     </w:lvl>
   </w:abstractNum>
-  <w:abstractNum w:abstractNumId="32" w15:restartNumberingAfterBreak="0">
+  <w:abstractNum w:abstractNumId="34" w15:restartNumberingAfterBreak="0">
     <w:nsid w:val="5D5A2142"/>
     <w:multiLevelType w:val="multilevel"/>
     <w:tmpl w:val="2102C340"/>
@@ -7389,7 +12307,7 @@
       </w:rPr>
     </w:lvl>
   </w:abstractNum>
-  <w:abstractNum w:abstractNumId="33" w15:restartNumberingAfterBreak="0">
+  <w:abstractNum w:abstractNumId="35" w15:restartNumberingAfterBreak="0">
     <w:nsid w:val="5EAC4575"/>
     <w:multiLevelType w:val="multilevel"/>
     <w:tmpl w:val="A36CE514"/>
@@ -7538,7 +12456,7 @@
       </w:rPr>
     </w:lvl>
   </w:abstractNum>
-  <w:abstractNum w:abstractNumId="34" w15:restartNumberingAfterBreak="0">
+  <w:abstractNum w:abstractNumId="36" w15:restartNumberingAfterBreak="0">
     <w:nsid w:val="60B30FA8"/>
     <w:multiLevelType w:val="multilevel"/>
     <w:tmpl w:val="A68604A6"/>
@@ -7687,7 +12605,7 @@
       </w:rPr>
     </w:lvl>
   </w:abstractNum>
-  <w:abstractNum w:abstractNumId="35" w15:restartNumberingAfterBreak="0">
+  <w:abstractNum w:abstractNumId="37" w15:restartNumberingAfterBreak="0">
     <w:nsid w:val="62534AE7"/>
     <w:multiLevelType w:val="multilevel"/>
     <w:tmpl w:val="6D8C2C3C"/>
@@ -7836,7 +12754,7 @@
       </w:rPr>
     </w:lvl>
   </w:abstractNum>
-  <w:abstractNum w:abstractNumId="36" w15:restartNumberingAfterBreak="0">
+  <w:abstractNum w:abstractNumId="38" w15:restartNumberingAfterBreak="0">
     <w:nsid w:val="627A2D6A"/>
     <w:multiLevelType w:val="multilevel"/>
     <w:tmpl w:val="CD107E9C"/>
@@ -7985,7 +12903,7 @@
       </w:rPr>
     </w:lvl>
   </w:abstractNum>
-  <w:abstractNum w:abstractNumId="37" w15:restartNumberingAfterBreak="0">
+  <w:abstractNum w:abstractNumId="39" w15:restartNumberingAfterBreak="0">
     <w:nsid w:val="68B531CE"/>
     <w:multiLevelType w:val="multilevel"/>
     <w:tmpl w:val="ABAA0988"/>
@@ -8134,7 +13052,7 @@
       </w:rPr>
     </w:lvl>
   </w:abstractNum>
-  <w:abstractNum w:abstractNumId="38" w15:restartNumberingAfterBreak="0">
+  <w:abstractNum w:abstractNumId="40" w15:restartNumberingAfterBreak="0">
     <w:nsid w:val="68C80EE0"/>
     <w:multiLevelType w:val="multilevel"/>
     <w:tmpl w:val="CC22EC9A"/>
@@ -8283,7 +13201,7 @@
       </w:rPr>
     </w:lvl>
   </w:abstractNum>
-  <w:abstractNum w:abstractNumId="39" w15:restartNumberingAfterBreak="0">
+  <w:abstractNum w:abstractNumId="41" w15:restartNumberingAfterBreak="0">
     <w:nsid w:val="6CE722E7"/>
     <w:multiLevelType w:val="multilevel"/>
     <w:tmpl w:val="5482924A"/>
@@ -8432,7 +13350,7 @@
       </w:rPr>
     </w:lvl>
   </w:abstractNum>
-  <w:abstractNum w:abstractNumId="40" w15:restartNumberingAfterBreak="0">
+  <w:abstractNum w:abstractNumId="42" w15:restartNumberingAfterBreak="0">
     <w:nsid w:val="6CED1CC1"/>
     <w:multiLevelType w:val="multilevel"/>
     <w:tmpl w:val="992E0FE6"/>
@@ -8581,7 +13499,7 @@
       </w:rPr>
     </w:lvl>
   </w:abstractNum>
-  <w:abstractNum w:abstractNumId="41" w15:restartNumberingAfterBreak="0">
+  <w:abstractNum w:abstractNumId="43" w15:restartNumberingAfterBreak="0">
     <w:nsid w:val="71D010D1"/>
     <w:multiLevelType w:val="multilevel"/>
     <w:tmpl w:val="9230AECE"/>
@@ -8730,7 +13648,7 @@
       </w:rPr>
     </w:lvl>
   </w:abstractNum>
-  <w:abstractNum w:abstractNumId="42" w15:restartNumberingAfterBreak="0">
+  <w:abstractNum w:abstractNumId="44" w15:restartNumberingAfterBreak="0">
     <w:nsid w:val="75F4548E"/>
     <w:multiLevelType w:val="multilevel"/>
     <w:tmpl w:val="0EB6C0EC"/>
@@ -8879,7 +13797,7 @@
       </w:rPr>
     </w:lvl>
   </w:abstractNum>
-  <w:abstractNum w:abstractNumId="43" w15:restartNumberingAfterBreak="0">
+  <w:abstractNum w:abstractNumId="45" w15:restartNumberingAfterBreak="0">
     <w:nsid w:val="7ADC121D"/>
     <w:multiLevelType w:val="multilevel"/>
     <w:tmpl w:val="1C7E87EA"/>
@@ -9028,7 +13946,7 @@
       </w:rPr>
     </w:lvl>
   </w:abstractNum>
-  <w:abstractNum w:abstractNumId="44" w15:restartNumberingAfterBreak="0">
+  <w:abstractNum w:abstractNumId="46" w15:restartNumberingAfterBreak="0">
     <w:nsid w:val="7C976F47"/>
     <w:multiLevelType w:val="multilevel"/>
     <w:tmpl w:val="AF3C0874"/>
@@ -9178,43 +14096,43 @@
     </w:lvl>
   </w:abstractNum>
   <w:num w:numId="1" w16cid:durableId="1925335506">
-    <w:abstractNumId w:val="17"/>
+    <w:abstractNumId w:val="18"/>
   </w:num>
   <w:num w:numId="2" w16cid:durableId="1412628997">
-    <w:abstractNumId w:val="12"/>
+    <w:abstractNumId w:val="13"/>
   </w:num>
   <w:num w:numId="3" w16cid:durableId="2054575917">
     <w:abstractNumId w:val="1"/>
   </w:num>
   <w:num w:numId="4" w16cid:durableId="2125994820">
-    <w:abstractNumId w:val="31"/>
+    <w:abstractNumId w:val="33"/>
   </w:num>
   <w:num w:numId="5" w16cid:durableId="1775251875">
-    <w:abstractNumId w:val="42"/>
+    <w:abstractNumId w:val="44"/>
   </w:num>
   <w:num w:numId="6" w16cid:durableId="1727953507">
-    <w:abstractNumId w:val="33"/>
+    <w:abstractNumId w:val="35"/>
   </w:num>
   <w:num w:numId="7" w16cid:durableId="1480539807">
+    <w:abstractNumId w:val="40"/>
+  </w:num>
+  <w:num w:numId="8" w16cid:durableId="197398719">
+    <w:abstractNumId w:val="23"/>
+  </w:num>
+  <w:num w:numId="9" w16cid:durableId="1215772820">
     <w:abstractNumId w:val="38"/>
   </w:num>
-  <w:num w:numId="8" w16cid:durableId="197398719">
-    <w:abstractNumId w:val="22"/>
-  </w:num>
-  <w:num w:numId="9" w16cid:durableId="1215772820">
-    <w:abstractNumId w:val="36"/>
-  </w:num>
   <w:num w:numId="10" w16cid:durableId="432285999">
-    <w:abstractNumId w:val="23"/>
+    <w:abstractNumId w:val="24"/>
   </w:num>
   <w:num w:numId="11" w16cid:durableId="255753102">
     <w:abstractNumId w:val="2"/>
   </w:num>
   <w:num w:numId="12" w16cid:durableId="1323848604">
-    <w:abstractNumId w:val="24"/>
+    <w:abstractNumId w:val="25"/>
   </w:num>
   <w:num w:numId="13" w16cid:durableId="1178614235">
-    <w:abstractNumId w:val="30"/>
+    <w:abstractNumId w:val="32"/>
   </w:num>
   <w:num w:numId="14" w16cid:durableId="1400597531">
     <w:abstractNumId w:val="10"/>
@@ -9223,19 +14141,19 @@
     <w:abstractNumId w:val="0"/>
   </w:num>
   <w:num w:numId="16" w16cid:durableId="1883707629">
-    <w:abstractNumId w:val="20"/>
+    <w:abstractNumId w:val="21"/>
   </w:num>
   <w:num w:numId="17" w16cid:durableId="1454910492">
-    <w:abstractNumId w:val="25"/>
+    <w:abstractNumId w:val="27"/>
   </w:num>
   <w:num w:numId="18" w16cid:durableId="1937058054">
-    <w:abstractNumId w:val="18"/>
+    <w:abstractNumId w:val="19"/>
   </w:num>
   <w:num w:numId="19" w16cid:durableId="99835667">
     <w:abstractNumId w:val="5"/>
   </w:num>
   <w:num w:numId="20" w16cid:durableId="615676421">
-    <w:abstractNumId w:val="14"/>
+    <w:abstractNumId w:val="15"/>
   </w:num>
   <w:num w:numId="21" w16cid:durableId="798378209">
     <w:abstractNumId w:val="9"/>
@@ -9247,70 +14165,76 @@
     <w:abstractNumId w:val="8"/>
   </w:num>
   <w:num w:numId="24" w16cid:durableId="836729325">
-    <w:abstractNumId w:val="43"/>
+    <w:abstractNumId w:val="45"/>
   </w:num>
   <w:num w:numId="25" w16cid:durableId="1777015749">
-    <w:abstractNumId w:val="11"/>
+    <w:abstractNumId w:val="12"/>
   </w:num>
   <w:num w:numId="26" w16cid:durableId="1315375633">
     <w:abstractNumId w:val="4"/>
   </w:num>
   <w:num w:numId="27" w16cid:durableId="926381233">
-    <w:abstractNumId w:val="29"/>
+    <w:abstractNumId w:val="31"/>
   </w:num>
   <w:num w:numId="28" w16cid:durableId="2016958516">
-    <w:abstractNumId w:val="37"/>
+    <w:abstractNumId w:val="39"/>
   </w:num>
   <w:num w:numId="29" w16cid:durableId="761147568">
     <w:abstractNumId w:val="3"/>
   </w:num>
   <w:num w:numId="30" w16cid:durableId="1339625327">
-    <w:abstractNumId w:val="44"/>
+    <w:abstractNumId w:val="46"/>
   </w:num>
   <w:num w:numId="31" w16cid:durableId="41223116">
-    <w:abstractNumId w:val="15"/>
+    <w:abstractNumId w:val="16"/>
   </w:num>
   <w:num w:numId="32" w16cid:durableId="1579514239">
-    <w:abstractNumId w:val="34"/>
+    <w:abstractNumId w:val="36"/>
   </w:num>
   <w:num w:numId="33" w16cid:durableId="1675260056">
-    <w:abstractNumId w:val="19"/>
+    <w:abstractNumId w:val="20"/>
   </w:num>
   <w:num w:numId="34" w16cid:durableId="1157064652">
-    <w:abstractNumId w:val="27"/>
+    <w:abstractNumId w:val="29"/>
   </w:num>
   <w:num w:numId="35" w16cid:durableId="1520049680">
-    <w:abstractNumId w:val="21"/>
+    <w:abstractNumId w:val="22"/>
   </w:num>
   <w:num w:numId="36" w16cid:durableId="1844777061">
     <w:abstractNumId w:val="7"/>
   </w:num>
   <w:num w:numId="37" w16cid:durableId="1918128476">
-    <w:abstractNumId w:val="16"/>
+    <w:abstractNumId w:val="17"/>
   </w:num>
   <w:num w:numId="38" w16cid:durableId="1607149362">
-    <w:abstractNumId w:val="39"/>
+    <w:abstractNumId w:val="41"/>
   </w:num>
   <w:num w:numId="39" w16cid:durableId="1077247330">
-    <w:abstractNumId w:val="41"/>
+    <w:abstractNumId w:val="43"/>
   </w:num>
   <w:num w:numId="40" w16cid:durableId="976107822">
-    <w:abstractNumId w:val="35"/>
+    <w:abstractNumId w:val="37"/>
   </w:num>
   <w:num w:numId="41" w16cid:durableId="841511408">
+    <w:abstractNumId w:val="30"/>
+  </w:num>
+  <w:num w:numId="42" w16cid:durableId="2056731680">
+    <w:abstractNumId w:val="34"/>
+  </w:num>
+  <w:num w:numId="43" w16cid:durableId="147867138">
     <w:abstractNumId w:val="28"/>
   </w:num>
-  <w:num w:numId="42" w16cid:durableId="2056731680">
-    <w:abstractNumId w:val="32"/>
-  </w:num>
-  <w:num w:numId="43" w16cid:durableId="147867138">
-    <w:abstractNumId w:val="26"/>
-  </w:num>
   <w:num w:numId="44" w16cid:durableId="883904279">
-    <w:abstractNumId w:val="40"/>
+    <w:abstractNumId w:val="42"/>
   </w:num>
   <w:num w:numId="45" w16cid:durableId="1133526391">
-    <w:abstractNumId w:val="13"/>
+    <w:abstractNumId w:val="14"/>
+  </w:num>
+  <w:num w:numId="46" w16cid:durableId="1932395993">
+    <w:abstractNumId w:val="11"/>
+  </w:num>
+  <w:num w:numId="47" w16cid:durableId="1600018455">
+    <w:abstractNumId w:val="26"/>
   </w:num>
 </w:numbering>
 </file>
@@ -9918,7 +14842,6 @@
   <w:style w:type="character" w:default="1" w:styleId="DefaultParagraphFont">
     <w:name w:val="Default Paragraph Font"/>
     <w:uiPriority w:val="1"/>
-    <w:semiHidden/>
     <w:unhideWhenUsed/>
   </w:style>
   <w:style w:type="table" w:default="1" w:styleId="TableNormal">

--- a/Sprint Plan Documents(Word Format)/New Sprint Plan.docx
+++ b/Sprint Plan Documents(Word Format)/New Sprint Plan.docx
@@ -2,6 +2,25 @@
 <file path=word/document.xml><?xml version="1.0" encoding="utf-8"?>
 <w:document xmlns:wpc="http://schemas.microsoft.com/office/word/2010/wordprocessingCanvas" xmlns:cx="http://schemas.microsoft.com/office/drawing/2014/chartex" xmlns:cx1="http://schemas.microsoft.com/office/drawing/2015/9/8/chartex" xmlns:cx2="http://schemas.microsoft.com/office/drawing/2015/10/21/chartex" xmlns:cx3="http://schemas.microsoft.com/office/drawing/2016/5/9/chartex" xmlns:cx4="http://schemas.microsoft.com/office/drawing/2016/5/10/chartex" xmlns:cx5="http://schemas.microsoft.com/office/drawing/2016/5/11/chartex" xmlns:cx6="http://schemas.microsoft.com/office/drawing/2016/5/12/chartex" xmlns:cx7="http://schemas.microsoft.com/office/drawing/2016/5/13/chartex" xmlns:cx8="http://schemas.microsoft.com/office/drawing/2016/5/14/chartex" xmlns:mc="http://schemas.openxmlformats.org/markup-compatibility/2006" xmlns:aink="http://schemas.microsoft.com/office/drawing/2016/ink" xmlns:am3d="http://schemas.microsoft.com/office/drawing/2017/model3d" xmlns:o="urn:schemas-microsoft-com:office:office" xmlns:oel="http://schemas.microsoft.com/office/2019/extlst" xmlns:r="http://schemas.openxmlformats.org/officeDocument/2006/relationships" xmlns:m="http://schemas.openxmlformats.org/officeDocument/2006/math" xmlns:v="urn:schemas-microsoft-com:vml" xmlns:wp14="http://schemas.microsoft.com/office/word/2010/wordprocessingDrawing" xmlns:wp="http://schemas.openxmlformats.org/drawingml/2006/wordprocessingDrawing" xmlns:w10="urn:schemas-microsoft-com:office:word" xmlns:w="http://schemas.openxmlformats.org/wordprocessingml/2006/main" xmlns:w14="http://schemas.microsoft.com/office/word/2010/wordml" xmlns:w15="http://schemas.microsoft.com/office/word/2012/wordml" xmlns:w16cex="http://schemas.microsoft.com/office/word/2018/wordml/cex" xmlns:w16cid="http://schemas.microsoft.com/office/word/2016/wordml/cid" xmlns:w16="http://schemas.microsoft.com/office/word/2018/wordml" xmlns:w16du="http://schemas.microsoft.com/office/word/2023/wordml/word16du" xmlns:w16sdtdh="http://schemas.microsoft.com/office/word/2020/wordml/sdtdatahash" xmlns:w16sdtfl="http://schemas.microsoft.com/office/word/2024/wordml/sdtformatlock" xmlns:w16se="http://schemas.microsoft.com/office/word/2015/wordml/symex" xmlns:wpg="http://schemas.microsoft.com/office/word/2010/wordprocessingGroup" xmlns:wpi="http://schemas.microsoft.com/office/word/2010/wordprocessingInk" xmlns:wne="http://schemas.microsoft.com/office/word/2006/wordml" xmlns:wps="http://schemas.microsoft.com/office/word/2010/wordprocessingShape" mc:Ignorable="w14 w15 w16se w16cid w16 w16cex w16sdtdh w16sdtfl w16du wp14">
   <w:body>
+    <w:p>
+      <w:pPr>
+        <w:rPr>
+          <w:b/>
+          <w:bCs/>
+          <w:sz w:val="28"/>
+          <w:szCs w:val="28"/>
+        </w:rPr>
+      </w:pPr>
+      <w:r>
+        <w:rPr>
+          <w:b/>
+          <w:bCs/>
+          <w:sz w:val="28"/>
+          <w:szCs w:val="28"/>
+        </w:rPr>
+        <w:t>COMPLETE SPRINT PLAN:</w:t>
+      </w:r>
+    </w:p>
     <w:p>
       <w:pPr>
         <w:rPr>
@@ -789,6 +808,7 @@
           <w:sz w:val="28"/>
           <w:szCs w:val="28"/>
         </w:rPr>
+        <w:lastRenderedPageBreak/>
         <w:t>Subtotal = 7</w:t>
       </w:r>
     </w:p>
@@ -808,7 +828,6 @@
           <w:sz w:val="28"/>
           <w:szCs w:val="28"/>
         </w:rPr>
-        <w:lastRenderedPageBreak/>
         <w:t>Sprint 1 Total</w:t>
       </w:r>
     </w:p>
@@ -1510,7 +1529,6 @@
           <w:sz w:val="28"/>
           <w:szCs w:val="28"/>
         </w:rPr>
-        <w:lastRenderedPageBreak/>
         <w:t>EP07 – Ticket Booking</w:t>
       </w:r>
     </w:p>
@@ -2286,7 +2304,6 @@
           <w:sz w:val="28"/>
           <w:szCs w:val="28"/>
         </w:rPr>
-        <w:lastRenderedPageBreak/>
         <w:t>EP07 – Ticket Booking</w:t>
       </w:r>
     </w:p>
@@ -2946,7 +2963,6 @@
           <w:sz w:val="28"/>
           <w:szCs w:val="28"/>
         </w:rPr>
-        <w:lastRenderedPageBreak/>
         <w:t>EP07 – Ticket Booking</w:t>
       </w:r>
     </w:p>
@@ -3531,7 +3547,6 @@
           <w:sz w:val="28"/>
           <w:szCs w:val="28"/>
         </w:rPr>
-        <w:lastRenderedPageBreak/>
         <w:t>RELEASE 2 – User Experience Improvements</w:t>
       </w:r>
     </w:p>
@@ -4245,7 +4260,6 @@
           <w:sz w:val="28"/>
           <w:szCs w:val="28"/>
         </w:rPr>
-        <w:lastRenderedPageBreak/>
         <w:t>Sprint 6</w:t>
       </w:r>
     </w:p>
@@ -4940,7 +4954,6 @@
           <w:sz w:val="28"/>
           <w:szCs w:val="28"/>
         </w:rPr>
-        <w:lastRenderedPageBreak/>
         <w:t>RELEASE 3 – Ticket Cancellation &amp; Refund</w:t>
       </w:r>
     </w:p>
@@ -5660,6 +5673,7 @@
                 <w:sz w:val="28"/>
                 <w:szCs w:val="28"/>
               </w:rPr>
+              <w:lastRenderedPageBreak/>
               <w:t>TCUS005 Refund ticket</w:t>
             </w:r>
           </w:p>
@@ -5715,7 +5729,6 @@
                 <w:sz w:val="28"/>
                 <w:szCs w:val="28"/>
               </w:rPr>
-              <w:lastRenderedPageBreak/>
               <w:t>TCUS006 Update refund transaction</w:t>
             </w:r>
           </w:p>
@@ -6592,6 +6605,7 @@
                 <w:sz w:val="28"/>
                 <w:szCs w:val="28"/>
               </w:rPr>
+              <w:lastRenderedPageBreak/>
               <w:t>Sprint 3</w:t>
             </w:r>
           </w:p>
@@ -6663,7 +6677,6 @@
                 <w:sz w:val="28"/>
                 <w:szCs w:val="28"/>
               </w:rPr>
-              <w:lastRenderedPageBreak/>
               <w:t>Sprint 4</w:t>
             </w:r>
           </w:p>
@@ -14842,6 +14855,7 @@
   <w:style w:type="character" w:default="1" w:styleId="DefaultParagraphFont">
     <w:name w:val="Default Paragraph Font"/>
     <w:uiPriority w:val="1"/>
+    <w:semiHidden/>
     <w:unhideWhenUsed/>
   </w:style>
   <w:style w:type="table" w:default="1" w:styleId="TableNormal">
